--- a/Tiquetes Electrónicos.docx
+++ b/Tiquetes Electrónicos.docx
@@ -58,11 +58,13 @@
         </w:numPr>
         <w:spacing w:after="0" w:line="240" w:lineRule="auto"/>
         <w:rPr>
+          <w:b/>
           <w:lang w:val="en-US"/>
         </w:rPr>
       </w:pPr>
       <w:r>
         <w:rPr>
+          <w:b/>
           <w:lang w:val="en-US"/>
         </w:rPr>
         <w:t>-Frontend</w:t>
@@ -91,8 +93,14 @@
           <w:numId w:val="7"/>
         </w:numPr>
         <w:spacing w:after="0" w:line="240" w:lineRule="auto"/>
-      </w:pPr>
-      <w:r>
+        <w:rPr>
+          <w:b/>
+        </w:rPr>
+      </w:pPr>
+      <w:r>
+        <w:rPr>
+          <w:b/>
+        </w:rPr>
         <w:t>-Backend</w:t>
       </w:r>
     </w:p>
@@ -113,8 +121,14 @@
           <w:numId w:val="7"/>
         </w:numPr>
         <w:spacing w:after="0" w:line="240" w:lineRule="auto"/>
-      </w:pPr>
-      <w:r>
+        <w:rPr>
+          <w:b/>
+        </w:rPr>
+      </w:pPr>
+      <w:r>
+        <w:rPr>
+          <w:b/>
+        </w:rPr>
         <w:t>-Escáner QR</w:t>
       </w:r>
     </w:p>
@@ -135,8 +149,14 @@
           <w:numId w:val="7"/>
         </w:numPr>
         <w:spacing w:after="0" w:line="240" w:lineRule="auto"/>
-      </w:pPr>
-      <w:r>
+        <w:rPr>
+          <w:b/>
+        </w:rPr>
+      </w:pPr>
+      <w:r>
+        <w:rPr>
+          <w:b/>
+        </w:rPr>
         <w:t>-Reportes</w:t>
       </w:r>
     </w:p>
@@ -157,8 +177,14 @@
           <w:numId w:val="7"/>
         </w:numPr>
         <w:spacing w:after="0" w:line="240" w:lineRule="auto"/>
-      </w:pPr>
-      <w:r>
+        <w:rPr>
+          <w:b/>
+        </w:rPr>
+      </w:pPr>
+      <w:r>
+        <w:rPr>
+          <w:b/>
+        </w:rPr>
         <w:t>-Gráficas</w:t>
       </w:r>
     </w:p>
@@ -179,8 +205,14 @@
           <w:numId w:val="7"/>
         </w:numPr>
         <w:spacing w:after="0" w:line="240" w:lineRule="auto"/>
-      </w:pPr>
-      <w:r>
+        <w:rPr>
+          <w:b/>
+        </w:rPr>
+      </w:pPr>
+      <w:r>
+        <w:rPr>
+          <w:b/>
+        </w:rPr>
         <w:t>-IA — anomalías</w:t>
       </w:r>
     </w:p>
@@ -201,9 +233,30 @@
           <w:numId w:val="7"/>
         </w:numPr>
         <w:spacing w:after="0" w:line="240" w:lineRule="auto"/>
-      </w:pPr>
-      <w:r>
-        <w:t xml:space="preserve">-el deploy sería: frontend en Static Web Apps, </w:t>
+        <w:rPr>
+          <w:b/>
+        </w:rPr>
+      </w:pPr>
+      <w:r>
+        <w:rPr>
+          <w:b/>
+        </w:rPr>
+        <w:t>-deploy</w:t>
+      </w:r>
+      <w:r>
+        <w:rPr>
+          <w:b/>
+        </w:rPr>
+        <w:t xml:space="preserve">: </w:t>
+      </w:r>
+    </w:p>
+    <w:p>
+      <w:pPr>
+        <w:pStyle w:val="Prrafodelista"/>
+        <w:spacing w:after="0" w:line="240" w:lineRule="auto"/>
+      </w:pPr>
+      <w:r>
+        <w:t xml:space="preserve">frontend en Static Web Apps, </w:t>
       </w:r>
       <w:r>
         <w:t>Backend</w:t>
@@ -212,41 +265,142 @@
         <w:t xml:space="preserve"> en App Service, base de datos en</w:t>
       </w:r>
       <w:r>
-        <w:t xml:space="preserve"> Azure </w:t>
+        <w:t xml:space="preserve"> Azure Database</w:t>
+      </w:r>
+    </w:p>
+    <w:p>
+      <w:pPr>
+        <w:pStyle w:val="Prrafodelista"/>
+        <w:numPr>
+          <w:ilvl w:val="0"/>
+          <w:numId w:val="7"/>
+        </w:numPr>
+        <w:spacing w:after="0" w:line="240" w:lineRule="auto"/>
+      </w:pPr>
+      <w:r>
+        <w:rPr>
+          <w:b/>
+        </w:rPr>
+        <w:t xml:space="preserve">CI/CD con </w:t>
+      </w:r>
+      <w:proofErr w:type="spellStart"/>
+      <w:r>
+        <w:rPr>
+          <w:b/>
+        </w:rPr>
+        <w:t>GitLab</w:t>
+      </w:r>
+      <w:proofErr w:type="spellEnd"/>
+      <w:r>
+        <w:rPr>
+          <w:b/>
+        </w:rPr>
+        <w:t>:</w:t>
+      </w:r>
+      <w:r>
+        <w:t xml:space="preserve"> Con esto realizamos el deploy </w:t>
+      </w:r>
+      <w:proofErr w:type="spellStart"/>
+      <w:r>
+        <w:t>automatico</w:t>
+      </w:r>
+      <w:proofErr w:type="spellEnd"/>
+      <w:r>
+        <w:t xml:space="preserve"> con </w:t>
+      </w:r>
+      <w:r>
+        <w:rPr>
+          <w:b/>
+        </w:rPr>
+        <w:t>AZURE</w:t>
+      </w:r>
+      <w:r>
+        <w:t xml:space="preserve">, </w:t>
       </w:r>
       <w:proofErr w:type="gramStart"/>
       <w:r>
-        <w:t xml:space="preserve">Database </w:t>
-      </w:r>
-      <w:r>
-        <w:t xml:space="preserve"> PostgreSQL</w:t>
-      </w:r>
+        <w:t>con .</w:t>
+      </w:r>
+      <w:proofErr w:type="spellStart"/>
       <w:proofErr w:type="gramEnd"/>
       <w:r>
-        <w:t>,</w:t>
-      </w:r>
-      <w:r>
-        <w:t xml:space="preserve"> todo conectado con variables de entorno desde el portal de Azure</w:t>
-      </w:r>
-      <w:r>
-        <w:rPr>
-          <w:color w:val="FF0000"/>
-          <w:sz w:val="36"/>
-          <w:szCs w:val="36"/>
-        </w:rPr>
-        <w:t>.</w:t>
-      </w:r>
-    </w:p>
-    <w:p>
-      <w:pPr>
-        <w:spacing w:after="0" w:line="240" w:lineRule="auto"/>
-        <w:rPr>
-          <w:b/>
-          <w:color w:val="FF0000"/>
-          <w:sz w:val="36"/>
-          <w:szCs w:val="36"/>
-        </w:rPr>
-      </w:pPr>
+        <w:t>gitlab-ci.yml</w:t>
+      </w:r>
+      <w:proofErr w:type="spellEnd"/>
+      <w:r>
+        <w:t xml:space="preserve"> para correr los test, agrega un </w:t>
+      </w:r>
+      <w:proofErr w:type="spellStart"/>
+      <w:r>
+        <w:t>pipelune</w:t>
+      </w:r>
+      <w:proofErr w:type="spellEnd"/>
+      <w:r>
+        <w:t xml:space="preserve">, vamos a meter la App en un contenedor </w:t>
+      </w:r>
+      <w:r>
+        <w:rPr>
+          <w:b/>
+        </w:rPr>
+        <w:t>DOCKER</w:t>
+      </w:r>
+      <w:r>
+        <w:t xml:space="preserve"> y </w:t>
+      </w:r>
+      <w:proofErr w:type="spellStart"/>
+      <w:r>
+        <w:t>azure</w:t>
+      </w:r>
+      <w:proofErr w:type="spellEnd"/>
+      <w:r>
+        <w:t xml:space="preserve"> lo corre. </w:t>
+      </w:r>
+    </w:p>
+    <w:p>
+      <w:pPr>
+        <w:pStyle w:val="Prrafodelista"/>
+        <w:numPr>
+          <w:ilvl w:val="0"/>
+          <w:numId w:val="7"/>
+        </w:numPr>
+        <w:spacing w:after="0" w:line="240" w:lineRule="auto"/>
+      </w:pPr>
+      <w:proofErr w:type="spellStart"/>
+      <w:r>
+        <w:rPr>
+          <w:b/>
+        </w:rPr>
+        <w:t>Testing</w:t>
+      </w:r>
+      <w:proofErr w:type="spellEnd"/>
+      <w:r>
+        <w:rPr>
+          <w:b/>
+        </w:rPr>
+        <w:t>:</w:t>
+      </w:r>
+      <w:r>
+        <w:t xml:space="preserve"> Con NestJS que viene configurado con </w:t>
+      </w:r>
+      <w:proofErr w:type="spellStart"/>
+      <w:r>
+        <w:t>Jest</w:t>
+      </w:r>
+      <w:proofErr w:type="spellEnd"/>
+      <w:r>
+        <w:t>. Agre</w:t>
+      </w:r>
+      <w:r>
+        <w:t xml:space="preserve">gamos </w:t>
+      </w:r>
+      <w:proofErr w:type="spellStart"/>
+      <w:r>
+        <w:t>unit</w:t>
+      </w:r>
+      <w:proofErr w:type="spellEnd"/>
+      <w:r>
+        <w:t xml:space="preserve"> test.</w:t>
+      </w:r>
     </w:p>
     <w:p>
       <w:pPr>
@@ -366,13 +520,7 @@
         <w:rPr>
           <w:rStyle w:val="Textoennegrita"/>
         </w:rPr>
-        <w:t>Súper</w:t>
-      </w:r>
-      <w:r>
-        <w:rPr>
-          <w:rStyle w:val="Textoennegrita"/>
-        </w:rPr>
-        <w:t xml:space="preserve"> Admin</w:t>
+        <w:t>Súper Admin</w:t>
       </w:r>
       <w:r>
         <w:t xml:space="preserve"> — único, es el que configura la app desde cero. </w:t>
@@ -397,19 +545,7 @@
         <w:t xml:space="preserve"> </w:t>
       </w:r>
       <w:r>
-        <w:t xml:space="preserve">Puede crear y eliminar empleados, puede </w:t>
-      </w:r>
-      <w:r>
-        <w:t>acceder</w:t>
-      </w:r>
-      <w:r>
-        <w:t xml:space="preserve"> a categorías, </w:t>
-      </w:r>
-      <w:r>
-        <w:t>cambiar</w:t>
-      </w:r>
-      <w:r>
-        <w:t xml:space="preserve"> precios, horarios.</w:t>
+        <w:t>Puede crear y eliminar empleados, puede acceder a categorías, cambiar precios, horarios.</w:t>
       </w:r>
     </w:p>
     <w:p>
@@ -434,16 +570,7 @@
       </w:r>
       <w:proofErr w:type="gramEnd"/>
       <w:r>
-        <w:t xml:space="preserve"> inicia sesión, ve todo: </w:t>
-      </w:r>
-      <w:r>
-        <w:t>Dashboard</w:t>
-      </w:r>
-      <w:r>
-        <w:t>, empleados, reportes, configuración y descuentos.</w:t>
-      </w:r>
-      <w:r>
-        <w:t xml:space="preserve"> Puede crear y eliminar empleados, puede acceder a categorías, cambiar precios, horarios. </w:t>
+        <w:t xml:space="preserve"> inicia sesión, ve todo: Dashboard, empleados, reportes, configuración y descuentos. Puede crear y eliminar empleados, puede acceder a categorías, cambiar precios, horarios. </w:t>
       </w:r>
     </w:p>
     <w:p>
@@ -563,7 +690,6 @@
           <w:rStyle w:val="Textoennegrita"/>
           <w:bCs w:val="0"/>
         </w:rPr>
-        <w:lastRenderedPageBreak/>
         <w:t>App admin (con login):</w:t>
       </w:r>
     </w:p>
@@ -659,6 +785,7 @@
       <w:pPr>
         <w:pStyle w:val="Prrafodelista"/>
         <w:spacing w:before="100" w:beforeAutospacing="1" w:after="0" w:line="240" w:lineRule="auto"/>
+        <w:ind w:left="643"/>
       </w:pPr>
     </w:p>
     <w:p>
@@ -696,10 +823,7 @@
         <w:spacing w:before="100" w:beforeAutospacing="1" w:after="0" w:line="240" w:lineRule="auto"/>
       </w:pPr>
       <w:r>
-        <w:t xml:space="preserve">Semanal: </w:t>
-      </w:r>
-      <w:r>
-        <w:t>botón fijo "Descargar semana anterior", sin opciones, sin fechas.</w:t>
+        <w:t>Semanal: botón fijo "Descargar semana anterior", sin opciones, sin fechas.</w:t>
       </w:r>
     </w:p>
     <w:p>
@@ -822,8 +946,6 @@
           <w:color w:val="000000" w:themeColor="text1"/>
         </w:rPr>
       </w:pPr>
-      <w:bookmarkStart w:id="0" w:name="_GoBack"/>
-      <w:bookmarkEnd w:id="0"/>
     </w:p>
     <w:p>
       <w:pPr>
@@ -909,31 +1031,32 @@
           <w:szCs w:val="36"/>
         </w:rPr>
       </w:pPr>
-      <w:proofErr w:type="spellStart"/>
-      <w:r>
+    </w:p>
+    <w:p>
+      <w:pPr>
+        <w:spacing w:after="0" w:line="240" w:lineRule="auto"/>
         <w:rPr>
           <w:b/>
           <w:color w:val="FF0000"/>
           <w:sz w:val="36"/>
           <w:szCs w:val="36"/>
         </w:rPr>
-        <w:t>Ejecucion</w:t>
-      </w:r>
-      <w:proofErr w:type="spellEnd"/>
-      <w:r>
+      </w:pPr>
+    </w:p>
+    <w:p>
+      <w:pPr>
+        <w:spacing w:after="0" w:line="240" w:lineRule="auto"/>
         <w:rPr>
           <w:b/>
           <w:color w:val="FF0000"/>
           <w:sz w:val="36"/>
           <w:szCs w:val="36"/>
         </w:rPr>
-        <w:t xml:space="preserve"> del proyecto</w:t>
-      </w:r>
-    </w:p>
-    <w:p>
-      <w:pPr>
-        <w:spacing w:after="0" w:line="240" w:lineRule="auto"/>
-        <w:jc w:val="center"/>
+      </w:pPr>
+    </w:p>
+    <w:p>
+      <w:pPr>
+        <w:spacing w:after="0" w:line="240" w:lineRule="auto"/>
         <w:rPr>
           <w:b/>
           <w:color w:val="FF0000"/>
@@ -947,6 +1070,257 @@
         <w:spacing w:after="0" w:line="240" w:lineRule="auto"/>
         <w:rPr>
           <w:b/>
+          <w:color w:val="FF0000"/>
+          <w:sz w:val="36"/>
+          <w:szCs w:val="36"/>
+        </w:rPr>
+      </w:pPr>
+      <w:r>
+        <w:rPr>
+          <w:b/>
+          <w:color w:val="FF0000"/>
+          <w:sz w:val="36"/>
+          <w:szCs w:val="36"/>
+        </w:rPr>
+        <w:t>Tablas del Proyecto:</w:t>
+      </w:r>
+    </w:p>
+    <w:p>
+      <w:pPr>
+        <w:spacing w:after="0" w:line="240" w:lineRule="auto"/>
+        <w:rPr>
+          <w:color w:val="000000" w:themeColor="text1"/>
+        </w:rPr>
+      </w:pPr>
+      <w:r>
+        <w:rPr>
+          <w:color w:val="000000" w:themeColor="text1"/>
+        </w:rPr>
+        <w:lastRenderedPageBreak/>
+        <w:t>La</w:t>
+      </w:r>
+      <w:r>
+        <w:rPr>
+          <w:color w:val="000000" w:themeColor="text1"/>
+        </w:rPr>
+        <w:t xml:space="preserve">s tablas del proyecto van a ser: </w:t>
+      </w:r>
+    </w:p>
+    <w:p>
+      <w:pPr>
+        <w:pStyle w:val="Prrafodelista"/>
+        <w:numPr>
+          <w:ilvl w:val="0"/>
+          <w:numId w:val="18"/>
+        </w:numPr>
+        <w:spacing w:after="0" w:line="240" w:lineRule="auto"/>
+        <w:rPr>
+          <w:color w:val="000000" w:themeColor="text1"/>
+        </w:rPr>
+      </w:pPr>
+      <w:proofErr w:type="spellStart"/>
+      <w:r>
+        <w:rPr>
+          <w:rStyle w:val="Textoennegrita"/>
+        </w:rPr>
+        <w:t>users</w:t>
+      </w:r>
+      <w:proofErr w:type="spellEnd"/>
+      <w:r>
+        <w:t xml:space="preserve"> — usuarios del sistema (</w:t>
+      </w:r>
+      <w:proofErr w:type="spellStart"/>
+      <w:r>
+        <w:t>Super</w:t>
+      </w:r>
+      <w:proofErr w:type="spellEnd"/>
+      <w:r>
+        <w:t xml:space="preserve"> Admin, Admin, Cajero)</w:t>
+      </w:r>
+    </w:p>
+    <w:p>
+      <w:pPr>
+        <w:pStyle w:val="Prrafodelista"/>
+        <w:numPr>
+          <w:ilvl w:val="0"/>
+          <w:numId w:val="17"/>
+        </w:numPr>
+        <w:spacing w:after="0" w:line="240" w:lineRule="auto"/>
+        <w:rPr>
+          <w:color w:val="000000" w:themeColor="text1"/>
+        </w:rPr>
+      </w:pPr>
+      <w:proofErr w:type="spellStart"/>
+      <w:r>
+        <w:rPr>
+          <w:rStyle w:val="Textoennegrita"/>
+        </w:rPr>
+        <w:t>categories</w:t>
+      </w:r>
+      <w:proofErr w:type="spellEnd"/>
+      <w:r>
+        <w:t xml:space="preserve"> — Operativo, Profesional, Gerencial con sus costos</w:t>
+      </w:r>
+    </w:p>
+    <w:p>
+      <w:pPr>
+        <w:pStyle w:val="Prrafodelista"/>
+        <w:numPr>
+          <w:ilvl w:val="0"/>
+          <w:numId w:val="17"/>
+        </w:numPr>
+        <w:spacing w:after="0" w:line="240" w:lineRule="auto"/>
+        <w:rPr>
+          <w:color w:val="000000" w:themeColor="text1"/>
+        </w:rPr>
+      </w:pPr>
+      <w:proofErr w:type="spellStart"/>
+      <w:r>
+        <w:rPr>
+          <w:rStyle w:val="Textoennegrita"/>
+        </w:rPr>
+        <w:t>employees</w:t>
+      </w:r>
+      <w:proofErr w:type="spellEnd"/>
+      <w:r>
+        <w:t xml:space="preserve"> — empleados con su categoría y tipo de jornada</w:t>
+      </w:r>
+    </w:p>
+    <w:p>
+      <w:pPr>
+        <w:pStyle w:val="Prrafodelista"/>
+        <w:numPr>
+          <w:ilvl w:val="0"/>
+          <w:numId w:val="17"/>
+        </w:numPr>
+        <w:spacing w:after="0" w:line="240" w:lineRule="auto"/>
+        <w:rPr>
+          <w:color w:val="000000" w:themeColor="text1"/>
+        </w:rPr>
+      </w:pPr>
+      <w:r>
+        <w:rPr>
+          <w:rStyle w:val="Textoennegrita"/>
+        </w:rPr>
+        <w:t>records</w:t>
+      </w:r>
+      <w:r>
+        <w:t xml:space="preserve"> — cada escaneo registrado con el monto en ese momento</w:t>
+      </w:r>
+    </w:p>
+    <w:p>
+      <w:pPr>
+        <w:pStyle w:val="Prrafodelista"/>
+        <w:numPr>
+          <w:ilvl w:val="0"/>
+          <w:numId w:val="17"/>
+        </w:numPr>
+        <w:spacing w:after="0" w:line="240" w:lineRule="auto"/>
+        <w:rPr>
+          <w:color w:val="000000" w:themeColor="text1"/>
+        </w:rPr>
+      </w:pPr>
+      <w:proofErr w:type="spellStart"/>
+      <w:r>
+        <w:rPr>
+          <w:rStyle w:val="Textoennegrita"/>
+        </w:rPr>
+        <w:t>schedule</w:t>
+      </w:r>
+      <w:proofErr w:type="spellEnd"/>
+      <w:r>
+        <w:t xml:space="preserve"> — los rangos horarios de desayuno y almuerzo</w:t>
+      </w:r>
+    </w:p>
+    <w:p>
+      <w:pPr>
+        <w:spacing w:after="0" w:line="240" w:lineRule="auto"/>
+        <w:rPr>
+          <w:b/>
+          <w:color w:val="FF0000"/>
+          <w:sz w:val="36"/>
+          <w:szCs w:val="36"/>
+        </w:rPr>
+      </w:pPr>
+    </w:p>
+    <w:p>
+      <w:pPr>
+        <w:spacing w:after="0" w:line="240" w:lineRule="auto"/>
+        <w:rPr>
+          <w:b/>
+          <w:color w:val="FF0000"/>
+          <w:sz w:val="36"/>
+          <w:szCs w:val="36"/>
+        </w:rPr>
+      </w:pPr>
+    </w:p>
+    <w:p>
+      <w:pPr>
+        <w:spacing w:after="0" w:line="240" w:lineRule="auto"/>
+        <w:jc w:val="center"/>
+        <w:rPr>
+          <w:b/>
+          <w:color w:val="FF0000"/>
+          <w:sz w:val="36"/>
+          <w:szCs w:val="36"/>
+        </w:rPr>
+      </w:pPr>
+    </w:p>
+    <w:p>
+      <w:pPr>
+        <w:spacing w:after="0" w:line="240" w:lineRule="auto"/>
+        <w:rPr>
+          <w:b/>
+          <w:color w:val="FF0000"/>
+          <w:sz w:val="36"/>
+          <w:szCs w:val="36"/>
+        </w:rPr>
+      </w:pPr>
+    </w:p>
+    <w:p>
+      <w:pPr>
+        <w:spacing w:after="0" w:line="240" w:lineRule="auto"/>
+        <w:rPr>
+          <w:b/>
+          <w:color w:val="FF0000"/>
+          <w:sz w:val="36"/>
+          <w:szCs w:val="36"/>
+        </w:rPr>
+      </w:pPr>
+      <w:proofErr w:type="spellStart"/>
+      <w:r>
+        <w:rPr>
+          <w:b/>
+          <w:color w:val="FF0000"/>
+          <w:sz w:val="36"/>
+          <w:szCs w:val="36"/>
+        </w:rPr>
+        <w:t>Ejecucion</w:t>
+      </w:r>
+      <w:proofErr w:type="spellEnd"/>
+      <w:r>
+        <w:rPr>
+          <w:b/>
+          <w:color w:val="FF0000"/>
+          <w:sz w:val="36"/>
+          <w:szCs w:val="36"/>
+        </w:rPr>
+        <w:t xml:space="preserve"> del proyecto</w:t>
+      </w:r>
+    </w:p>
+    <w:p>
+      <w:pPr>
+        <w:spacing w:after="0" w:line="240" w:lineRule="auto"/>
+        <w:rPr>
+          <w:b/>
+        </w:rPr>
+      </w:pPr>
+    </w:p>
+    <w:p>
+      <w:pPr>
+        <w:spacing w:after="0" w:line="240" w:lineRule="auto"/>
+        <w:rPr>
+          <w:b/>
         </w:rPr>
       </w:pPr>
       <w:r>
@@ -1081,365 +1455,4421 @@
         <w:rPr>
           <w:b/>
         </w:rPr>
+        <w:t>Pantalla de escaneo (el corazón del proyecto)</w:t>
+      </w:r>
+    </w:p>
+    <w:p>
+      <w:pPr>
+        <w:spacing w:after="0" w:line="240" w:lineRule="auto"/>
+        <w:rPr>
+          <w:b/>
+        </w:rPr>
+      </w:pPr>
+      <w:r>
+        <w:rPr>
+          <w:b/>
+        </w:rPr>
+        <w:t>~4 días — lo nuevo más importante</w:t>
+      </w:r>
+    </w:p>
+    <w:p>
+      <w:pPr>
+        <w:spacing w:after="0" w:line="240" w:lineRule="auto"/>
+        <w:rPr>
+          <w:b/>
+        </w:rPr>
+      </w:pPr>
+      <w:r>
+        <w:rPr>
+          <w:b/>
+        </w:rPr>
+        <w:t>Integrar html5-qrcode para leer el carnet desde la cámara</w:t>
+      </w:r>
+    </w:p>
+    <w:p>
+      <w:pPr>
+        <w:spacing w:after="0" w:line="240" w:lineRule="auto"/>
+        <w:rPr>
+          <w:b/>
+        </w:rPr>
+      </w:pPr>
+      <w:r>
+        <w:rPr>
+          <w:b/>
+        </w:rPr>
+        <w:t>Backend detecta el tipo por hora y valida el rango configurado</w:t>
+      </w:r>
+    </w:p>
+    <w:p>
+      <w:pPr>
+        <w:spacing w:after="0" w:line="240" w:lineRule="auto"/>
+        <w:rPr>
+          <w:b/>
+        </w:rPr>
+      </w:pPr>
+      <w:r>
+        <w:rPr>
+          <w:b/>
+        </w:rPr>
+        <w:t>Registra el consumo y devuelve confirmación en menos de 2 segundos</w:t>
+      </w:r>
+    </w:p>
+    <w:p>
+      <w:pPr>
+        <w:spacing w:after="0" w:line="240" w:lineRule="auto"/>
+        <w:rPr>
+          <w:b/>
+        </w:rPr>
+      </w:pPr>
+      <w:r>
+        <w:rPr>
+          <w:b/>
+        </w:rPr>
+        <w:t>UI responsiva optimizada para celular del cajero</w:t>
+      </w:r>
+    </w:p>
+    <w:p>
+      <w:pPr>
+        <w:spacing w:after="0" w:line="240" w:lineRule="auto"/>
+        <w:rPr>
+          <w:b/>
+        </w:rPr>
+      </w:pPr>
+    </w:p>
+    <w:p>
+      <w:pPr>
+        <w:spacing w:after="0" w:line="240" w:lineRule="auto"/>
+        <w:rPr>
+          <w:b/>
+        </w:rPr>
+      </w:pPr>
+      <w:r>
+        <w:rPr>
+          <w:b/>
+        </w:rPr>
+        <w:t>Dashboard y exportación</w:t>
+      </w:r>
+    </w:p>
+    <w:p>
+      <w:pPr>
+        <w:spacing w:after="0" w:line="240" w:lineRule="auto"/>
+        <w:rPr>
+          <w:b/>
+        </w:rPr>
+      </w:pPr>
+      <w:r>
+        <w:rPr>
+          <w:b/>
+        </w:rPr>
+        <w:t>~4 días — mezcla de conocido y nuevo</w:t>
+      </w:r>
+    </w:p>
+    <w:p>
+      <w:pPr>
+        <w:spacing w:after="0" w:line="240" w:lineRule="auto"/>
+        <w:rPr>
+          <w:b/>
+        </w:rPr>
+      </w:pPr>
+      <w:r>
+        <w:rPr>
+          <w:b/>
+        </w:rPr>
+        <w:t>Dashboard admin: consumo diario, semanal, por departamento</w:t>
+      </w:r>
+    </w:p>
+    <w:p>
+      <w:pPr>
+        <w:spacing w:after="0" w:line="240" w:lineRule="auto"/>
+        <w:rPr>
+          <w:b/>
+        </w:rPr>
+      </w:pPr>
+      <w:r>
+        <w:rPr>
+          <w:b/>
+        </w:rPr>
+        <w:t>Gráficas con Recharts</w:t>
+      </w:r>
+    </w:p>
+    <w:p>
+      <w:pPr>
+        <w:spacing w:after="0" w:line="240" w:lineRule="auto"/>
+        <w:rPr>
+          <w:b/>
+        </w:rPr>
+      </w:pPr>
+      <w:r>
+        <w:rPr>
+          <w:b/>
+        </w:rPr>
+        <w:t>Exportación a Excel con ExcelJS: filtros por semana, empleado, tipo</w:t>
+      </w:r>
+    </w:p>
+    <w:p>
+      <w:pPr>
+        <w:spacing w:after="0" w:line="240" w:lineRule="auto"/>
+        <w:rPr>
+          <w:b/>
+        </w:rPr>
+      </w:pPr>
+      <w:r>
+        <w:rPr>
+          <w:b/>
+        </w:rPr>
+        <w:t>Vista de planilla: solo ve el reporte de descuentos</w:t>
+      </w:r>
+    </w:p>
+    <w:p>
+      <w:pPr>
+        <w:spacing w:after="0" w:line="240" w:lineRule="auto"/>
+        <w:rPr>
+          <w:b/>
+        </w:rPr>
+      </w:pPr>
+    </w:p>
+    <w:p>
+      <w:pPr>
+        <w:spacing w:after="0" w:line="240" w:lineRule="auto"/>
+        <w:rPr>
+          <w:b/>
+        </w:rPr>
+      </w:pPr>
+    </w:p>
+    <w:p>
+      <w:pPr>
+        <w:spacing w:after="0" w:line="240" w:lineRule="auto"/>
+        <w:rPr>
+          <w:b/>
+        </w:rPr>
+      </w:pPr>
+      <w:r>
+        <w:rPr>
+          <w:b/>
+        </w:rPr>
+        <w:t>Detección de anomalías con IA</w:t>
+      </w:r>
+    </w:p>
+    <w:p>
+      <w:pPr>
+        <w:spacing w:after="0" w:line="240" w:lineRule="auto"/>
+        <w:rPr>
+          <w:b/>
+        </w:rPr>
+      </w:pPr>
+      <w:r>
+        <w:rPr>
+          <w:b/>
+        </w:rPr>
+        <w:t>~3 días — lo diferenciador</w:t>
+      </w:r>
+    </w:p>
+    <w:p>
+      <w:pPr>
+        <w:spacing w:after="0" w:line="240" w:lineRule="auto"/>
+        <w:rPr>
+          <w:b/>
+        </w:rPr>
+      </w:pPr>
+      <w:r>
+        <w:rPr>
+          <w:b/>
+        </w:rPr>
+        <w:t>Job automático que corre cada noche y analiza los registros del día</w:t>
+      </w:r>
+    </w:p>
+    <w:p>
+      <w:pPr>
+        <w:spacing w:after="0" w:line="240" w:lineRule="auto"/>
+        <w:rPr>
+          <w:b/>
+        </w:rPr>
+      </w:pPr>
+      <w:r>
+        <w:rPr>
+          <w:b/>
+        </w:rPr>
+        <w:t>Detecta: doble escaneo en menos de 30 min, consumo fuera de horario, picos inusuales</w:t>
+      </w:r>
+    </w:p>
+    <w:p>
+      <w:pPr>
+        <w:spacing w:after="0" w:line="240" w:lineRule="auto"/>
+        <w:rPr>
+          <w:b/>
+        </w:rPr>
+      </w:pPr>
+      <w:r>
+        <w:rPr>
+          <w:b/>
+        </w:rPr>
+        <w:t>Anthropic API redacta la alerta en lenguaje natural</w:t>
+      </w:r>
+    </w:p>
+    <w:p>
+      <w:pPr>
+        <w:spacing w:after="0" w:line="240" w:lineRule="auto"/>
+        <w:rPr>
+          <w:b/>
+        </w:rPr>
+      </w:pPr>
+      <w:r>
+        <w:rPr>
+          <w:b/>
+        </w:rPr>
+        <w:t xml:space="preserve">El admin ve las alertas en el </w:t>
+      </w:r>
+      <w:proofErr w:type="spellStart"/>
+      <w:r>
+        <w:rPr>
+          <w:b/>
+        </w:rPr>
+        <w:t>dashboard</w:t>
+      </w:r>
+      <w:proofErr w:type="spellEnd"/>
+      <w:r>
+        <w:rPr>
+          <w:b/>
+        </w:rPr>
+        <w:t xml:space="preserve"> con detalle</w:t>
+      </w:r>
+    </w:p>
+    <w:p>
+      <w:pPr>
+        <w:spacing w:after="0" w:line="240" w:lineRule="auto"/>
+        <w:rPr>
+          <w:b/>
+        </w:rPr>
+      </w:pPr>
+    </w:p>
+    <w:p>
+      <w:pPr>
+        <w:spacing w:after="0" w:line="240" w:lineRule="auto"/>
+        <w:rPr>
+          <w:b/>
+        </w:rPr>
+      </w:pPr>
+      <w:r>
+        <w:rPr>
+          <w:b/>
+        </w:rPr>
+        <w:t>Pulido y deploy</w:t>
+      </w:r>
+    </w:p>
+    <w:p>
+      <w:pPr>
+        <w:spacing w:after="0" w:line="240" w:lineRule="auto"/>
+        <w:rPr>
+          <w:b/>
+        </w:rPr>
+      </w:pPr>
+      <w:r>
+        <w:rPr>
+          <w:b/>
+        </w:rPr>
+        <w:t>~2 días</w:t>
+      </w:r>
+    </w:p>
+    <w:p>
+      <w:pPr>
+        <w:spacing w:after="0" w:line="240" w:lineRule="auto"/>
+        <w:rPr>
+          <w:b/>
+        </w:rPr>
+      </w:pPr>
+      <w:r>
+        <w:rPr>
+          <w:b/>
+        </w:rPr>
+        <w:t>Manejo de errores y casos borde (cédula no registrada, fuera de horario)</w:t>
+      </w:r>
+    </w:p>
+    <w:p>
+      <w:pPr>
+        <w:spacing w:after="0" w:line="240" w:lineRule="auto"/>
+        <w:rPr>
+          <w:b/>
+        </w:rPr>
+      </w:pPr>
+      <w:r>
+        <w:rPr>
+          <w:b/>
+        </w:rPr>
+        <w:t>Variables de entorno, configuración de producción</w:t>
+      </w:r>
+    </w:p>
+    <w:p>
+      <w:pPr>
+        <w:spacing w:after="0" w:line="240" w:lineRule="auto"/>
+        <w:rPr>
+          <w:b/>
+        </w:rPr>
+      </w:pPr>
+      <w:r>
+        <w:rPr>
+          <w:b/>
+        </w:rPr>
+        <w:t>Deploy en Azure</w:t>
+      </w:r>
+    </w:p>
+    <w:p/>
+    <w:p/>
+    <w:p>
+      <w:pPr>
+        <w:spacing w:after="0" w:line="240" w:lineRule="auto"/>
+        <w:rPr>
+          <w:b/>
+          <w:color w:val="FF0000"/>
+          <w:sz w:val="36"/>
+          <w:szCs w:val="36"/>
+        </w:rPr>
+      </w:pPr>
+      <w:proofErr w:type="spellStart"/>
+      <w:r>
+        <w:rPr>
+          <w:b/>
+          <w:color w:val="FF0000"/>
+          <w:sz w:val="36"/>
+          <w:szCs w:val="36"/>
+        </w:rPr>
+        <w:t>Estrutra</w:t>
+      </w:r>
+      <w:proofErr w:type="spellEnd"/>
+      <w:r>
+        <w:rPr>
+          <w:b/>
+          <w:color w:val="FF0000"/>
+          <w:sz w:val="36"/>
+          <w:szCs w:val="36"/>
+        </w:rPr>
+        <w:t xml:space="preserve"> del Frontend: </w:t>
+      </w:r>
+    </w:p>
+    <w:p>
+      <w:pPr>
+        <w:spacing w:after="0" w:line="240" w:lineRule="auto"/>
+        <w:rPr>
+          <w:b/>
+          <w:color w:val="FF0000"/>
+          <w:sz w:val="36"/>
+          <w:szCs w:val="36"/>
+        </w:rPr>
+      </w:pPr>
+    </w:p>
+    <w:p>
+      <w:pPr>
+        <w:spacing w:after="0" w:line="240" w:lineRule="auto"/>
+        <w:rPr>
+          <w:sz w:val="24"/>
+          <w:szCs w:val="24"/>
+          <w:lang w:val="en-US"/>
+        </w:rPr>
+      </w:pPr>
+      <w:proofErr w:type="spellStart"/>
+      <w:r>
+        <w:rPr>
+          <w:sz w:val="24"/>
+          <w:szCs w:val="24"/>
+          <w:lang w:val="en-US"/>
+        </w:rPr>
+        <w:t>src</w:t>
+      </w:r>
+      <w:proofErr w:type="spellEnd"/>
+      <w:r>
+        <w:rPr>
+          <w:sz w:val="24"/>
+          <w:szCs w:val="24"/>
+          <w:lang w:val="en-US"/>
+        </w:rPr>
+        <w:t>/</w:t>
+      </w:r>
+    </w:p>
+    <w:p>
+      <w:pPr>
+        <w:spacing w:after="0" w:line="240" w:lineRule="auto"/>
+        <w:rPr>
+          <w:sz w:val="24"/>
+          <w:szCs w:val="24"/>
+          <w:lang w:val="en-US"/>
+        </w:rPr>
+      </w:pPr>
+      <w:r>
+        <w:rPr>
+          <w:rFonts w:ascii="Arial" w:hAnsi="Arial" w:cs="Arial"/>
+          <w:sz w:val="24"/>
+          <w:szCs w:val="24"/>
+          <w:lang w:val="en-US"/>
+        </w:rPr>
+        <w:t>├</w:t>
+      </w:r>
+      <w:r>
+        <w:rPr>
+          <w:rFonts w:ascii="Calibri" w:hAnsi="Calibri" w:cs="Calibri"/>
+          <w:sz w:val="24"/>
+          <w:szCs w:val="24"/>
+          <w:lang w:val="en-US"/>
+        </w:rPr>
+        <w:t>──</w:t>
+      </w:r>
+      <w:r>
+        <w:rPr>
+          <w:sz w:val="24"/>
+          <w:szCs w:val="24"/>
+          <w:lang w:val="en-US"/>
+        </w:rPr>
+        <w:t xml:space="preserve"> </w:t>
+      </w:r>
+      <w:proofErr w:type="spellStart"/>
+      <w:r>
+        <w:rPr>
+          <w:sz w:val="24"/>
+          <w:szCs w:val="24"/>
+          <w:lang w:val="en-US"/>
+        </w:rPr>
+        <w:t>api</w:t>
+      </w:r>
+      <w:proofErr w:type="spellEnd"/>
+      <w:r>
+        <w:rPr>
+          <w:sz w:val="24"/>
+          <w:szCs w:val="24"/>
+          <w:lang w:val="en-US"/>
+        </w:rPr>
+        <w:t>/</w:t>
+      </w:r>
+    </w:p>
+    <w:p>
+      <w:pPr>
+        <w:spacing w:after="0" w:line="240" w:lineRule="auto"/>
+        <w:rPr>
+          <w:sz w:val="24"/>
+          <w:szCs w:val="24"/>
+          <w:lang w:val="en-US"/>
+        </w:rPr>
+      </w:pPr>
+      <w:r>
+        <w:rPr>
+          <w:rFonts w:ascii="Arial" w:hAnsi="Arial" w:cs="Arial"/>
+          <w:sz w:val="24"/>
+          <w:szCs w:val="24"/>
+          <w:lang w:val="en-US"/>
+        </w:rPr>
+        <w:t>├</w:t>
+      </w:r>
+      <w:r>
+        <w:rPr>
+          <w:rFonts w:ascii="Calibri" w:hAnsi="Calibri" w:cs="Calibri"/>
+          <w:sz w:val="24"/>
+          <w:szCs w:val="24"/>
+          <w:lang w:val="en-US"/>
+        </w:rPr>
+        <w:t>──</w:t>
+      </w:r>
+      <w:r>
+        <w:rPr>
+          <w:sz w:val="24"/>
+          <w:szCs w:val="24"/>
+          <w:lang w:val="en-US"/>
+        </w:rPr>
+        <w:t xml:space="preserve"> components/</w:t>
+      </w:r>
+    </w:p>
+    <w:p>
+      <w:pPr>
+        <w:spacing w:after="0" w:line="240" w:lineRule="auto"/>
+        <w:rPr>
+          <w:sz w:val="24"/>
+          <w:szCs w:val="24"/>
+          <w:lang w:val="en-US"/>
+        </w:rPr>
+      </w:pPr>
+      <w:r>
+        <w:rPr>
+          <w:sz w:val="24"/>
+          <w:szCs w:val="24"/>
+          <w:lang w:val="en-US"/>
+        </w:rPr>
+        <w:t xml:space="preserve">    </w:t>
+      </w:r>
+      <w:r>
+        <w:rPr>
+          <w:rFonts w:ascii="Arial" w:hAnsi="Arial" w:cs="Arial"/>
+          <w:sz w:val="24"/>
+          <w:szCs w:val="24"/>
+          <w:lang w:val="en-US"/>
+        </w:rPr>
+        <w:t>├</w:t>
+      </w:r>
+      <w:r>
+        <w:rPr>
+          <w:rFonts w:ascii="Calibri" w:hAnsi="Calibri" w:cs="Calibri"/>
+          <w:sz w:val="24"/>
+          <w:szCs w:val="24"/>
+          <w:lang w:val="en-US"/>
+        </w:rPr>
+        <w:t>──</w:t>
+      </w:r>
+      <w:r>
+        <w:rPr>
+          <w:sz w:val="24"/>
+          <w:szCs w:val="24"/>
+          <w:lang w:val="en-US"/>
+        </w:rPr>
+        <w:t xml:space="preserve"> layout/</w:t>
+      </w:r>
+    </w:p>
+    <w:p>
+      <w:pPr>
+        <w:spacing w:after="0" w:line="240" w:lineRule="auto"/>
+        <w:rPr>
+          <w:sz w:val="24"/>
+          <w:szCs w:val="24"/>
+          <w:lang w:val="en-US"/>
+        </w:rPr>
+      </w:pPr>
+      <w:r>
+        <w:rPr>
+          <w:sz w:val="24"/>
+          <w:szCs w:val="24"/>
+          <w:lang w:val="en-US"/>
+        </w:rPr>
+        <w:t xml:space="preserve">    </w:t>
+      </w:r>
+      <w:r>
+        <w:rPr>
+          <w:rFonts w:ascii="Arial" w:hAnsi="Arial" w:cs="Arial"/>
+          <w:sz w:val="24"/>
+          <w:szCs w:val="24"/>
+          <w:lang w:val="en-US"/>
+        </w:rPr>
+        <w:t>├</w:t>
+      </w:r>
+      <w:r>
+        <w:rPr>
+          <w:rFonts w:ascii="Calibri" w:hAnsi="Calibri" w:cs="Calibri"/>
+          <w:sz w:val="24"/>
+          <w:szCs w:val="24"/>
+          <w:lang w:val="en-US"/>
+        </w:rPr>
+        <w:t>──</w:t>
+      </w:r>
+      <w:r>
+        <w:rPr>
+          <w:sz w:val="24"/>
+          <w:szCs w:val="24"/>
+          <w:lang w:val="en-US"/>
+        </w:rPr>
+        <w:t xml:space="preserve"> shared/</w:t>
+      </w:r>
+    </w:p>
+    <w:p>
+      <w:pPr>
+        <w:spacing w:after="0" w:line="240" w:lineRule="auto"/>
+        <w:rPr>
+          <w:sz w:val="24"/>
+          <w:szCs w:val="24"/>
+          <w:lang w:val="en-US"/>
+        </w:rPr>
+      </w:pPr>
+      <w:r>
+        <w:rPr>
+          <w:sz w:val="24"/>
+          <w:szCs w:val="24"/>
+          <w:lang w:val="en-US"/>
+        </w:rPr>
+        <w:t xml:space="preserve">     └── </w:t>
+      </w:r>
+      <w:proofErr w:type="spellStart"/>
+      <w:r>
+        <w:rPr>
+          <w:sz w:val="24"/>
+          <w:szCs w:val="24"/>
+          <w:lang w:val="en-US"/>
+        </w:rPr>
+        <w:t>ui</w:t>
+      </w:r>
+      <w:proofErr w:type="spellEnd"/>
+      <w:r>
+        <w:rPr>
+          <w:sz w:val="24"/>
+          <w:szCs w:val="24"/>
+          <w:lang w:val="en-US"/>
+        </w:rPr>
+        <w:t>/</w:t>
+      </w:r>
+    </w:p>
+    <w:p>
+      <w:pPr>
+        <w:spacing w:after="0" w:line="240" w:lineRule="auto"/>
+        <w:rPr>
+          <w:sz w:val="24"/>
+          <w:szCs w:val="24"/>
+          <w:lang w:val="en-US"/>
+        </w:rPr>
+      </w:pPr>
+      <w:r>
+        <w:rPr>
+          <w:rFonts w:ascii="Arial" w:hAnsi="Arial" w:cs="Arial"/>
+          <w:sz w:val="24"/>
+          <w:szCs w:val="24"/>
+          <w:lang w:val="en-US"/>
+        </w:rPr>
+        <w:t>├</w:t>
+      </w:r>
+      <w:r>
+        <w:rPr>
+          <w:rFonts w:ascii="Calibri" w:hAnsi="Calibri" w:cs="Calibri"/>
+          <w:sz w:val="24"/>
+          <w:szCs w:val="24"/>
+          <w:lang w:val="en-US"/>
+        </w:rPr>
+        <w:t>──</w:t>
+      </w:r>
+      <w:r>
+        <w:rPr>
+          <w:sz w:val="24"/>
+          <w:szCs w:val="24"/>
+          <w:lang w:val="en-US"/>
+        </w:rPr>
+        <w:t xml:space="preserve"> context/</w:t>
+      </w:r>
+    </w:p>
+    <w:p>
+      <w:pPr>
+        <w:spacing w:after="0" w:line="240" w:lineRule="auto"/>
+        <w:rPr>
+          <w:sz w:val="24"/>
+          <w:szCs w:val="24"/>
+          <w:lang w:val="en-US"/>
+        </w:rPr>
+      </w:pPr>
+      <w:r>
+        <w:rPr>
+          <w:rFonts w:ascii="Arial" w:hAnsi="Arial" w:cs="Arial"/>
+          <w:sz w:val="24"/>
+          <w:szCs w:val="24"/>
+          <w:lang w:val="en-US"/>
+        </w:rPr>
+        <w:t>├</w:t>
+      </w:r>
+      <w:r>
+        <w:rPr>
+          <w:rFonts w:ascii="Calibri" w:hAnsi="Calibri" w:cs="Calibri"/>
+          <w:sz w:val="24"/>
+          <w:szCs w:val="24"/>
+          <w:lang w:val="en-US"/>
+        </w:rPr>
+        <w:t>──</w:t>
+      </w:r>
+      <w:r>
+        <w:rPr>
+          <w:sz w:val="24"/>
+          <w:szCs w:val="24"/>
+          <w:lang w:val="en-US"/>
+        </w:rPr>
+        <w:t xml:space="preserve"> guards/</w:t>
+      </w:r>
+    </w:p>
+    <w:p>
+      <w:pPr>
+        <w:spacing w:after="0" w:line="240" w:lineRule="auto"/>
+        <w:rPr>
+          <w:sz w:val="24"/>
+          <w:szCs w:val="24"/>
+          <w:lang w:val="en-US"/>
+        </w:rPr>
+      </w:pPr>
+      <w:r>
+        <w:rPr>
+          <w:rFonts w:ascii="Arial" w:hAnsi="Arial" w:cs="Arial"/>
+          <w:sz w:val="24"/>
+          <w:szCs w:val="24"/>
+          <w:lang w:val="en-US"/>
+        </w:rPr>
+        <w:t>├</w:t>
+      </w:r>
+      <w:r>
+        <w:rPr>
+          <w:rFonts w:ascii="Calibri" w:hAnsi="Calibri" w:cs="Calibri"/>
+          <w:sz w:val="24"/>
+          <w:szCs w:val="24"/>
+          <w:lang w:val="en-US"/>
+        </w:rPr>
+        <w:t>──</w:t>
+      </w:r>
+      <w:r>
+        <w:rPr>
+          <w:sz w:val="24"/>
+          <w:szCs w:val="24"/>
+          <w:lang w:val="en-US"/>
+        </w:rPr>
+        <w:t xml:space="preserve"> hooks/</w:t>
+      </w:r>
+    </w:p>
+    <w:p>
+      <w:pPr>
+        <w:spacing w:after="0" w:line="240" w:lineRule="auto"/>
+        <w:rPr>
+          <w:sz w:val="24"/>
+          <w:szCs w:val="24"/>
+          <w:lang w:val="en-US"/>
+        </w:rPr>
+      </w:pPr>
+      <w:r>
+        <w:rPr>
+          <w:rFonts w:ascii="Arial" w:hAnsi="Arial" w:cs="Arial"/>
+          <w:sz w:val="24"/>
+          <w:szCs w:val="24"/>
+          <w:lang w:val="en-US"/>
+        </w:rPr>
+        <w:t>├</w:t>
+      </w:r>
+      <w:r>
+        <w:rPr>
+          <w:rFonts w:ascii="Calibri" w:hAnsi="Calibri" w:cs="Calibri"/>
+          <w:sz w:val="24"/>
+          <w:szCs w:val="24"/>
+          <w:lang w:val="en-US"/>
+        </w:rPr>
+        <w:t>──</w:t>
+      </w:r>
+      <w:r>
+        <w:rPr>
+          <w:sz w:val="24"/>
+          <w:szCs w:val="24"/>
+          <w:lang w:val="en-US"/>
+        </w:rPr>
+        <w:t xml:space="preserve"> pages/</w:t>
+      </w:r>
+    </w:p>
+    <w:p>
+      <w:pPr>
+        <w:spacing w:after="0" w:line="240" w:lineRule="auto"/>
+        <w:rPr>
+          <w:sz w:val="24"/>
+          <w:szCs w:val="24"/>
+          <w:lang w:val="en-US"/>
+        </w:rPr>
+      </w:pPr>
+      <w:r>
+        <w:rPr>
+          <w:sz w:val="24"/>
+          <w:szCs w:val="24"/>
+          <w:lang w:val="en-US"/>
+        </w:rPr>
+        <w:t xml:space="preserve">   </w:t>
+      </w:r>
+      <w:r>
+        <w:rPr>
+          <w:rFonts w:ascii="Arial" w:hAnsi="Arial" w:cs="Arial"/>
+          <w:sz w:val="24"/>
+          <w:szCs w:val="24"/>
+          <w:lang w:val="en-US"/>
+        </w:rPr>
+        <w:t>├</w:t>
+      </w:r>
+      <w:r>
+        <w:rPr>
+          <w:rFonts w:ascii="Calibri" w:hAnsi="Calibri" w:cs="Calibri"/>
+          <w:sz w:val="24"/>
+          <w:szCs w:val="24"/>
+          <w:lang w:val="en-US"/>
+        </w:rPr>
+        <w:t>──</w:t>
+      </w:r>
+      <w:r>
+        <w:rPr>
+          <w:sz w:val="24"/>
+          <w:szCs w:val="24"/>
+          <w:lang w:val="en-US"/>
+        </w:rPr>
+        <w:t xml:space="preserve"> </w:t>
+      </w:r>
+      <w:proofErr w:type="spellStart"/>
+      <w:r>
+        <w:rPr>
+          <w:sz w:val="24"/>
+          <w:szCs w:val="24"/>
+          <w:lang w:val="en-US"/>
+        </w:rPr>
+        <w:t>auth</w:t>
+      </w:r>
+      <w:proofErr w:type="spellEnd"/>
+      <w:r>
+        <w:rPr>
+          <w:sz w:val="24"/>
+          <w:szCs w:val="24"/>
+          <w:lang w:val="en-US"/>
+        </w:rPr>
+        <w:t>/</w:t>
+      </w:r>
+    </w:p>
+    <w:p>
+      <w:pPr>
+        <w:spacing w:after="0" w:line="240" w:lineRule="auto"/>
+        <w:rPr>
+          <w:sz w:val="24"/>
+          <w:szCs w:val="24"/>
+          <w:lang w:val="en-US"/>
+        </w:rPr>
+      </w:pPr>
+      <w:r>
+        <w:rPr>
+          <w:sz w:val="24"/>
+          <w:szCs w:val="24"/>
+          <w:lang w:val="en-US"/>
+        </w:rPr>
+        <w:t xml:space="preserve">   </w:t>
+      </w:r>
+      <w:r>
+        <w:rPr>
+          <w:rFonts w:ascii="Arial" w:hAnsi="Arial" w:cs="Arial"/>
+          <w:sz w:val="24"/>
+          <w:szCs w:val="24"/>
+          <w:lang w:val="en-US"/>
+        </w:rPr>
+        <w:t>├</w:t>
+      </w:r>
+      <w:r>
+        <w:rPr>
+          <w:rFonts w:ascii="Calibri" w:hAnsi="Calibri" w:cs="Calibri"/>
+          <w:sz w:val="24"/>
+          <w:szCs w:val="24"/>
+          <w:lang w:val="en-US"/>
+        </w:rPr>
+        <w:t>──</w:t>
+      </w:r>
+      <w:r>
+        <w:rPr>
+          <w:sz w:val="24"/>
+          <w:szCs w:val="24"/>
+          <w:lang w:val="en-US"/>
+        </w:rPr>
+        <w:t xml:space="preserve"> dashboard/</w:t>
+      </w:r>
+    </w:p>
+    <w:p>
+      <w:pPr>
+        <w:spacing w:after="0" w:line="240" w:lineRule="auto"/>
+        <w:rPr>
+          <w:sz w:val="24"/>
+          <w:szCs w:val="24"/>
+          <w:lang w:val="en-US"/>
+        </w:rPr>
+      </w:pPr>
+      <w:r>
+        <w:rPr>
+          <w:sz w:val="24"/>
+          <w:szCs w:val="24"/>
+          <w:lang w:val="en-US"/>
+        </w:rPr>
+        <w:t xml:space="preserve">   </w:t>
+      </w:r>
+      <w:r>
+        <w:rPr>
+          <w:rFonts w:ascii="Arial" w:hAnsi="Arial" w:cs="Arial"/>
+          <w:sz w:val="24"/>
+          <w:szCs w:val="24"/>
+          <w:lang w:val="en-US"/>
+        </w:rPr>
+        <w:t>├</w:t>
+      </w:r>
+      <w:r>
+        <w:rPr>
+          <w:rFonts w:ascii="Calibri" w:hAnsi="Calibri" w:cs="Calibri"/>
+          <w:sz w:val="24"/>
+          <w:szCs w:val="24"/>
+          <w:lang w:val="en-US"/>
+        </w:rPr>
+        <w:t>──</w:t>
+      </w:r>
+      <w:r>
+        <w:rPr>
+          <w:sz w:val="24"/>
+          <w:szCs w:val="24"/>
+          <w:lang w:val="en-US"/>
+        </w:rPr>
+        <w:t xml:space="preserve"> employees/</w:t>
+      </w:r>
+    </w:p>
+    <w:p>
+      <w:pPr>
+        <w:spacing w:after="0" w:line="240" w:lineRule="auto"/>
+        <w:rPr>
+          <w:sz w:val="24"/>
+          <w:szCs w:val="24"/>
+          <w:lang w:val="en-US"/>
+        </w:rPr>
+      </w:pPr>
+      <w:r>
+        <w:rPr>
+          <w:sz w:val="24"/>
+          <w:szCs w:val="24"/>
+          <w:lang w:val="en-US"/>
+        </w:rPr>
+        <w:t xml:space="preserve">   </w:t>
+      </w:r>
+      <w:r>
+        <w:rPr>
+          <w:rFonts w:ascii="Arial" w:hAnsi="Arial" w:cs="Arial"/>
+          <w:sz w:val="24"/>
+          <w:szCs w:val="24"/>
+          <w:lang w:val="en-US"/>
+        </w:rPr>
+        <w:t>├</w:t>
+      </w:r>
+      <w:r>
+        <w:rPr>
+          <w:rFonts w:ascii="Calibri" w:hAnsi="Calibri" w:cs="Calibri"/>
+          <w:sz w:val="24"/>
+          <w:szCs w:val="24"/>
+          <w:lang w:val="en-US"/>
+        </w:rPr>
+        <w:t>──</w:t>
+      </w:r>
+      <w:r>
+        <w:rPr>
+          <w:sz w:val="24"/>
+          <w:szCs w:val="24"/>
+          <w:lang w:val="en-US"/>
+        </w:rPr>
+        <w:t xml:space="preserve"> categories/</w:t>
+      </w:r>
+    </w:p>
+    <w:p>
+      <w:pPr>
+        <w:spacing w:after="0" w:line="240" w:lineRule="auto"/>
+        <w:rPr>
+          <w:sz w:val="24"/>
+          <w:szCs w:val="24"/>
+          <w:lang w:val="en-US"/>
+        </w:rPr>
+      </w:pPr>
+      <w:r>
+        <w:rPr>
+          <w:sz w:val="24"/>
+          <w:szCs w:val="24"/>
+          <w:lang w:val="en-US"/>
+        </w:rPr>
+        <w:t xml:space="preserve">   </w:t>
+      </w:r>
+      <w:r>
+        <w:rPr>
+          <w:rFonts w:ascii="Arial" w:hAnsi="Arial" w:cs="Arial"/>
+          <w:sz w:val="24"/>
+          <w:szCs w:val="24"/>
+          <w:lang w:val="en-US"/>
+        </w:rPr>
+        <w:t>├</w:t>
+      </w:r>
+      <w:r>
+        <w:rPr>
+          <w:rFonts w:ascii="Calibri" w:hAnsi="Calibri" w:cs="Calibri"/>
+          <w:sz w:val="24"/>
+          <w:szCs w:val="24"/>
+          <w:lang w:val="en-US"/>
+        </w:rPr>
+        <w:t>──</w:t>
+      </w:r>
+      <w:r>
+        <w:rPr>
+          <w:sz w:val="24"/>
+          <w:szCs w:val="24"/>
+          <w:lang w:val="en-US"/>
+        </w:rPr>
+        <w:t xml:space="preserve"> schedule/</w:t>
+      </w:r>
+    </w:p>
+    <w:p>
+      <w:pPr>
+        <w:spacing w:after="0" w:line="240" w:lineRule="auto"/>
+        <w:rPr>
+          <w:sz w:val="24"/>
+          <w:szCs w:val="24"/>
+        </w:rPr>
+      </w:pPr>
+      <w:r>
+        <w:rPr>
+          <w:sz w:val="24"/>
+          <w:szCs w:val="24"/>
+          <w:lang w:val="en-US"/>
+        </w:rPr>
+        <w:t xml:space="preserve">   </w:t>
+      </w:r>
+      <w:r>
+        <w:rPr>
+          <w:rFonts w:ascii="Arial" w:hAnsi="Arial" w:cs="Arial"/>
+          <w:sz w:val="24"/>
+          <w:szCs w:val="24"/>
+        </w:rPr>
+        <w:t>├</w:t>
+      </w:r>
+      <w:r>
+        <w:rPr>
+          <w:rFonts w:ascii="Calibri" w:hAnsi="Calibri" w:cs="Calibri"/>
+          <w:sz w:val="24"/>
+          <w:szCs w:val="24"/>
+        </w:rPr>
+        <w:t>──</w:t>
+      </w:r>
+      <w:r>
+        <w:rPr>
+          <w:sz w:val="24"/>
+          <w:szCs w:val="24"/>
+        </w:rPr>
+        <w:t xml:space="preserve"> </w:t>
+      </w:r>
+      <w:proofErr w:type="spellStart"/>
+      <w:r>
+        <w:rPr>
+          <w:sz w:val="24"/>
+          <w:szCs w:val="24"/>
+        </w:rPr>
+        <w:t>reports</w:t>
+      </w:r>
+      <w:proofErr w:type="spellEnd"/>
+      <w:r>
+        <w:rPr>
+          <w:sz w:val="24"/>
+          <w:szCs w:val="24"/>
+        </w:rPr>
+        <w:t>/</w:t>
+      </w:r>
+    </w:p>
+    <w:p>
+      <w:pPr>
+        <w:spacing w:after="0" w:line="240" w:lineRule="auto"/>
+        <w:rPr>
+          <w:sz w:val="24"/>
+          <w:szCs w:val="24"/>
+        </w:rPr>
+      </w:pPr>
+      <w:r>
+        <w:rPr>
+          <w:sz w:val="24"/>
+          <w:szCs w:val="24"/>
+        </w:rPr>
+        <w:t xml:space="preserve">   └── scanner/</w:t>
+      </w:r>
+    </w:p>
+    <w:p>
+      <w:pPr>
+        <w:spacing w:after="0" w:line="240" w:lineRule="auto"/>
+        <w:rPr>
+          <w:sz w:val="24"/>
+          <w:szCs w:val="24"/>
+        </w:rPr>
+      </w:pPr>
+      <w:r>
+        <w:rPr>
+          <w:rFonts w:ascii="Arial" w:hAnsi="Arial" w:cs="Arial"/>
+          <w:sz w:val="24"/>
+          <w:szCs w:val="24"/>
+        </w:rPr>
+        <w:t>├</w:t>
+      </w:r>
+      <w:r>
+        <w:rPr>
+          <w:rFonts w:ascii="Calibri" w:hAnsi="Calibri" w:cs="Calibri"/>
+          <w:sz w:val="24"/>
+          <w:szCs w:val="24"/>
+        </w:rPr>
+        <w:t>──</w:t>
+      </w:r>
+      <w:r>
+        <w:rPr>
+          <w:sz w:val="24"/>
+          <w:szCs w:val="24"/>
+        </w:rPr>
+        <w:t xml:space="preserve"> </w:t>
+      </w:r>
+      <w:proofErr w:type="spellStart"/>
+      <w:r>
+        <w:rPr>
+          <w:sz w:val="24"/>
+          <w:szCs w:val="24"/>
+        </w:rPr>
+        <w:t>router</w:t>
+      </w:r>
+      <w:proofErr w:type="spellEnd"/>
+      <w:r>
+        <w:rPr>
+          <w:sz w:val="24"/>
+          <w:szCs w:val="24"/>
+        </w:rPr>
+        <w:t>/</w:t>
+      </w:r>
+    </w:p>
+    <w:p>
+      <w:pPr>
+        <w:spacing w:after="0" w:line="240" w:lineRule="auto"/>
+        <w:rPr>
+          <w:sz w:val="24"/>
+          <w:szCs w:val="24"/>
+        </w:rPr>
+      </w:pPr>
+      <w:r>
+        <w:rPr>
+          <w:sz w:val="24"/>
+          <w:szCs w:val="24"/>
+        </w:rPr>
+        <w:t xml:space="preserve">   ── </w:t>
+      </w:r>
+      <w:proofErr w:type="spellStart"/>
+      <w:r>
+        <w:rPr>
+          <w:sz w:val="24"/>
+          <w:szCs w:val="24"/>
+        </w:rPr>
+        <w:t>types</w:t>
+      </w:r>
+      <w:proofErr w:type="spellEnd"/>
+      <w:r>
+        <w:rPr>
+          <w:sz w:val="24"/>
+          <w:szCs w:val="24"/>
+        </w:rPr>
+        <w:t>/</w:t>
+      </w:r>
+    </w:p>
+    <w:p>
+      <w:pPr>
+        <w:spacing w:after="0" w:line="240" w:lineRule="auto"/>
+        <w:rPr>
+          <w:sz w:val="24"/>
+          <w:szCs w:val="24"/>
+        </w:rPr>
+      </w:pPr>
+    </w:p>
+    <w:p>
+      <w:pPr>
+        <w:spacing w:after="0" w:line="240" w:lineRule="auto"/>
+        <w:rPr>
+          <w:b/>
+          <w:color w:val="FF0000"/>
+          <w:sz w:val="36"/>
+          <w:szCs w:val="36"/>
+        </w:rPr>
+      </w:pPr>
+      <w:bookmarkStart w:id="0" w:name="_GoBack"/>
+      <w:r>
+        <w:rPr>
+          <w:b/>
+          <w:color w:val="FF0000"/>
+          <w:sz w:val="36"/>
+          <w:szCs w:val="36"/>
+        </w:rPr>
+        <w:t xml:space="preserve">Resumen del Proyecto: </w:t>
+      </w:r>
+    </w:p>
+    <w:p>
+      <w:pPr>
+        <w:spacing w:before="100" w:beforeAutospacing="1" w:after="100" w:afterAutospacing="1" w:line="240" w:lineRule="auto"/>
+        <w:rPr>
+          <w:rFonts w:ascii="Times New Roman" w:eastAsia="Times New Roman" w:hAnsi="Times New Roman" w:cs="Times New Roman"/>
+          <w:sz w:val="24"/>
+          <w:szCs w:val="24"/>
+          <w:lang w:eastAsia="es-CR"/>
+        </w:rPr>
+      </w:pPr>
+      <w:r>
+        <w:rPr>
+          <w:rFonts w:ascii="Times New Roman" w:eastAsia="Times New Roman" w:hAnsi="Times New Roman" w:cs="Times New Roman"/>
+          <w:b/>
+          <w:bCs/>
+          <w:sz w:val="24"/>
+          <w:szCs w:val="24"/>
+          <w:lang w:eastAsia="es-CR"/>
+        </w:rPr>
+        <w:t>PROYECTO: Digital Tickets — Sistema de tiquetes de comida</w:t>
+      </w:r>
+    </w:p>
+    <w:p>
+      <w:pPr>
+        <w:spacing w:before="100" w:beforeAutospacing="1" w:after="100" w:afterAutospacing="1" w:line="240" w:lineRule="auto"/>
+        <w:rPr>
+          <w:rFonts w:ascii="Times New Roman" w:eastAsia="Times New Roman" w:hAnsi="Times New Roman" w:cs="Times New Roman"/>
+          <w:sz w:val="24"/>
+          <w:szCs w:val="24"/>
+          <w:lang w:eastAsia="es-CR"/>
+        </w:rPr>
+      </w:pPr>
+      <w:r>
+        <w:rPr>
+          <w:rFonts w:ascii="Times New Roman" w:eastAsia="Times New Roman" w:hAnsi="Times New Roman" w:cs="Times New Roman"/>
+          <w:b/>
+          <w:bCs/>
+          <w:sz w:val="24"/>
+          <w:szCs w:val="24"/>
+          <w:lang w:eastAsia="es-CR"/>
+        </w:rPr>
+        <w:t>Contexto:</w:t>
+      </w:r>
+      <w:r>
+        <w:rPr>
+          <w:rFonts w:ascii="Times New Roman" w:eastAsia="Times New Roman" w:hAnsi="Times New Roman" w:cs="Times New Roman"/>
+          <w:sz w:val="24"/>
+          <w:szCs w:val="24"/>
+          <w:lang w:eastAsia="es-CR"/>
+        </w:rPr>
+        <w:t xml:space="preserve"> App para digitalizar la compra de tiquetes de almuerzo y desayuno en una empresa. Los empleados pasan su carnet (QR) por un escáner y se registra la compra. El admin descarga reportes para hacer descuentos en planilla.</w:t>
+      </w:r>
+    </w:p>
+    <w:p>
+      <w:pPr>
+        <w:spacing w:before="100" w:beforeAutospacing="1" w:after="100" w:afterAutospacing="1" w:line="240" w:lineRule="auto"/>
+        <w:rPr>
+          <w:rFonts w:ascii="Times New Roman" w:eastAsia="Times New Roman" w:hAnsi="Times New Roman" w:cs="Times New Roman"/>
+          <w:sz w:val="24"/>
+          <w:szCs w:val="24"/>
+          <w:lang w:eastAsia="es-CR"/>
+        </w:rPr>
+      </w:pPr>
+      <w:proofErr w:type="spellStart"/>
+      <w:r>
+        <w:rPr>
+          <w:rFonts w:ascii="Times New Roman" w:eastAsia="Times New Roman" w:hAnsi="Times New Roman" w:cs="Times New Roman"/>
+          <w:b/>
+          <w:bCs/>
+          <w:sz w:val="24"/>
+          <w:szCs w:val="24"/>
+          <w:lang w:eastAsia="es-CR"/>
+        </w:rPr>
+        <w:t>Stack</w:t>
+      </w:r>
+      <w:proofErr w:type="spellEnd"/>
+      <w:r>
+        <w:rPr>
+          <w:rFonts w:ascii="Times New Roman" w:eastAsia="Times New Roman" w:hAnsi="Times New Roman" w:cs="Times New Roman"/>
+          <w:b/>
+          <w:bCs/>
+          <w:sz w:val="24"/>
+          <w:szCs w:val="24"/>
+          <w:lang w:eastAsia="es-CR"/>
+        </w:rPr>
+        <w:t>:</w:t>
+      </w:r>
+      <w:r>
+        <w:rPr>
+          <w:rFonts w:ascii="Times New Roman" w:eastAsia="Times New Roman" w:hAnsi="Times New Roman" w:cs="Times New Roman"/>
+          <w:sz w:val="24"/>
+          <w:szCs w:val="24"/>
+          <w:lang w:eastAsia="es-CR"/>
+        </w:rPr>
+        <w:t xml:space="preserve"> TypeScript, </w:t>
+      </w:r>
+      <w:proofErr w:type="spellStart"/>
+      <w:r>
+        <w:rPr>
+          <w:rFonts w:ascii="Times New Roman" w:eastAsia="Times New Roman" w:hAnsi="Times New Roman" w:cs="Times New Roman"/>
+          <w:sz w:val="24"/>
+          <w:szCs w:val="24"/>
+          <w:lang w:eastAsia="es-CR"/>
+        </w:rPr>
+        <w:t>React</w:t>
+      </w:r>
+      <w:proofErr w:type="spellEnd"/>
+      <w:r>
+        <w:rPr>
+          <w:rFonts w:ascii="Times New Roman" w:eastAsia="Times New Roman" w:hAnsi="Times New Roman" w:cs="Times New Roman"/>
+          <w:sz w:val="24"/>
+          <w:szCs w:val="24"/>
+          <w:lang w:eastAsia="es-CR"/>
+        </w:rPr>
+        <w:t xml:space="preserve">, NestJS, PostgreSQL, Prisma 6, </w:t>
+      </w:r>
+      <w:proofErr w:type="spellStart"/>
+      <w:r>
+        <w:rPr>
+          <w:rFonts w:ascii="Times New Roman" w:eastAsia="Times New Roman" w:hAnsi="Times New Roman" w:cs="Times New Roman"/>
+          <w:sz w:val="24"/>
+          <w:szCs w:val="24"/>
+          <w:lang w:eastAsia="es-CR"/>
+        </w:rPr>
+        <w:t>Tailwind</w:t>
+      </w:r>
+      <w:proofErr w:type="spellEnd"/>
+      <w:r>
+        <w:rPr>
+          <w:rFonts w:ascii="Times New Roman" w:eastAsia="Times New Roman" w:hAnsi="Times New Roman" w:cs="Times New Roman"/>
+          <w:sz w:val="24"/>
+          <w:szCs w:val="24"/>
+          <w:lang w:eastAsia="es-CR"/>
+        </w:rPr>
+        <w:t xml:space="preserve"> 4, Vite 9, </w:t>
+      </w:r>
+      <w:proofErr w:type="spellStart"/>
+      <w:r>
+        <w:rPr>
+          <w:rFonts w:ascii="Times New Roman" w:eastAsia="Times New Roman" w:hAnsi="Times New Roman" w:cs="Times New Roman"/>
+          <w:sz w:val="24"/>
+          <w:szCs w:val="24"/>
+          <w:lang w:eastAsia="es-CR"/>
+        </w:rPr>
+        <w:t>Railway</w:t>
+      </w:r>
+      <w:proofErr w:type="spellEnd"/>
+      <w:r>
+        <w:rPr>
+          <w:rFonts w:ascii="Times New Roman" w:eastAsia="Times New Roman" w:hAnsi="Times New Roman" w:cs="Times New Roman"/>
+          <w:sz w:val="24"/>
+          <w:szCs w:val="24"/>
+          <w:lang w:eastAsia="es-CR"/>
+        </w:rPr>
+        <w:t xml:space="preserve"> (futuro: Azure), </w:t>
+      </w:r>
+      <w:proofErr w:type="spellStart"/>
+      <w:r>
+        <w:rPr>
+          <w:rFonts w:ascii="Times New Roman" w:eastAsia="Times New Roman" w:hAnsi="Times New Roman" w:cs="Times New Roman"/>
+          <w:sz w:val="24"/>
+          <w:szCs w:val="24"/>
+          <w:lang w:eastAsia="es-CR"/>
+        </w:rPr>
+        <w:t>Docker</w:t>
+      </w:r>
+      <w:proofErr w:type="spellEnd"/>
+      <w:r>
+        <w:rPr>
+          <w:rFonts w:ascii="Times New Roman" w:eastAsia="Times New Roman" w:hAnsi="Times New Roman" w:cs="Times New Roman"/>
+          <w:sz w:val="24"/>
+          <w:szCs w:val="24"/>
+          <w:lang w:eastAsia="es-CR"/>
+        </w:rPr>
+        <w:t xml:space="preserve">, CI/CD </w:t>
+      </w:r>
+      <w:proofErr w:type="spellStart"/>
+      <w:r>
+        <w:rPr>
+          <w:rFonts w:ascii="Times New Roman" w:eastAsia="Times New Roman" w:hAnsi="Times New Roman" w:cs="Times New Roman"/>
+          <w:sz w:val="24"/>
+          <w:szCs w:val="24"/>
+          <w:lang w:eastAsia="es-CR"/>
+        </w:rPr>
+        <w:t>GitLab</w:t>
+      </w:r>
+      <w:proofErr w:type="spellEnd"/>
+      <w:r>
+        <w:rPr>
+          <w:rFonts w:ascii="Times New Roman" w:eastAsia="Times New Roman" w:hAnsi="Times New Roman" w:cs="Times New Roman"/>
+          <w:sz w:val="24"/>
+          <w:szCs w:val="24"/>
+          <w:lang w:eastAsia="es-CR"/>
+        </w:rPr>
+        <w:t xml:space="preserve">, </w:t>
+      </w:r>
+      <w:proofErr w:type="spellStart"/>
+      <w:r>
+        <w:rPr>
+          <w:rFonts w:ascii="Times New Roman" w:eastAsia="Times New Roman" w:hAnsi="Times New Roman" w:cs="Times New Roman"/>
+          <w:sz w:val="24"/>
+          <w:szCs w:val="24"/>
+          <w:lang w:eastAsia="es-CR"/>
+        </w:rPr>
+        <w:t>Jest</w:t>
+      </w:r>
+      <w:proofErr w:type="spellEnd"/>
+      <w:r>
+        <w:rPr>
+          <w:rFonts w:ascii="Times New Roman" w:eastAsia="Times New Roman" w:hAnsi="Times New Roman" w:cs="Times New Roman"/>
+          <w:sz w:val="24"/>
+          <w:szCs w:val="24"/>
+          <w:lang w:eastAsia="es-CR"/>
+        </w:rPr>
+        <w:t>.</w:t>
+      </w:r>
+    </w:p>
+    <w:p>
+      <w:pPr>
+        <w:spacing w:before="100" w:beforeAutospacing="1" w:after="100" w:afterAutospacing="1" w:line="240" w:lineRule="auto"/>
+        <w:rPr>
+          <w:rFonts w:ascii="Times New Roman" w:eastAsia="Times New Roman" w:hAnsi="Times New Roman" w:cs="Times New Roman"/>
+          <w:sz w:val="24"/>
+          <w:szCs w:val="24"/>
+          <w:lang w:eastAsia="es-CR"/>
+        </w:rPr>
+      </w:pPr>
+      <w:r>
+        <w:rPr>
+          <w:rFonts w:ascii="Times New Roman" w:eastAsia="Times New Roman" w:hAnsi="Times New Roman" w:cs="Times New Roman"/>
+          <w:b/>
+          <w:bCs/>
+          <w:sz w:val="24"/>
+          <w:szCs w:val="24"/>
+          <w:lang w:eastAsia="es-CR"/>
+        </w:rPr>
+        <w:t>Roles:</w:t>
+      </w:r>
+    </w:p>
+    <w:p>
+      <w:pPr>
+        <w:numPr>
+          <w:ilvl w:val="0"/>
+          <w:numId w:val="19"/>
+        </w:numPr>
+        <w:spacing w:before="100" w:beforeAutospacing="1" w:after="100" w:afterAutospacing="1" w:line="240" w:lineRule="auto"/>
+        <w:rPr>
+          <w:rFonts w:ascii="Times New Roman" w:eastAsia="Times New Roman" w:hAnsi="Times New Roman" w:cs="Times New Roman"/>
+          <w:sz w:val="24"/>
+          <w:szCs w:val="24"/>
+          <w:lang w:eastAsia="es-CR"/>
+        </w:rPr>
+      </w:pPr>
+      <w:r>
+        <w:rPr>
+          <w:rFonts w:ascii="Times New Roman" w:eastAsia="Times New Roman" w:hAnsi="Times New Roman" w:cs="Times New Roman"/>
+          <w:sz w:val="24"/>
+          <w:szCs w:val="24"/>
+          <w:lang w:eastAsia="es-CR"/>
+        </w:rPr>
+        <w:t>SUPER_ADMIN — todo, incluyendo crear/eliminar usuarios</w:t>
+      </w:r>
+    </w:p>
+    <w:p>
+      <w:pPr>
+        <w:numPr>
+          <w:ilvl w:val="0"/>
+          <w:numId w:val="19"/>
+        </w:numPr>
+        <w:spacing w:before="100" w:beforeAutospacing="1" w:after="100" w:afterAutospacing="1" w:line="240" w:lineRule="auto"/>
+        <w:rPr>
+          <w:rFonts w:ascii="Times New Roman" w:eastAsia="Times New Roman" w:hAnsi="Times New Roman" w:cs="Times New Roman"/>
+          <w:sz w:val="24"/>
+          <w:szCs w:val="24"/>
+          <w:lang w:eastAsia="es-CR"/>
+        </w:rPr>
+      </w:pPr>
+      <w:r>
+        <w:rPr>
+          <w:rFonts w:ascii="Times New Roman" w:eastAsia="Times New Roman" w:hAnsi="Times New Roman" w:cs="Times New Roman"/>
+          <w:sz w:val="24"/>
+          <w:szCs w:val="24"/>
+          <w:lang w:eastAsia="es-CR"/>
+        </w:rPr>
+        <w:t>ADMIN — todo excepto gestión de usuarios</w:t>
+      </w:r>
+    </w:p>
+    <w:p>
+      <w:pPr>
+        <w:numPr>
+          <w:ilvl w:val="0"/>
+          <w:numId w:val="19"/>
+        </w:numPr>
+        <w:spacing w:before="100" w:beforeAutospacing="1" w:after="100" w:afterAutospacing="1" w:line="240" w:lineRule="auto"/>
+        <w:rPr>
+          <w:rFonts w:ascii="Times New Roman" w:eastAsia="Times New Roman" w:hAnsi="Times New Roman" w:cs="Times New Roman"/>
+          <w:sz w:val="24"/>
+          <w:szCs w:val="24"/>
+          <w:lang w:eastAsia="es-CR"/>
+        </w:rPr>
+      </w:pPr>
+      <w:r>
+        <w:rPr>
+          <w:rFonts w:ascii="Times New Roman" w:eastAsia="Times New Roman" w:hAnsi="Times New Roman" w:cs="Times New Roman"/>
+          <w:sz w:val="24"/>
+          <w:szCs w:val="24"/>
+          <w:lang w:eastAsia="es-CR"/>
+        </w:rPr>
+        <w:t>CAJERO — solo activa el escáner</w:t>
+      </w:r>
+    </w:p>
+    <w:p>
+      <w:pPr>
+        <w:spacing w:before="100" w:beforeAutospacing="1" w:after="100" w:afterAutospacing="1" w:line="240" w:lineRule="auto"/>
+        <w:rPr>
+          <w:rFonts w:ascii="Times New Roman" w:eastAsia="Times New Roman" w:hAnsi="Times New Roman" w:cs="Times New Roman"/>
+          <w:sz w:val="24"/>
+          <w:szCs w:val="24"/>
+          <w:lang w:eastAsia="es-CR"/>
+        </w:rPr>
+      </w:pPr>
+      <w:r>
+        <w:rPr>
+          <w:rFonts w:ascii="Times New Roman" w:eastAsia="Times New Roman" w:hAnsi="Times New Roman" w:cs="Times New Roman"/>
+          <w:b/>
+          <w:bCs/>
+          <w:sz w:val="24"/>
+          <w:szCs w:val="24"/>
+          <w:lang w:eastAsia="es-CR"/>
+        </w:rPr>
+        <w:t>Lógica de negocio:</w:t>
+      </w:r>
+    </w:p>
+    <w:p>
+      <w:pPr>
+        <w:numPr>
+          <w:ilvl w:val="0"/>
+          <w:numId w:val="20"/>
+        </w:numPr>
+        <w:spacing w:before="100" w:beforeAutospacing="1" w:after="100" w:afterAutospacing="1" w:line="240" w:lineRule="auto"/>
+        <w:rPr>
+          <w:rFonts w:ascii="Times New Roman" w:eastAsia="Times New Roman" w:hAnsi="Times New Roman" w:cs="Times New Roman"/>
+          <w:sz w:val="24"/>
+          <w:szCs w:val="24"/>
+          <w:lang w:eastAsia="es-CR"/>
+        </w:rPr>
+      </w:pPr>
+      <w:r>
+        <w:rPr>
+          <w:rFonts w:ascii="Times New Roman" w:eastAsia="Times New Roman" w:hAnsi="Times New Roman" w:cs="Times New Roman"/>
+          <w:sz w:val="24"/>
+          <w:szCs w:val="24"/>
+          <w:lang w:eastAsia="es-CR"/>
+        </w:rPr>
         <w:lastRenderedPageBreak/>
-        <w:t>Pantalla de escaneo (el corazón del proyecto)</w:t>
-      </w:r>
-    </w:p>
-    <w:p>
-      <w:pPr>
-        <w:spacing w:after="0" w:line="240" w:lineRule="auto"/>
-        <w:rPr>
-          <w:b/>
-        </w:rPr>
-      </w:pPr>
-      <w:r>
-        <w:rPr>
-          <w:b/>
-        </w:rPr>
-        <w:t>~4 días — lo nuevo más importante</w:t>
-      </w:r>
-    </w:p>
-    <w:p>
-      <w:pPr>
-        <w:spacing w:after="0" w:line="240" w:lineRule="auto"/>
-        <w:rPr>
-          <w:b/>
-        </w:rPr>
-      </w:pPr>
-      <w:r>
-        <w:rPr>
-          <w:b/>
-        </w:rPr>
-        <w:t>Integrar html5-qrcode para leer el carnet desde la cámara</w:t>
-      </w:r>
-    </w:p>
-    <w:p>
-      <w:pPr>
-        <w:spacing w:after="0" w:line="240" w:lineRule="auto"/>
-        <w:rPr>
-          <w:b/>
-        </w:rPr>
-      </w:pPr>
-      <w:r>
-        <w:rPr>
-          <w:b/>
-        </w:rPr>
-        <w:t>Backend detecta el tipo por hora y valida el rango configurado</w:t>
-      </w:r>
-    </w:p>
-    <w:p>
-      <w:pPr>
-        <w:spacing w:after="0" w:line="240" w:lineRule="auto"/>
-        <w:rPr>
-          <w:b/>
-        </w:rPr>
-      </w:pPr>
-      <w:r>
-        <w:rPr>
-          <w:b/>
-        </w:rPr>
-        <w:t>Registra el consumo y devuelve confirmación en menos de 2 segundos</w:t>
-      </w:r>
-    </w:p>
-    <w:p>
-      <w:pPr>
-        <w:spacing w:after="0" w:line="240" w:lineRule="auto"/>
-        <w:rPr>
-          <w:b/>
-        </w:rPr>
-      </w:pPr>
-      <w:r>
-        <w:rPr>
-          <w:b/>
-        </w:rPr>
-        <w:t>UI responsiva optimizada para celular del cajero</w:t>
-      </w:r>
-    </w:p>
-    <w:p>
-      <w:pPr>
-        <w:spacing w:after="0" w:line="240" w:lineRule="auto"/>
-        <w:rPr>
-          <w:b/>
-        </w:rPr>
-      </w:pPr>
-    </w:p>
-    <w:p>
-      <w:pPr>
-        <w:spacing w:after="0" w:line="240" w:lineRule="auto"/>
-        <w:rPr>
-          <w:b/>
-        </w:rPr>
-      </w:pPr>
-      <w:r>
-        <w:rPr>
-          <w:b/>
-        </w:rPr>
-        <w:t>Dashboard y exportación</w:t>
-      </w:r>
-    </w:p>
-    <w:p>
-      <w:pPr>
-        <w:spacing w:after="0" w:line="240" w:lineRule="auto"/>
-        <w:rPr>
-          <w:b/>
-        </w:rPr>
-      </w:pPr>
-      <w:r>
-        <w:rPr>
-          <w:b/>
-        </w:rPr>
-        <w:t>~4 días — mezcla de conocido y nuevo</w:t>
-      </w:r>
-    </w:p>
-    <w:p>
-      <w:pPr>
-        <w:spacing w:after="0" w:line="240" w:lineRule="auto"/>
-        <w:rPr>
-          <w:b/>
-        </w:rPr>
-      </w:pPr>
-      <w:r>
-        <w:rPr>
-          <w:b/>
-        </w:rPr>
-        <w:t>Dashboard admin: consumo diario, semanal, por departamento</w:t>
-      </w:r>
-    </w:p>
-    <w:p>
-      <w:pPr>
-        <w:spacing w:after="0" w:line="240" w:lineRule="auto"/>
-        <w:rPr>
-          <w:b/>
-        </w:rPr>
-      </w:pPr>
-      <w:r>
-        <w:rPr>
-          <w:b/>
-        </w:rPr>
-        <w:t>Gráficas con Recharts</w:t>
-      </w:r>
-    </w:p>
-    <w:p>
-      <w:pPr>
-        <w:spacing w:after="0" w:line="240" w:lineRule="auto"/>
-        <w:rPr>
-          <w:b/>
-        </w:rPr>
-      </w:pPr>
-      <w:r>
-        <w:rPr>
-          <w:b/>
-        </w:rPr>
-        <w:t>Exportación a Excel con ExcelJS: filtros por semana, empleado, tipo</w:t>
-      </w:r>
-    </w:p>
-    <w:p>
-      <w:pPr>
-        <w:spacing w:after="0" w:line="240" w:lineRule="auto"/>
-        <w:rPr>
-          <w:b/>
-        </w:rPr>
-      </w:pPr>
-      <w:r>
-        <w:rPr>
-          <w:b/>
-        </w:rPr>
-        <w:t>Vista de planilla: solo ve el reporte de descuentos</w:t>
-      </w:r>
-    </w:p>
-    <w:p>
-      <w:pPr>
-        <w:spacing w:after="0" w:line="240" w:lineRule="auto"/>
-        <w:rPr>
-          <w:b/>
-        </w:rPr>
-      </w:pPr>
-    </w:p>
-    <w:p>
-      <w:pPr>
-        <w:spacing w:after="0" w:line="240" w:lineRule="auto"/>
-        <w:rPr>
-          <w:b/>
-        </w:rPr>
-      </w:pPr>
-    </w:p>
-    <w:p>
-      <w:pPr>
-        <w:spacing w:after="0" w:line="240" w:lineRule="auto"/>
-        <w:rPr>
-          <w:b/>
-        </w:rPr>
-      </w:pPr>
-      <w:r>
-        <w:rPr>
-          <w:b/>
-        </w:rPr>
-        <w:t>Detección de anomalías con IA</w:t>
-      </w:r>
-    </w:p>
-    <w:p>
-      <w:pPr>
-        <w:spacing w:after="0" w:line="240" w:lineRule="auto"/>
-        <w:rPr>
-          <w:b/>
-        </w:rPr>
-      </w:pPr>
-      <w:r>
-        <w:rPr>
-          <w:b/>
-        </w:rPr>
-        <w:t>~3 días — lo diferenciador</w:t>
-      </w:r>
-    </w:p>
-    <w:p>
-      <w:pPr>
-        <w:spacing w:after="0" w:line="240" w:lineRule="auto"/>
-        <w:rPr>
-          <w:b/>
-        </w:rPr>
-      </w:pPr>
-      <w:r>
-        <w:rPr>
-          <w:b/>
-        </w:rPr>
-        <w:t>Job automático que corre cada noche y analiza los registros del día</w:t>
-      </w:r>
-    </w:p>
-    <w:p>
-      <w:pPr>
-        <w:spacing w:after="0" w:line="240" w:lineRule="auto"/>
-        <w:rPr>
-          <w:b/>
-        </w:rPr>
-      </w:pPr>
-      <w:r>
-        <w:rPr>
-          <w:b/>
-        </w:rPr>
-        <w:t>Detecta: doble escaneo en menos de 30 min, consumo fuera de horario, picos inusuales</w:t>
-      </w:r>
-    </w:p>
-    <w:p>
-      <w:pPr>
-        <w:spacing w:after="0" w:line="240" w:lineRule="auto"/>
-        <w:rPr>
-          <w:b/>
-        </w:rPr>
-      </w:pPr>
-      <w:r>
-        <w:rPr>
-          <w:b/>
-        </w:rPr>
-        <w:t>Anthropic API redacta la alerta en lenguaje natural</w:t>
-      </w:r>
-    </w:p>
-    <w:p>
-      <w:pPr>
-        <w:spacing w:after="0" w:line="240" w:lineRule="auto"/>
-        <w:rPr>
-          <w:b/>
-        </w:rPr>
-      </w:pPr>
-      <w:r>
-        <w:rPr>
-          <w:b/>
-        </w:rPr>
-        <w:t xml:space="preserve">El admin ve las alertas en el </w:t>
-      </w:r>
-      <w:proofErr w:type="spellStart"/>
-      <w:r>
-        <w:rPr>
-          <w:b/>
-        </w:rPr>
-        <w:t>dashboard</w:t>
-      </w:r>
-      <w:proofErr w:type="spellEnd"/>
-      <w:r>
-        <w:rPr>
-          <w:b/>
-        </w:rPr>
-        <w:t xml:space="preserve"> con detalle</w:t>
-      </w:r>
-    </w:p>
-    <w:p>
-      <w:pPr>
-        <w:spacing w:after="0" w:line="240" w:lineRule="auto"/>
-        <w:rPr>
-          <w:b/>
-        </w:rPr>
-      </w:pPr>
-    </w:p>
-    <w:p>
-      <w:pPr>
-        <w:spacing w:after="0" w:line="240" w:lineRule="auto"/>
-        <w:rPr>
-          <w:b/>
-        </w:rPr>
-      </w:pPr>
-      <w:r>
-        <w:rPr>
-          <w:b/>
-        </w:rPr>
-        <w:t>Pulido y deploy</w:t>
-      </w:r>
-    </w:p>
-    <w:p>
-      <w:pPr>
-        <w:spacing w:after="0" w:line="240" w:lineRule="auto"/>
-        <w:rPr>
-          <w:b/>
-        </w:rPr>
-      </w:pPr>
-      <w:r>
-        <w:rPr>
-          <w:b/>
-        </w:rPr>
-        <w:t>~2 días</w:t>
-      </w:r>
-    </w:p>
-    <w:p>
-      <w:pPr>
-        <w:spacing w:after="0" w:line="240" w:lineRule="auto"/>
-        <w:rPr>
-          <w:b/>
-        </w:rPr>
-      </w:pPr>
-      <w:r>
-        <w:rPr>
-          <w:b/>
-        </w:rPr>
-        <w:t>Manejo de errores y casos borde (cédula no registrada, fuera de horario)</w:t>
-      </w:r>
-    </w:p>
-    <w:p>
-      <w:pPr>
-        <w:spacing w:after="0" w:line="240" w:lineRule="auto"/>
-        <w:rPr>
-          <w:b/>
-        </w:rPr>
-      </w:pPr>
-      <w:r>
-        <w:rPr>
-          <w:b/>
-        </w:rPr>
-        <w:t>Variables de entorno, configuración de producción</w:t>
-      </w:r>
-    </w:p>
-    <w:p>
-      <w:pPr>
-        <w:spacing w:after="0" w:line="240" w:lineRule="auto"/>
-        <w:rPr>
-          <w:b/>
-        </w:rPr>
-      </w:pPr>
-      <w:r>
-        <w:rPr>
-          <w:b/>
-        </w:rPr>
-        <w:t>Deploy en Azure</w:t>
-      </w:r>
-    </w:p>
-    <w:p/>
+        <w:t>El sistema detecta automáticamente si es desayuno (7-10am) o almuerzo (11:30-2pm) por hora del servidor</w:t>
+      </w:r>
+    </w:p>
+    <w:p>
+      <w:pPr>
+        <w:numPr>
+          <w:ilvl w:val="0"/>
+          <w:numId w:val="20"/>
+        </w:numPr>
+        <w:spacing w:before="100" w:beforeAutospacing="1" w:after="100" w:afterAutospacing="1" w:line="240" w:lineRule="auto"/>
+        <w:rPr>
+          <w:rFonts w:ascii="Times New Roman" w:eastAsia="Times New Roman" w:hAnsi="Times New Roman" w:cs="Times New Roman"/>
+          <w:sz w:val="24"/>
+          <w:szCs w:val="24"/>
+          <w:lang w:eastAsia="es-CR"/>
+        </w:rPr>
+      </w:pPr>
+      <w:r>
+        <w:rPr>
+          <w:rFonts w:ascii="Times New Roman" w:eastAsia="Times New Roman" w:hAnsi="Times New Roman" w:cs="Times New Roman"/>
+          <w:sz w:val="24"/>
+          <w:szCs w:val="24"/>
+          <w:lang w:eastAsia="es-CR"/>
+        </w:rPr>
+        <w:t>Los horarios son configurables desde el panel</w:t>
+      </w:r>
+    </w:p>
+    <w:p>
+      <w:pPr>
+        <w:numPr>
+          <w:ilvl w:val="0"/>
+          <w:numId w:val="20"/>
+        </w:numPr>
+        <w:spacing w:before="100" w:beforeAutospacing="1" w:after="100" w:afterAutospacing="1" w:line="240" w:lineRule="auto"/>
+        <w:rPr>
+          <w:rFonts w:ascii="Times New Roman" w:eastAsia="Times New Roman" w:hAnsi="Times New Roman" w:cs="Times New Roman"/>
+          <w:sz w:val="24"/>
+          <w:szCs w:val="24"/>
+          <w:lang w:eastAsia="es-CR"/>
+        </w:rPr>
+      </w:pPr>
+      <w:r>
+        <w:rPr>
+          <w:rFonts w:ascii="Times New Roman" w:eastAsia="Times New Roman" w:hAnsi="Times New Roman" w:cs="Times New Roman"/>
+          <w:sz w:val="24"/>
+          <w:szCs w:val="24"/>
+          <w:lang w:eastAsia="es-CR"/>
+        </w:rPr>
+        <w:t>Empleados tienen categoría (Operativo, Profesional, Gerencial) con costos diferentes por desayuno/almuerzo</w:t>
+      </w:r>
+    </w:p>
+    <w:p>
+      <w:pPr>
+        <w:numPr>
+          <w:ilvl w:val="0"/>
+          <w:numId w:val="20"/>
+        </w:numPr>
+        <w:spacing w:before="100" w:beforeAutospacing="1" w:after="100" w:afterAutospacing="1" w:line="240" w:lineRule="auto"/>
+        <w:rPr>
+          <w:rFonts w:ascii="Times New Roman" w:eastAsia="Times New Roman" w:hAnsi="Times New Roman" w:cs="Times New Roman"/>
+          <w:sz w:val="24"/>
+          <w:szCs w:val="24"/>
+          <w:lang w:eastAsia="es-CR"/>
+        </w:rPr>
+      </w:pPr>
+      <w:r>
+        <w:rPr>
+          <w:rFonts w:ascii="Times New Roman" w:eastAsia="Times New Roman" w:hAnsi="Times New Roman" w:cs="Times New Roman"/>
+          <w:sz w:val="24"/>
+          <w:szCs w:val="24"/>
+          <w:lang w:eastAsia="es-CR"/>
+        </w:rPr>
+        <w:t>Jornada SEMANAL: reporte automático semana anterior. Jornada QUINCENAL: admin selecciona fechas</w:t>
+      </w:r>
+    </w:p>
+    <w:p>
+      <w:pPr>
+        <w:numPr>
+          <w:ilvl w:val="0"/>
+          <w:numId w:val="20"/>
+        </w:numPr>
+        <w:spacing w:before="100" w:beforeAutospacing="1" w:after="100" w:afterAutospacing="1" w:line="240" w:lineRule="auto"/>
+        <w:rPr>
+          <w:rFonts w:ascii="Times New Roman" w:eastAsia="Times New Roman" w:hAnsi="Times New Roman" w:cs="Times New Roman"/>
+          <w:sz w:val="24"/>
+          <w:szCs w:val="24"/>
+          <w:lang w:eastAsia="es-CR"/>
+        </w:rPr>
+      </w:pPr>
+      <w:r>
+        <w:rPr>
+          <w:rFonts w:ascii="Times New Roman" w:eastAsia="Times New Roman" w:hAnsi="Times New Roman" w:cs="Times New Roman"/>
+          <w:sz w:val="24"/>
+          <w:szCs w:val="24"/>
+          <w:lang w:eastAsia="es-CR"/>
+        </w:rPr>
+        <w:t xml:space="preserve">Al escanear se guarda el monto en el registro (histórico </w:t>
+      </w:r>
+      <w:proofErr w:type="gramStart"/>
+      <w:r>
+        <w:rPr>
+          <w:rFonts w:ascii="Times New Roman" w:eastAsia="Times New Roman" w:hAnsi="Times New Roman" w:cs="Times New Roman"/>
+          <w:sz w:val="24"/>
+          <w:szCs w:val="24"/>
+          <w:lang w:eastAsia="es-CR"/>
+        </w:rPr>
+        <w:t>correcto</w:t>
+      </w:r>
+      <w:proofErr w:type="gramEnd"/>
+      <w:r>
+        <w:rPr>
+          <w:rFonts w:ascii="Times New Roman" w:eastAsia="Times New Roman" w:hAnsi="Times New Roman" w:cs="Times New Roman"/>
+          <w:sz w:val="24"/>
+          <w:szCs w:val="24"/>
+          <w:lang w:eastAsia="es-CR"/>
+        </w:rPr>
+        <w:t xml:space="preserve"> aunque cambien precios)</w:t>
+      </w:r>
+    </w:p>
+    <w:p>
+      <w:pPr>
+        <w:numPr>
+          <w:ilvl w:val="0"/>
+          <w:numId w:val="20"/>
+        </w:numPr>
+        <w:spacing w:before="100" w:beforeAutospacing="1" w:after="100" w:afterAutospacing="1" w:line="240" w:lineRule="auto"/>
+        <w:rPr>
+          <w:rFonts w:ascii="Times New Roman" w:eastAsia="Times New Roman" w:hAnsi="Times New Roman" w:cs="Times New Roman"/>
+          <w:sz w:val="24"/>
+          <w:szCs w:val="24"/>
+          <w:lang w:eastAsia="es-CR"/>
+        </w:rPr>
+      </w:pPr>
+      <w:r>
+        <w:rPr>
+          <w:rFonts w:ascii="Times New Roman" w:eastAsia="Times New Roman" w:hAnsi="Times New Roman" w:cs="Times New Roman"/>
+          <w:sz w:val="24"/>
+          <w:szCs w:val="24"/>
+          <w:lang w:eastAsia="es-CR"/>
+        </w:rPr>
+        <w:t>Detección de doble escaneo en menos de 30 minutos</w:t>
+      </w:r>
+    </w:p>
+    <w:p>
+      <w:pPr>
+        <w:spacing w:before="100" w:beforeAutospacing="1" w:after="100" w:afterAutospacing="1" w:line="240" w:lineRule="auto"/>
+        <w:rPr>
+          <w:rFonts w:ascii="Times New Roman" w:eastAsia="Times New Roman" w:hAnsi="Times New Roman" w:cs="Times New Roman"/>
+          <w:sz w:val="24"/>
+          <w:szCs w:val="24"/>
+          <w:lang w:val="en-US" w:eastAsia="es-CR"/>
+        </w:rPr>
+      </w:pPr>
+      <w:r>
+        <w:rPr>
+          <w:rFonts w:ascii="Times New Roman" w:eastAsia="Times New Roman" w:hAnsi="Times New Roman" w:cs="Times New Roman"/>
+          <w:b/>
+          <w:bCs/>
+          <w:sz w:val="24"/>
+          <w:szCs w:val="24"/>
+          <w:lang w:val="en-US" w:eastAsia="es-CR"/>
+        </w:rPr>
+        <w:t xml:space="preserve">Base de </w:t>
+      </w:r>
+      <w:proofErr w:type="spellStart"/>
+      <w:r>
+        <w:rPr>
+          <w:rFonts w:ascii="Times New Roman" w:eastAsia="Times New Roman" w:hAnsi="Times New Roman" w:cs="Times New Roman"/>
+          <w:b/>
+          <w:bCs/>
+          <w:sz w:val="24"/>
+          <w:szCs w:val="24"/>
+          <w:lang w:val="en-US" w:eastAsia="es-CR"/>
+        </w:rPr>
+        <w:t>datos</w:t>
+      </w:r>
+      <w:proofErr w:type="spellEnd"/>
+      <w:r>
+        <w:rPr>
+          <w:rFonts w:ascii="Times New Roman" w:eastAsia="Times New Roman" w:hAnsi="Times New Roman" w:cs="Times New Roman"/>
+          <w:b/>
+          <w:bCs/>
+          <w:sz w:val="24"/>
+          <w:szCs w:val="24"/>
+          <w:lang w:val="en-US" w:eastAsia="es-CR"/>
+        </w:rPr>
+        <w:t xml:space="preserve"> (Prisma):</w:t>
+      </w:r>
+      <w:r>
+        <w:rPr>
+          <w:rFonts w:ascii="Times New Roman" w:eastAsia="Times New Roman" w:hAnsi="Times New Roman" w:cs="Times New Roman"/>
+          <w:sz w:val="24"/>
+          <w:szCs w:val="24"/>
+          <w:lang w:val="en-US" w:eastAsia="es-CR"/>
+        </w:rPr>
+        <w:t xml:space="preserve"> User, Category, Employee, Record, Schedule</w:t>
+      </w:r>
+    </w:p>
+    <w:p>
+      <w:pPr>
+        <w:spacing w:before="100" w:beforeAutospacing="1" w:after="100" w:afterAutospacing="1" w:line="240" w:lineRule="auto"/>
+        <w:rPr>
+          <w:rFonts w:ascii="Times New Roman" w:eastAsia="Times New Roman" w:hAnsi="Times New Roman" w:cs="Times New Roman"/>
+          <w:sz w:val="24"/>
+          <w:szCs w:val="24"/>
+          <w:lang w:val="en-US" w:eastAsia="es-CR"/>
+        </w:rPr>
+      </w:pPr>
+      <w:r>
+        <w:rPr>
+          <w:rFonts w:ascii="Times New Roman" w:eastAsia="Times New Roman" w:hAnsi="Times New Roman" w:cs="Times New Roman"/>
+          <w:b/>
+          <w:bCs/>
+          <w:sz w:val="24"/>
+          <w:szCs w:val="24"/>
+          <w:lang w:val="en-US" w:eastAsia="es-CR"/>
+        </w:rPr>
+        <w:t xml:space="preserve">Backend </w:t>
+      </w:r>
+      <w:proofErr w:type="spellStart"/>
+      <w:r>
+        <w:rPr>
+          <w:rFonts w:ascii="Times New Roman" w:eastAsia="Times New Roman" w:hAnsi="Times New Roman" w:cs="Times New Roman"/>
+          <w:b/>
+          <w:bCs/>
+          <w:sz w:val="24"/>
+          <w:szCs w:val="24"/>
+          <w:lang w:val="en-US" w:eastAsia="es-CR"/>
+        </w:rPr>
+        <w:t>completado</w:t>
+      </w:r>
+      <w:proofErr w:type="spellEnd"/>
+      <w:r>
+        <w:rPr>
+          <w:rFonts w:ascii="Times New Roman" w:eastAsia="Times New Roman" w:hAnsi="Times New Roman" w:cs="Times New Roman"/>
+          <w:b/>
+          <w:bCs/>
+          <w:sz w:val="24"/>
+          <w:szCs w:val="24"/>
+          <w:lang w:val="en-US" w:eastAsia="es-CR"/>
+        </w:rPr>
+        <w:t xml:space="preserve"> (NestJS):</w:t>
+      </w:r>
+    </w:p>
+    <w:p>
+      <w:pPr>
+        <w:numPr>
+          <w:ilvl w:val="0"/>
+          <w:numId w:val="21"/>
+        </w:numPr>
+        <w:spacing w:before="100" w:beforeAutospacing="1" w:after="100" w:afterAutospacing="1" w:line="240" w:lineRule="auto"/>
+        <w:rPr>
+          <w:rFonts w:ascii="Times New Roman" w:eastAsia="Times New Roman" w:hAnsi="Times New Roman" w:cs="Times New Roman"/>
+          <w:sz w:val="24"/>
+          <w:szCs w:val="24"/>
+          <w:lang w:eastAsia="es-CR"/>
+        </w:rPr>
+      </w:pPr>
+      <w:proofErr w:type="spellStart"/>
+      <w:r>
+        <w:rPr>
+          <w:rFonts w:ascii="Times New Roman" w:eastAsia="Times New Roman" w:hAnsi="Times New Roman" w:cs="Times New Roman"/>
+          <w:sz w:val="24"/>
+          <w:szCs w:val="24"/>
+          <w:lang w:eastAsia="es-CR"/>
+        </w:rPr>
+        <w:t>Auth</w:t>
+      </w:r>
+      <w:proofErr w:type="spellEnd"/>
+      <w:r>
+        <w:rPr>
+          <w:rFonts w:ascii="Times New Roman" w:eastAsia="Times New Roman" w:hAnsi="Times New Roman" w:cs="Times New Roman"/>
+          <w:sz w:val="24"/>
+          <w:szCs w:val="24"/>
+          <w:lang w:eastAsia="es-CR"/>
+        </w:rPr>
+        <w:t xml:space="preserve"> con JWT + </w:t>
+      </w:r>
+      <w:proofErr w:type="spellStart"/>
+      <w:r>
+        <w:rPr>
+          <w:rFonts w:ascii="Times New Roman" w:eastAsia="Times New Roman" w:hAnsi="Times New Roman" w:cs="Times New Roman"/>
+          <w:sz w:val="24"/>
+          <w:szCs w:val="24"/>
+          <w:lang w:eastAsia="es-CR"/>
+        </w:rPr>
+        <w:t>Guards</w:t>
+      </w:r>
+      <w:proofErr w:type="spellEnd"/>
+      <w:r>
+        <w:rPr>
+          <w:rFonts w:ascii="Times New Roman" w:eastAsia="Times New Roman" w:hAnsi="Times New Roman" w:cs="Times New Roman"/>
+          <w:sz w:val="24"/>
+          <w:szCs w:val="24"/>
+          <w:lang w:eastAsia="es-CR"/>
+        </w:rPr>
+        <w:t xml:space="preserve"> + Roles</w:t>
+      </w:r>
+    </w:p>
+    <w:p>
+      <w:pPr>
+        <w:numPr>
+          <w:ilvl w:val="0"/>
+          <w:numId w:val="21"/>
+        </w:numPr>
+        <w:spacing w:before="100" w:beforeAutospacing="1" w:after="100" w:afterAutospacing="1" w:line="240" w:lineRule="auto"/>
+        <w:rPr>
+          <w:rFonts w:ascii="Times New Roman" w:eastAsia="Times New Roman" w:hAnsi="Times New Roman" w:cs="Times New Roman"/>
+          <w:sz w:val="24"/>
+          <w:szCs w:val="24"/>
+          <w:lang w:val="en-US" w:eastAsia="es-CR"/>
+        </w:rPr>
+      </w:pPr>
+      <w:proofErr w:type="spellStart"/>
+      <w:r>
+        <w:rPr>
+          <w:rFonts w:ascii="Times New Roman" w:eastAsia="Times New Roman" w:hAnsi="Times New Roman" w:cs="Times New Roman"/>
+          <w:sz w:val="24"/>
+          <w:szCs w:val="24"/>
+          <w:lang w:val="en-US" w:eastAsia="es-CR"/>
+        </w:rPr>
+        <w:t>Módulos</w:t>
+      </w:r>
+      <w:proofErr w:type="spellEnd"/>
+      <w:r>
+        <w:rPr>
+          <w:rFonts w:ascii="Times New Roman" w:eastAsia="Times New Roman" w:hAnsi="Times New Roman" w:cs="Times New Roman"/>
+          <w:sz w:val="24"/>
+          <w:szCs w:val="24"/>
+          <w:lang w:val="en-US" w:eastAsia="es-CR"/>
+        </w:rPr>
+        <w:t xml:space="preserve">: </w:t>
+      </w:r>
+      <w:proofErr w:type="spellStart"/>
+      <w:r>
+        <w:rPr>
+          <w:rFonts w:ascii="Times New Roman" w:eastAsia="Times New Roman" w:hAnsi="Times New Roman" w:cs="Times New Roman"/>
+          <w:sz w:val="24"/>
+          <w:szCs w:val="24"/>
+          <w:lang w:val="en-US" w:eastAsia="es-CR"/>
+        </w:rPr>
+        <w:t>auth</w:t>
+      </w:r>
+      <w:proofErr w:type="spellEnd"/>
+      <w:r>
+        <w:rPr>
+          <w:rFonts w:ascii="Times New Roman" w:eastAsia="Times New Roman" w:hAnsi="Times New Roman" w:cs="Times New Roman"/>
+          <w:sz w:val="24"/>
+          <w:szCs w:val="24"/>
+          <w:lang w:val="en-US" w:eastAsia="es-CR"/>
+        </w:rPr>
+        <w:t>, users, employees, categories, records, schedule</w:t>
+      </w:r>
+    </w:p>
+    <w:p>
+      <w:pPr>
+        <w:numPr>
+          <w:ilvl w:val="0"/>
+          <w:numId w:val="21"/>
+        </w:numPr>
+        <w:spacing w:before="100" w:beforeAutospacing="1" w:after="100" w:afterAutospacing="1" w:line="240" w:lineRule="auto"/>
+        <w:rPr>
+          <w:rFonts w:ascii="Times New Roman" w:eastAsia="Times New Roman" w:hAnsi="Times New Roman" w:cs="Times New Roman"/>
+          <w:sz w:val="24"/>
+          <w:szCs w:val="24"/>
+          <w:lang w:val="en-US" w:eastAsia="es-CR"/>
+        </w:rPr>
+      </w:pPr>
+      <w:r>
+        <w:rPr>
+          <w:rFonts w:ascii="Times New Roman" w:eastAsia="Times New Roman" w:hAnsi="Times New Roman" w:cs="Times New Roman"/>
+          <w:sz w:val="24"/>
+          <w:szCs w:val="24"/>
+          <w:lang w:val="en-US" w:eastAsia="es-CR"/>
+        </w:rPr>
+        <w:t>Endpoints: /</w:t>
+      </w:r>
+      <w:proofErr w:type="spellStart"/>
+      <w:r>
+        <w:rPr>
+          <w:rFonts w:ascii="Times New Roman" w:eastAsia="Times New Roman" w:hAnsi="Times New Roman" w:cs="Times New Roman"/>
+          <w:sz w:val="24"/>
+          <w:szCs w:val="24"/>
+          <w:lang w:val="en-US" w:eastAsia="es-CR"/>
+        </w:rPr>
+        <w:t>auth</w:t>
+      </w:r>
+      <w:proofErr w:type="spellEnd"/>
+      <w:r>
+        <w:rPr>
+          <w:rFonts w:ascii="Times New Roman" w:eastAsia="Times New Roman" w:hAnsi="Times New Roman" w:cs="Times New Roman"/>
+          <w:sz w:val="24"/>
+          <w:szCs w:val="24"/>
+          <w:lang w:val="en-US" w:eastAsia="es-CR"/>
+        </w:rPr>
+        <w:t>/login, /users, /employees, /categories, /records/scan, /records/dashboard, /records/report/weekly, /records/report/biweekly, /schedule</w:t>
+      </w:r>
+    </w:p>
+    <w:p>
+      <w:pPr>
+        <w:numPr>
+          <w:ilvl w:val="0"/>
+          <w:numId w:val="21"/>
+        </w:numPr>
+        <w:spacing w:before="100" w:beforeAutospacing="1" w:after="100" w:afterAutospacing="1" w:line="240" w:lineRule="auto"/>
+        <w:rPr>
+          <w:rFonts w:ascii="Times New Roman" w:eastAsia="Times New Roman" w:hAnsi="Times New Roman" w:cs="Times New Roman"/>
+          <w:sz w:val="24"/>
+          <w:szCs w:val="24"/>
+          <w:lang w:eastAsia="es-CR"/>
+        </w:rPr>
+      </w:pPr>
+      <w:r>
+        <w:rPr>
+          <w:rFonts w:ascii="Times New Roman" w:eastAsia="Times New Roman" w:hAnsi="Times New Roman" w:cs="Times New Roman"/>
+          <w:sz w:val="24"/>
+          <w:szCs w:val="24"/>
+          <w:lang w:eastAsia="es-CR"/>
+        </w:rPr>
+        <w:t>CORS configurado para localhost:5173/5174/4173</w:t>
+      </w:r>
+    </w:p>
+    <w:p>
+      <w:pPr>
+        <w:numPr>
+          <w:ilvl w:val="0"/>
+          <w:numId w:val="21"/>
+        </w:numPr>
+        <w:spacing w:before="100" w:beforeAutospacing="1" w:after="100" w:afterAutospacing="1" w:line="240" w:lineRule="auto"/>
+        <w:rPr>
+          <w:rFonts w:ascii="Times New Roman" w:eastAsia="Times New Roman" w:hAnsi="Times New Roman" w:cs="Times New Roman"/>
+          <w:sz w:val="24"/>
+          <w:szCs w:val="24"/>
+          <w:lang w:eastAsia="es-CR"/>
+        </w:rPr>
+      </w:pPr>
+      <w:proofErr w:type="spellStart"/>
+      <w:r>
+        <w:rPr>
+          <w:rFonts w:ascii="Times New Roman" w:eastAsia="Times New Roman" w:hAnsi="Times New Roman" w:cs="Times New Roman"/>
+          <w:sz w:val="24"/>
+          <w:szCs w:val="24"/>
+          <w:lang w:eastAsia="es-CR"/>
+        </w:rPr>
+        <w:t>Seed</w:t>
+      </w:r>
+      <w:proofErr w:type="spellEnd"/>
+      <w:r>
+        <w:rPr>
+          <w:rFonts w:ascii="Times New Roman" w:eastAsia="Times New Roman" w:hAnsi="Times New Roman" w:cs="Times New Roman"/>
+          <w:sz w:val="24"/>
+          <w:szCs w:val="24"/>
+          <w:lang w:eastAsia="es-CR"/>
+        </w:rPr>
+        <w:t xml:space="preserve"> con </w:t>
+      </w:r>
+      <w:proofErr w:type="spellStart"/>
+      <w:r>
+        <w:rPr>
+          <w:rFonts w:ascii="Times New Roman" w:eastAsia="Times New Roman" w:hAnsi="Times New Roman" w:cs="Times New Roman"/>
+          <w:sz w:val="24"/>
+          <w:szCs w:val="24"/>
+          <w:lang w:eastAsia="es-CR"/>
+        </w:rPr>
+        <w:t>Super</w:t>
+      </w:r>
+      <w:proofErr w:type="spellEnd"/>
+      <w:r>
+        <w:rPr>
+          <w:rFonts w:ascii="Times New Roman" w:eastAsia="Times New Roman" w:hAnsi="Times New Roman" w:cs="Times New Roman"/>
+          <w:sz w:val="24"/>
+          <w:szCs w:val="24"/>
+          <w:lang w:eastAsia="es-CR"/>
+        </w:rPr>
+        <w:t xml:space="preserve"> Admin (</w:t>
+      </w:r>
+      <w:r>
+        <w:rPr>
+          <w:rFonts w:ascii="Times New Roman" w:eastAsia="Times New Roman" w:hAnsi="Times New Roman" w:cs="Times New Roman"/>
+          <w:sz w:val="24"/>
+          <w:szCs w:val="24"/>
+          <w:lang w:eastAsia="es-CR"/>
+        </w:rPr>
+        <w:t xml:space="preserve">  </w:t>
+      </w:r>
+      <w:hyperlink r:id="rId5" w:history="1">
+        <w:r>
+          <w:rPr>
+            <w:rFonts w:ascii="Times New Roman" w:eastAsia="Times New Roman" w:hAnsi="Times New Roman" w:cs="Times New Roman"/>
+            <w:color w:val="0000FF"/>
+            <w:sz w:val="24"/>
+            <w:szCs w:val="24"/>
+            <w:u w:val="single"/>
+            <w:lang w:eastAsia="es-CR"/>
+          </w:rPr>
+          <w:t>admin@digitaltickets.com</w:t>
+        </w:r>
+      </w:hyperlink>
+      <w:r>
+        <w:rPr>
+          <w:rFonts w:ascii="Times New Roman" w:eastAsia="Times New Roman" w:hAnsi="Times New Roman" w:cs="Times New Roman"/>
+          <w:sz w:val="24"/>
+          <w:szCs w:val="24"/>
+          <w:lang w:eastAsia="es-CR"/>
+        </w:rPr>
+        <w:t xml:space="preserve"> </w:t>
+      </w:r>
+      <w:r>
+        <w:rPr>
+          <w:rFonts w:ascii="Times New Roman" w:eastAsia="Times New Roman" w:hAnsi="Times New Roman" w:cs="Times New Roman"/>
+          <w:sz w:val="24"/>
+          <w:szCs w:val="24"/>
+          <w:lang w:eastAsia="es-CR"/>
+        </w:rPr>
+        <w:t xml:space="preserve">  </w:t>
+      </w:r>
+      <w:r>
+        <w:rPr>
+          <w:rFonts w:ascii="Times New Roman" w:eastAsia="Times New Roman" w:hAnsi="Times New Roman" w:cs="Times New Roman"/>
+          <w:sz w:val="24"/>
+          <w:szCs w:val="24"/>
+          <w:lang w:eastAsia="es-CR"/>
+        </w:rPr>
+        <w:t>/</w:t>
+      </w:r>
+      <w:r>
+        <w:rPr>
+          <w:rFonts w:ascii="Times New Roman" w:eastAsia="Times New Roman" w:hAnsi="Times New Roman" w:cs="Times New Roman"/>
+          <w:sz w:val="24"/>
+          <w:szCs w:val="24"/>
+          <w:lang w:eastAsia="es-CR"/>
+        </w:rPr>
+        <w:t xml:space="preserve">    </w:t>
+      </w:r>
+      <w:r>
+        <w:rPr>
+          <w:rFonts w:ascii="Times New Roman" w:eastAsia="Times New Roman" w:hAnsi="Times New Roman" w:cs="Times New Roman"/>
+          <w:sz w:val="24"/>
+          <w:szCs w:val="24"/>
+          <w:lang w:eastAsia="es-CR"/>
+        </w:rPr>
+        <w:t xml:space="preserve"> admin123</w:t>
+      </w:r>
+      <w:r>
+        <w:rPr>
+          <w:rFonts w:ascii="Times New Roman" w:eastAsia="Times New Roman" w:hAnsi="Times New Roman" w:cs="Times New Roman"/>
+          <w:sz w:val="24"/>
+          <w:szCs w:val="24"/>
+          <w:lang w:eastAsia="es-CR"/>
+        </w:rPr>
+        <w:t xml:space="preserve">      </w:t>
+      </w:r>
+      <w:r>
+        <w:rPr>
+          <w:rFonts w:ascii="Times New Roman" w:eastAsia="Times New Roman" w:hAnsi="Times New Roman" w:cs="Times New Roman"/>
+          <w:sz w:val="24"/>
+          <w:szCs w:val="24"/>
+          <w:lang w:eastAsia="es-CR"/>
+        </w:rPr>
+        <w:t>) y categorías/horarios iniciales</w:t>
+      </w:r>
+    </w:p>
+    <w:p>
+      <w:pPr>
+        <w:numPr>
+          <w:ilvl w:val="0"/>
+          <w:numId w:val="21"/>
+        </w:numPr>
+        <w:spacing w:before="100" w:beforeAutospacing="1" w:after="100" w:afterAutospacing="1" w:line="240" w:lineRule="auto"/>
+        <w:rPr>
+          <w:rFonts w:ascii="Times New Roman" w:eastAsia="Times New Roman" w:hAnsi="Times New Roman" w:cs="Times New Roman"/>
+          <w:sz w:val="24"/>
+          <w:szCs w:val="24"/>
+          <w:lang w:eastAsia="es-CR"/>
+        </w:rPr>
+      </w:pPr>
+      <w:r>
+        <w:rPr>
+          <w:rFonts w:ascii="Times New Roman" w:eastAsia="Times New Roman" w:hAnsi="Times New Roman" w:cs="Times New Roman"/>
+          <w:sz w:val="24"/>
+          <w:szCs w:val="24"/>
+          <w:lang w:eastAsia="es-CR"/>
+        </w:rPr>
+        <w:t xml:space="preserve">Los </w:t>
+      </w:r>
+      <w:proofErr w:type="spellStart"/>
+      <w:r>
+        <w:rPr>
+          <w:rFonts w:ascii="Times New Roman" w:eastAsia="Times New Roman" w:hAnsi="Times New Roman" w:cs="Times New Roman"/>
+          <w:sz w:val="24"/>
+          <w:szCs w:val="24"/>
+          <w:lang w:eastAsia="es-CR"/>
+        </w:rPr>
+        <w:t>users</w:t>
+      </w:r>
+      <w:proofErr w:type="spellEnd"/>
+      <w:r>
+        <w:rPr>
+          <w:rFonts w:ascii="Times New Roman" w:eastAsia="Times New Roman" w:hAnsi="Times New Roman" w:cs="Times New Roman"/>
+          <w:sz w:val="24"/>
+          <w:szCs w:val="24"/>
+          <w:lang w:eastAsia="es-CR"/>
+        </w:rPr>
+        <w:t xml:space="preserve"> son:</w:t>
+      </w:r>
+    </w:p>
+    <w:p>
+      <w:pPr>
+        <w:spacing w:before="100" w:beforeAutospacing="1" w:after="100" w:afterAutospacing="1" w:line="240" w:lineRule="auto"/>
+        <w:ind w:left="720"/>
+        <w:rPr>
+          <w:rFonts w:ascii="Segoe UI" w:hAnsi="Segoe UI" w:cs="Segoe UI"/>
+          <w:color w:val="64748B"/>
+          <w:sz w:val="21"/>
+          <w:szCs w:val="21"/>
+          <w:shd w:val="clear" w:color="auto" w:fill="FFFFFF"/>
+        </w:rPr>
+      </w:pPr>
+      <w:hyperlink r:id="rId6" w:history="1">
+        <w:r>
+          <w:rPr>
+            <w:rStyle w:val="Hipervnculo"/>
+            <w:rFonts w:ascii="Segoe UI" w:hAnsi="Segoe UI" w:cs="Segoe UI"/>
+            <w:sz w:val="21"/>
+            <w:szCs w:val="21"/>
+            <w:shd w:val="clear" w:color="auto" w:fill="F8FAFC"/>
+          </w:rPr>
+          <w:t>admin1@digitaltickets.com</w:t>
+        </w:r>
+      </w:hyperlink>
+      <w:r>
+        <w:rPr>
+          <w:rFonts w:ascii="Segoe UI" w:hAnsi="Segoe UI" w:cs="Segoe UI"/>
+          <w:color w:val="64748B"/>
+          <w:sz w:val="21"/>
+          <w:szCs w:val="21"/>
+          <w:shd w:val="clear" w:color="auto" w:fill="F8FAFC"/>
+        </w:rPr>
+        <w:t xml:space="preserve">   y </w:t>
+      </w:r>
+      <w:hyperlink r:id="rId7" w:history="1">
+        <w:r>
+          <w:rPr>
+            <w:rStyle w:val="Hipervnculo"/>
+            <w:rFonts w:ascii="Segoe UI" w:hAnsi="Segoe UI" w:cs="Segoe UI"/>
+            <w:sz w:val="21"/>
+            <w:szCs w:val="21"/>
+            <w:shd w:val="clear" w:color="auto" w:fill="FFFFFF"/>
+          </w:rPr>
+          <w:t>cajero@digitaltickets.com</w:t>
+        </w:r>
+      </w:hyperlink>
+    </w:p>
+    <w:p>
+      <w:pPr>
+        <w:pStyle w:val="Prrafodelista"/>
+        <w:spacing w:before="100" w:beforeAutospacing="1" w:after="100" w:afterAutospacing="1" w:line="240" w:lineRule="auto"/>
+        <w:rPr>
+          <w:rFonts w:ascii="Times New Roman" w:eastAsia="Times New Roman" w:hAnsi="Times New Roman" w:cs="Times New Roman"/>
+          <w:sz w:val="24"/>
+          <w:szCs w:val="24"/>
+          <w:lang w:eastAsia="es-CR"/>
+        </w:rPr>
+      </w:pPr>
+      <w:hyperlink r:id="rId8" w:history="1">
+        <w:r>
+          <w:rPr>
+            <w:rStyle w:val="Hipervnculo"/>
+            <w:rFonts w:ascii="Times New Roman" w:eastAsia="Times New Roman" w:hAnsi="Times New Roman" w:cs="Times New Roman"/>
+            <w:sz w:val="24"/>
+            <w:szCs w:val="24"/>
+            <w:lang w:eastAsia="es-CR"/>
+          </w:rPr>
+          <w:t>betymonge@dipo.com</w:t>
+        </w:r>
+      </w:hyperlink>
+      <w:r>
+        <w:rPr>
+          <w:rFonts w:ascii="Times New Roman" w:eastAsia="Times New Roman" w:hAnsi="Times New Roman" w:cs="Times New Roman"/>
+          <w:sz w:val="24"/>
+          <w:szCs w:val="24"/>
+          <w:lang w:eastAsia="es-CR"/>
+        </w:rPr>
+        <w:t xml:space="preserve">    Dipo2100</w:t>
+      </w:r>
+    </w:p>
+    <w:p>
+      <w:pPr>
+        <w:spacing w:before="100" w:beforeAutospacing="1" w:after="100" w:afterAutospacing="1" w:line="240" w:lineRule="auto"/>
+        <w:ind w:left="720"/>
+        <w:rPr>
+          <w:rFonts w:ascii="Times New Roman" w:eastAsia="Times New Roman" w:hAnsi="Times New Roman" w:cs="Times New Roman"/>
+          <w:sz w:val="24"/>
+          <w:szCs w:val="24"/>
+          <w:lang w:eastAsia="es-CR"/>
+        </w:rPr>
+      </w:pPr>
+    </w:p>
+    <w:p>
+      <w:pPr>
+        <w:numPr>
+          <w:ilvl w:val="0"/>
+          <w:numId w:val="21"/>
+        </w:numPr>
+        <w:spacing w:before="100" w:beforeAutospacing="1" w:after="100" w:afterAutospacing="1" w:line="240" w:lineRule="auto"/>
+        <w:rPr>
+          <w:rFonts w:ascii="Times New Roman" w:eastAsia="Times New Roman" w:hAnsi="Times New Roman" w:cs="Times New Roman"/>
+          <w:sz w:val="24"/>
+          <w:szCs w:val="24"/>
+          <w:lang w:val="en-US" w:eastAsia="es-CR"/>
+        </w:rPr>
+      </w:pPr>
+      <w:r>
+        <w:rPr>
+          <w:rFonts w:ascii="Times New Roman" w:eastAsia="Times New Roman" w:hAnsi="Times New Roman" w:cs="Times New Roman"/>
+          <w:sz w:val="24"/>
+          <w:szCs w:val="24"/>
+          <w:lang w:val="en-US" w:eastAsia="es-CR"/>
+        </w:rPr>
+        <w:t>Deploy target: Azure (App Service + Static Web Apps + PostgreSQL + Blob Storage)</w:t>
+      </w:r>
+    </w:p>
+    <w:p>
+      <w:pPr>
+        <w:spacing w:before="100" w:beforeAutospacing="1" w:after="100" w:afterAutospacing="1" w:line="240" w:lineRule="auto"/>
+        <w:rPr>
+          <w:rFonts w:ascii="Times New Roman" w:eastAsia="Times New Roman" w:hAnsi="Times New Roman" w:cs="Times New Roman"/>
+          <w:sz w:val="24"/>
+          <w:szCs w:val="24"/>
+          <w:lang w:eastAsia="es-CR"/>
+        </w:rPr>
+      </w:pPr>
+      <w:r>
+        <w:rPr>
+          <w:rFonts w:ascii="Times New Roman" w:eastAsia="Times New Roman" w:hAnsi="Times New Roman" w:cs="Times New Roman"/>
+          <w:b/>
+          <w:bCs/>
+          <w:sz w:val="24"/>
+          <w:szCs w:val="24"/>
+          <w:lang w:eastAsia="es-CR"/>
+        </w:rPr>
+        <w:t>Frontend completado (</w:t>
+      </w:r>
+      <w:proofErr w:type="spellStart"/>
+      <w:r>
+        <w:rPr>
+          <w:rFonts w:ascii="Times New Roman" w:eastAsia="Times New Roman" w:hAnsi="Times New Roman" w:cs="Times New Roman"/>
+          <w:b/>
+          <w:bCs/>
+          <w:sz w:val="24"/>
+          <w:szCs w:val="24"/>
+          <w:lang w:eastAsia="es-CR"/>
+        </w:rPr>
+        <w:t>React</w:t>
+      </w:r>
+      <w:proofErr w:type="spellEnd"/>
+      <w:r>
+        <w:rPr>
+          <w:rFonts w:ascii="Times New Roman" w:eastAsia="Times New Roman" w:hAnsi="Times New Roman" w:cs="Times New Roman"/>
+          <w:b/>
+          <w:bCs/>
+          <w:sz w:val="24"/>
+          <w:szCs w:val="24"/>
+          <w:lang w:eastAsia="es-CR"/>
+        </w:rPr>
+        <w:t>):</w:t>
+      </w:r>
+    </w:p>
+    <w:p>
+      <w:pPr>
+        <w:numPr>
+          <w:ilvl w:val="0"/>
+          <w:numId w:val="22"/>
+        </w:numPr>
+        <w:spacing w:before="100" w:beforeAutospacing="1" w:after="100" w:afterAutospacing="1" w:line="240" w:lineRule="auto"/>
+        <w:rPr>
+          <w:rFonts w:ascii="Times New Roman" w:eastAsia="Times New Roman" w:hAnsi="Times New Roman" w:cs="Times New Roman"/>
+          <w:sz w:val="24"/>
+          <w:szCs w:val="24"/>
+          <w:lang w:eastAsia="es-CR"/>
+        </w:rPr>
+      </w:pPr>
+      <w:proofErr w:type="spellStart"/>
+      <w:r>
+        <w:rPr>
+          <w:rFonts w:ascii="Times New Roman" w:eastAsia="Times New Roman" w:hAnsi="Times New Roman" w:cs="Times New Roman"/>
+          <w:sz w:val="24"/>
+          <w:szCs w:val="24"/>
+          <w:lang w:eastAsia="es-CR"/>
+        </w:rPr>
+        <w:t>Auth</w:t>
+      </w:r>
+      <w:proofErr w:type="spellEnd"/>
+      <w:r>
+        <w:rPr>
+          <w:rFonts w:ascii="Times New Roman" w:eastAsia="Times New Roman" w:hAnsi="Times New Roman" w:cs="Times New Roman"/>
+          <w:sz w:val="24"/>
+          <w:szCs w:val="24"/>
+          <w:lang w:eastAsia="es-CR"/>
+        </w:rPr>
+        <w:t xml:space="preserve"> </w:t>
+      </w:r>
+      <w:proofErr w:type="spellStart"/>
+      <w:r>
+        <w:rPr>
+          <w:rFonts w:ascii="Times New Roman" w:eastAsia="Times New Roman" w:hAnsi="Times New Roman" w:cs="Times New Roman"/>
+          <w:sz w:val="24"/>
+          <w:szCs w:val="24"/>
+          <w:lang w:eastAsia="es-CR"/>
+        </w:rPr>
+        <w:t>context</w:t>
+      </w:r>
+      <w:proofErr w:type="spellEnd"/>
+      <w:r>
+        <w:rPr>
+          <w:rFonts w:ascii="Times New Roman" w:eastAsia="Times New Roman" w:hAnsi="Times New Roman" w:cs="Times New Roman"/>
+          <w:sz w:val="24"/>
+          <w:szCs w:val="24"/>
+          <w:lang w:eastAsia="es-CR"/>
+        </w:rPr>
+        <w:t xml:space="preserve"> con </w:t>
+      </w:r>
+      <w:proofErr w:type="spellStart"/>
+      <w:r>
+        <w:rPr>
+          <w:rFonts w:ascii="Times New Roman" w:eastAsia="Times New Roman" w:hAnsi="Times New Roman" w:cs="Times New Roman"/>
+          <w:sz w:val="24"/>
+          <w:szCs w:val="24"/>
+          <w:lang w:eastAsia="es-CR"/>
+        </w:rPr>
+        <w:t>localStorage</w:t>
+      </w:r>
+      <w:proofErr w:type="spellEnd"/>
+    </w:p>
+    <w:p>
+      <w:pPr>
+        <w:numPr>
+          <w:ilvl w:val="0"/>
+          <w:numId w:val="22"/>
+        </w:numPr>
+        <w:spacing w:before="100" w:beforeAutospacing="1" w:after="100" w:afterAutospacing="1" w:line="240" w:lineRule="auto"/>
+        <w:rPr>
+          <w:rFonts w:ascii="Times New Roman" w:eastAsia="Times New Roman" w:hAnsi="Times New Roman" w:cs="Times New Roman"/>
+          <w:sz w:val="24"/>
+          <w:szCs w:val="24"/>
+          <w:lang w:eastAsia="es-CR"/>
+        </w:rPr>
+      </w:pPr>
+      <w:proofErr w:type="spellStart"/>
+      <w:r>
+        <w:rPr>
+          <w:rFonts w:ascii="Times New Roman" w:eastAsia="Times New Roman" w:hAnsi="Times New Roman" w:cs="Times New Roman"/>
+          <w:sz w:val="24"/>
+          <w:szCs w:val="24"/>
+          <w:lang w:eastAsia="es-CR"/>
+        </w:rPr>
+        <w:t>Protected</w:t>
+      </w:r>
+      <w:proofErr w:type="spellEnd"/>
+      <w:r>
+        <w:rPr>
+          <w:rFonts w:ascii="Times New Roman" w:eastAsia="Times New Roman" w:hAnsi="Times New Roman" w:cs="Times New Roman"/>
+          <w:sz w:val="24"/>
+          <w:szCs w:val="24"/>
+          <w:lang w:eastAsia="es-CR"/>
+        </w:rPr>
+        <w:t xml:space="preserve"> </w:t>
+      </w:r>
+      <w:proofErr w:type="spellStart"/>
+      <w:r>
+        <w:rPr>
+          <w:rFonts w:ascii="Times New Roman" w:eastAsia="Times New Roman" w:hAnsi="Times New Roman" w:cs="Times New Roman"/>
+          <w:sz w:val="24"/>
+          <w:szCs w:val="24"/>
+          <w:lang w:eastAsia="es-CR"/>
+        </w:rPr>
+        <w:t>routes</w:t>
+      </w:r>
+      <w:proofErr w:type="spellEnd"/>
+      <w:r>
+        <w:rPr>
+          <w:rFonts w:ascii="Times New Roman" w:eastAsia="Times New Roman" w:hAnsi="Times New Roman" w:cs="Times New Roman"/>
+          <w:sz w:val="24"/>
+          <w:szCs w:val="24"/>
+          <w:lang w:eastAsia="es-CR"/>
+        </w:rPr>
+        <w:t xml:space="preserve"> con roles</w:t>
+      </w:r>
+    </w:p>
+    <w:p>
+      <w:pPr>
+        <w:numPr>
+          <w:ilvl w:val="0"/>
+          <w:numId w:val="22"/>
+        </w:numPr>
+        <w:spacing w:before="100" w:beforeAutospacing="1" w:after="100" w:afterAutospacing="1" w:line="240" w:lineRule="auto"/>
+        <w:rPr>
+          <w:rFonts w:ascii="Times New Roman" w:eastAsia="Times New Roman" w:hAnsi="Times New Roman" w:cs="Times New Roman"/>
+          <w:sz w:val="24"/>
+          <w:szCs w:val="24"/>
+          <w:lang w:eastAsia="es-CR"/>
+        </w:rPr>
+      </w:pPr>
+      <w:r>
+        <w:rPr>
+          <w:rFonts w:ascii="Times New Roman" w:eastAsia="Times New Roman" w:hAnsi="Times New Roman" w:cs="Times New Roman"/>
+          <w:sz w:val="24"/>
+          <w:szCs w:val="24"/>
+          <w:lang w:eastAsia="es-CR"/>
+        </w:rPr>
+        <w:t xml:space="preserve">Diseño: </w:t>
+      </w:r>
+      <w:proofErr w:type="spellStart"/>
+      <w:r>
+        <w:rPr>
+          <w:rFonts w:ascii="Times New Roman" w:eastAsia="Times New Roman" w:hAnsi="Times New Roman" w:cs="Times New Roman"/>
+          <w:sz w:val="24"/>
+          <w:szCs w:val="24"/>
+          <w:lang w:eastAsia="es-CR"/>
+        </w:rPr>
+        <w:t>sidebar</w:t>
+      </w:r>
+      <w:proofErr w:type="spellEnd"/>
+      <w:r>
+        <w:rPr>
+          <w:rFonts w:ascii="Times New Roman" w:eastAsia="Times New Roman" w:hAnsi="Times New Roman" w:cs="Times New Roman"/>
+          <w:sz w:val="24"/>
+          <w:szCs w:val="24"/>
+          <w:lang w:eastAsia="es-CR"/>
+        </w:rPr>
+        <w:t xml:space="preserve"> oscuro (</w:t>
+      </w:r>
+      <w:r>
+        <w:rPr>
+          <w:rFonts w:ascii="Courier New" w:eastAsia="Times New Roman" w:hAnsi="Courier New" w:cs="Courier New"/>
+          <w:sz w:val="20"/>
+          <w:szCs w:val="20"/>
+          <w:lang w:eastAsia="es-CR"/>
+        </w:rPr>
+        <w:t>#0f172a</w:t>
+      </w:r>
+      <w:r>
+        <w:rPr>
+          <w:rFonts w:ascii="Times New Roman" w:eastAsia="Times New Roman" w:hAnsi="Times New Roman" w:cs="Times New Roman"/>
+          <w:sz w:val="24"/>
+          <w:szCs w:val="24"/>
+          <w:lang w:eastAsia="es-CR"/>
+        </w:rPr>
+        <w:t>), fondo gris (</w:t>
+      </w:r>
+      <w:r>
+        <w:rPr>
+          <w:rFonts w:ascii="Courier New" w:eastAsia="Times New Roman" w:hAnsi="Courier New" w:cs="Courier New"/>
+          <w:sz w:val="20"/>
+          <w:szCs w:val="20"/>
+          <w:lang w:eastAsia="es-CR"/>
+        </w:rPr>
+        <w:t>#f1f5f9</w:t>
+      </w:r>
+      <w:r>
+        <w:rPr>
+          <w:rFonts w:ascii="Times New Roman" w:eastAsia="Times New Roman" w:hAnsi="Times New Roman" w:cs="Times New Roman"/>
+          <w:sz w:val="24"/>
+          <w:szCs w:val="24"/>
+          <w:lang w:eastAsia="es-CR"/>
+        </w:rPr>
+        <w:t xml:space="preserve">), </w:t>
+      </w:r>
+      <w:proofErr w:type="spellStart"/>
+      <w:r>
+        <w:rPr>
+          <w:rFonts w:ascii="Times New Roman" w:eastAsia="Times New Roman" w:hAnsi="Times New Roman" w:cs="Times New Roman"/>
+          <w:sz w:val="24"/>
+          <w:szCs w:val="24"/>
+          <w:lang w:eastAsia="es-CR"/>
+        </w:rPr>
+        <w:t>cards</w:t>
+      </w:r>
+      <w:proofErr w:type="spellEnd"/>
+      <w:r>
+        <w:rPr>
+          <w:rFonts w:ascii="Times New Roman" w:eastAsia="Times New Roman" w:hAnsi="Times New Roman" w:cs="Times New Roman"/>
+          <w:sz w:val="24"/>
+          <w:szCs w:val="24"/>
+          <w:lang w:eastAsia="es-CR"/>
+        </w:rPr>
+        <w:t xml:space="preserve"> con borde azul oscuro</w:t>
+      </w:r>
+    </w:p>
+    <w:p>
+      <w:pPr>
+        <w:numPr>
+          <w:ilvl w:val="0"/>
+          <w:numId w:val="22"/>
+        </w:numPr>
+        <w:spacing w:before="100" w:beforeAutospacing="1" w:after="100" w:afterAutospacing="1" w:line="240" w:lineRule="auto"/>
+        <w:rPr>
+          <w:rFonts w:ascii="Times New Roman" w:eastAsia="Times New Roman" w:hAnsi="Times New Roman" w:cs="Times New Roman"/>
+          <w:sz w:val="24"/>
+          <w:szCs w:val="24"/>
+          <w:lang w:val="en-US" w:eastAsia="es-CR"/>
+        </w:rPr>
+      </w:pPr>
+      <w:proofErr w:type="spellStart"/>
+      <w:r>
+        <w:rPr>
+          <w:rFonts w:ascii="Times New Roman" w:eastAsia="Times New Roman" w:hAnsi="Times New Roman" w:cs="Times New Roman"/>
+          <w:sz w:val="24"/>
+          <w:szCs w:val="24"/>
+          <w:lang w:val="en-US" w:eastAsia="es-CR"/>
+        </w:rPr>
+        <w:t>MainLayout</w:t>
+      </w:r>
+      <w:proofErr w:type="spellEnd"/>
+      <w:r>
+        <w:rPr>
+          <w:rFonts w:ascii="Times New Roman" w:eastAsia="Times New Roman" w:hAnsi="Times New Roman" w:cs="Times New Roman"/>
+          <w:sz w:val="24"/>
+          <w:szCs w:val="24"/>
+          <w:lang w:val="en-US" w:eastAsia="es-CR"/>
+        </w:rPr>
+        <w:t xml:space="preserve"> con position absolute left:260px right:0</w:t>
+      </w:r>
+    </w:p>
+    <w:p>
+      <w:pPr>
+        <w:numPr>
+          <w:ilvl w:val="0"/>
+          <w:numId w:val="22"/>
+        </w:numPr>
+        <w:spacing w:before="100" w:beforeAutospacing="1" w:after="100" w:afterAutospacing="1" w:line="240" w:lineRule="auto"/>
+        <w:rPr>
+          <w:rFonts w:ascii="Times New Roman" w:eastAsia="Times New Roman" w:hAnsi="Times New Roman" w:cs="Times New Roman"/>
+          <w:sz w:val="24"/>
+          <w:szCs w:val="24"/>
+          <w:lang w:val="en-US" w:eastAsia="es-CR"/>
+        </w:rPr>
+      </w:pPr>
+      <w:proofErr w:type="spellStart"/>
+      <w:r>
+        <w:rPr>
+          <w:rFonts w:ascii="Times New Roman" w:eastAsia="Times New Roman" w:hAnsi="Times New Roman" w:cs="Times New Roman"/>
+          <w:sz w:val="24"/>
+          <w:szCs w:val="24"/>
+          <w:lang w:val="en-US" w:eastAsia="es-CR"/>
+        </w:rPr>
+        <w:t>Páginas</w:t>
+      </w:r>
+      <w:proofErr w:type="spellEnd"/>
+      <w:r>
+        <w:rPr>
+          <w:rFonts w:ascii="Times New Roman" w:eastAsia="Times New Roman" w:hAnsi="Times New Roman" w:cs="Times New Roman"/>
+          <w:sz w:val="24"/>
+          <w:szCs w:val="24"/>
+          <w:lang w:val="en-US" w:eastAsia="es-CR"/>
+        </w:rPr>
+        <w:t xml:space="preserve"> </w:t>
+      </w:r>
+      <w:proofErr w:type="spellStart"/>
+      <w:r>
+        <w:rPr>
+          <w:rFonts w:ascii="Times New Roman" w:eastAsia="Times New Roman" w:hAnsi="Times New Roman" w:cs="Times New Roman"/>
+          <w:sz w:val="24"/>
+          <w:szCs w:val="24"/>
+          <w:lang w:val="en-US" w:eastAsia="es-CR"/>
+        </w:rPr>
+        <w:t>completadas</w:t>
+      </w:r>
+      <w:proofErr w:type="spellEnd"/>
+      <w:r>
+        <w:rPr>
+          <w:rFonts w:ascii="Times New Roman" w:eastAsia="Times New Roman" w:hAnsi="Times New Roman" w:cs="Times New Roman"/>
+          <w:sz w:val="24"/>
+          <w:szCs w:val="24"/>
+          <w:lang w:val="en-US" w:eastAsia="es-CR"/>
+        </w:rPr>
+        <w:t>: Login, Dashboard, Employees, Categories, Schedule, Reports, Users</w:t>
+      </w:r>
+    </w:p>
+    <w:p>
+      <w:pPr>
+        <w:numPr>
+          <w:ilvl w:val="0"/>
+          <w:numId w:val="22"/>
+        </w:numPr>
+        <w:spacing w:before="100" w:beforeAutospacing="1" w:after="100" w:afterAutospacing="1" w:line="240" w:lineRule="auto"/>
+        <w:rPr>
+          <w:rFonts w:ascii="Times New Roman" w:eastAsia="Times New Roman" w:hAnsi="Times New Roman" w:cs="Times New Roman"/>
+          <w:sz w:val="24"/>
+          <w:szCs w:val="24"/>
+          <w:lang w:eastAsia="es-CR"/>
+        </w:rPr>
+      </w:pPr>
+      <w:r>
+        <w:rPr>
+          <w:rFonts w:ascii="Times New Roman" w:eastAsia="Times New Roman" w:hAnsi="Times New Roman" w:cs="Times New Roman"/>
+          <w:sz w:val="24"/>
+          <w:szCs w:val="24"/>
+          <w:lang w:eastAsia="es-CR"/>
+        </w:rPr>
+        <w:t>Scanner con html5-qrcode</w:t>
+      </w:r>
+    </w:p>
+    <w:p>
+      <w:pPr>
+        <w:spacing w:before="100" w:beforeAutospacing="1" w:after="100" w:afterAutospacing="1" w:line="240" w:lineRule="auto"/>
+        <w:rPr>
+          <w:rFonts w:ascii="Times New Roman" w:eastAsia="Times New Roman" w:hAnsi="Times New Roman" w:cs="Times New Roman"/>
+          <w:b/>
+          <w:sz w:val="24"/>
+          <w:szCs w:val="24"/>
+          <w:lang w:eastAsia="es-CR"/>
+        </w:rPr>
+      </w:pPr>
+    </w:p>
+    <w:p>
+      <w:pPr>
+        <w:spacing w:before="100" w:beforeAutospacing="1" w:after="100" w:afterAutospacing="1" w:line="240" w:lineRule="auto"/>
+        <w:rPr>
+          <w:rFonts w:ascii="Times New Roman" w:eastAsia="Times New Roman" w:hAnsi="Times New Roman" w:cs="Times New Roman"/>
+          <w:color w:val="FF0000"/>
+          <w:sz w:val="36"/>
+          <w:szCs w:val="36"/>
+          <w:lang w:eastAsia="es-CR"/>
+        </w:rPr>
+      </w:pPr>
+      <w:r>
+        <w:rPr>
+          <w:rFonts w:ascii="Times New Roman" w:eastAsia="Times New Roman" w:hAnsi="Times New Roman" w:cs="Times New Roman"/>
+          <w:color w:val="FF0000"/>
+          <w:sz w:val="36"/>
+          <w:szCs w:val="36"/>
+          <w:lang w:eastAsia="es-CR"/>
+        </w:rPr>
+        <w:lastRenderedPageBreak/>
+        <w:t xml:space="preserve">Abordaje del </w:t>
+      </w:r>
+      <w:proofErr w:type="spellStart"/>
+      <w:r>
+        <w:rPr>
+          <w:rFonts w:ascii="Times New Roman" w:eastAsia="Times New Roman" w:hAnsi="Times New Roman" w:cs="Times New Roman"/>
+          <w:color w:val="FF0000"/>
+          <w:sz w:val="36"/>
+          <w:szCs w:val="36"/>
+          <w:lang w:eastAsia="es-CR"/>
+        </w:rPr>
+        <w:t>Testing</w:t>
+      </w:r>
+      <w:proofErr w:type="spellEnd"/>
+      <w:r>
+        <w:rPr>
+          <w:rFonts w:ascii="Times New Roman" w:eastAsia="Times New Roman" w:hAnsi="Times New Roman" w:cs="Times New Roman"/>
+          <w:color w:val="FF0000"/>
+          <w:sz w:val="36"/>
+          <w:szCs w:val="36"/>
+          <w:lang w:eastAsia="es-CR"/>
+        </w:rPr>
+        <w:t>:</w:t>
+      </w:r>
+    </w:p>
+    <w:p>
+      <w:pPr>
+        <w:spacing w:before="100" w:beforeAutospacing="1" w:after="100" w:afterAutospacing="1" w:line="240" w:lineRule="auto"/>
+        <w:rPr>
+          <w:rFonts w:ascii="Times New Roman" w:eastAsia="Times New Roman" w:hAnsi="Times New Roman" w:cs="Times New Roman"/>
+          <w:sz w:val="24"/>
+          <w:szCs w:val="24"/>
+          <w:lang w:eastAsia="es-CR"/>
+        </w:rPr>
+      </w:pPr>
+      <w:r>
+        <w:rPr>
+          <w:rFonts w:ascii="Times New Roman" w:eastAsia="Times New Roman" w:hAnsi="Times New Roman" w:cs="Times New Roman"/>
+          <w:b/>
+          <w:bCs/>
+          <w:sz w:val="24"/>
+          <w:szCs w:val="24"/>
+          <w:lang w:eastAsia="es-CR"/>
+        </w:rPr>
+        <w:t>Estrategia que te propongo en 3 capas:</w:t>
+      </w:r>
+    </w:p>
+    <w:p>
+      <w:pPr>
+        <w:spacing w:before="100" w:beforeAutospacing="1" w:after="100" w:afterAutospacing="1" w:line="240" w:lineRule="auto"/>
+        <w:rPr>
+          <w:rFonts w:ascii="Times New Roman" w:eastAsia="Times New Roman" w:hAnsi="Times New Roman" w:cs="Times New Roman"/>
+          <w:sz w:val="24"/>
+          <w:szCs w:val="24"/>
+          <w:lang w:eastAsia="es-CR"/>
+        </w:rPr>
+      </w:pPr>
+      <w:r>
+        <w:rPr>
+          <w:rFonts w:ascii="Times New Roman" w:eastAsia="Times New Roman" w:hAnsi="Times New Roman" w:cs="Times New Roman"/>
+          <w:b/>
+          <w:bCs/>
+          <w:sz w:val="24"/>
+          <w:szCs w:val="24"/>
+          <w:lang w:eastAsia="es-CR"/>
+        </w:rPr>
+        <w:t xml:space="preserve">1. </w:t>
+      </w:r>
+      <w:proofErr w:type="spellStart"/>
+      <w:r>
+        <w:rPr>
+          <w:rFonts w:ascii="Times New Roman" w:eastAsia="Times New Roman" w:hAnsi="Times New Roman" w:cs="Times New Roman"/>
+          <w:b/>
+          <w:bCs/>
+          <w:sz w:val="24"/>
+          <w:szCs w:val="24"/>
+          <w:lang w:eastAsia="es-CR"/>
+        </w:rPr>
+        <w:t>Unit</w:t>
+      </w:r>
+      <w:proofErr w:type="spellEnd"/>
+      <w:r>
+        <w:rPr>
+          <w:rFonts w:ascii="Times New Roman" w:eastAsia="Times New Roman" w:hAnsi="Times New Roman" w:cs="Times New Roman"/>
+          <w:b/>
+          <w:bCs/>
+          <w:sz w:val="24"/>
+          <w:szCs w:val="24"/>
+          <w:lang w:eastAsia="es-CR"/>
+        </w:rPr>
+        <w:t xml:space="preserve"> </w:t>
+      </w:r>
+      <w:proofErr w:type="spellStart"/>
+      <w:r>
+        <w:rPr>
+          <w:rFonts w:ascii="Times New Roman" w:eastAsia="Times New Roman" w:hAnsi="Times New Roman" w:cs="Times New Roman"/>
+          <w:b/>
+          <w:bCs/>
+          <w:sz w:val="24"/>
+          <w:szCs w:val="24"/>
+          <w:lang w:eastAsia="es-CR"/>
+        </w:rPr>
+        <w:t>Tests</w:t>
+      </w:r>
+      <w:proofErr w:type="spellEnd"/>
+      <w:r>
+        <w:rPr>
+          <w:rFonts w:ascii="Times New Roman" w:eastAsia="Times New Roman" w:hAnsi="Times New Roman" w:cs="Times New Roman"/>
+          <w:b/>
+          <w:bCs/>
+          <w:sz w:val="24"/>
+          <w:szCs w:val="24"/>
+          <w:lang w:eastAsia="es-CR"/>
+        </w:rPr>
+        <w:t xml:space="preserve"> — Servicios (la joya del proyecto)</w:t>
+      </w:r>
+      <w:r>
+        <w:rPr>
+          <w:rFonts w:ascii="Times New Roman" w:eastAsia="Times New Roman" w:hAnsi="Times New Roman" w:cs="Times New Roman"/>
+          <w:sz w:val="24"/>
+          <w:szCs w:val="24"/>
+          <w:lang w:eastAsia="es-CR"/>
+        </w:rPr>
+        <w:t xml:space="preserve"> Los casos más valiosos de tu app:</w:t>
+      </w:r>
+    </w:p>
+    <w:p>
+      <w:pPr>
+        <w:numPr>
+          <w:ilvl w:val="0"/>
+          <w:numId w:val="26"/>
+        </w:numPr>
+        <w:spacing w:before="100" w:beforeAutospacing="1" w:after="100" w:afterAutospacing="1" w:line="240" w:lineRule="auto"/>
+        <w:rPr>
+          <w:rFonts w:ascii="Times New Roman" w:eastAsia="Times New Roman" w:hAnsi="Times New Roman" w:cs="Times New Roman"/>
+          <w:sz w:val="24"/>
+          <w:szCs w:val="24"/>
+          <w:lang w:eastAsia="es-CR"/>
+        </w:rPr>
+      </w:pPr>
+      <w:proofErr w:type="spellStart"/>
+      <w:r>
+        <w:rPr>
+          <w:rFonts w:ascii="Courier New" w:eastAsia="Times New Roman" w:hAnsi="Courier New" w:cs="Courier New"/>
+          <w:sz w:val="20"/>
+          <w:szCs w:val="20"/>
+          <w:lang w:eastAsia="es-CR"/>
+        </w:rPr>
+        <w:t>RecordsService</w:t>
+      </w:r>
+      <w:proofErr w:type="spellEnd"/>
+      <w:r>
+        <w:rPr>
+          <w:rFonts w:ascii="Times New Roman" w:eastAsia="Times New Roman" w:hAnsi="Times New Roman" w:cs="Times New Roman"/>
+          <w:sz w:val="24"/>
+          <w:szCs w:val="24"/>
+          <w:lang w:eastAsia="es-CR"/>
+        </w:rPr>
+        <w:t xml:space="preserve"> → detección de doble escaneo, lógica de horario desayuno/almuerzo, guardar monto histórico</w:t>
+      </w:r>
+    </w:p>
+    <w:p>
+      <w:pPr>
+        <w:numPr>
+          <w:ilvl w:val="0"/>
+          <w:numId w:val="26"/>
+        </w:numPr>
+        <w:spacing w:before="100" w:beforeAutospacing="1" w:after="100" w:afterAutospacing="1" w:line="240" w:lineRule="auto"/>
+        <w:rPr>
+          <w:rFonts w:ascii="Times New Roman" w:eastAsia="Times New Roman" w:hAnsi="Times New Roman" w:cs="Times New Roman"/>
+          <w:sz w:val="24"/>
+          <w:szCs w:val="24"/>
+          <w:lang w:eastAsia="es-CR"/>
+        </w:rPr>
+      </w:pPr>
+      <w:proofErr w:type="spellStart"/>
+      <w:r>
+        <w:rPr>
+          <w:rFonts w:ascii="Courier New" w:eastAsia="Times New Roman" w:hAnsi="Courier New" w:cs="Courier New"/>
+          <w:sz w:val="20"/>
+          <w:szCs w:val="20"/>
+          <w:lang w:eastAsia="es-CR"/>
+        </w:rPr>
+        <w:t>ScheduleService</w:t>
+      </w:r>
+      <w:proofErr w:type="spellEnd"/>
+      <w:r>
+        <w:rPr>
+          <w:rFonts w:ascii="Times New Roman" w:eastAsia="Times New Roman" w:hAnsi="Times New Roman" w:cs="Times New Roman"/>
+          <w:sz w:val="24"/>
+          <w:szCs w:val="24"/>
+          <w:lang w:eastAsia="es-CR"/>
+        </w:rPr>
+        <w:t xml:space="preserve"> → validación de franjas horarias configurables</w:t>
+      </w:r>
+    </w:p>
+    <w:p>
+      <w:pPr>
+        <w:numPr>
+          <w:ilvl w:val="0"/>
+          <w:numId w:val="26"/>
+        </w:numPr>
+        <w:spacing w:before="100" w:beforeAutospacing="1" w:after="100" w:afterAutospacing="1" w:line="240" w:lineRule="auto"/>
+        <w:rPr>
+          <w:rFonts w:ascii="Times New Roman" w:eastAsia="Times New Roman" w:hAnsi="Times New Roman" w:cs="Times New Roman"/>
+          <w:sz w:val="24"/>
+          <w:szCs w:val="24"/>
+          <w:lang w:eastAsia="es-CR"/>
+        </w:rPr>
+      </w:pPr>
+      <w:proofErr w:type="spellStart"/>
+      <w:r>
+        <w:rPr>
+          <w:rFonts w:ascii="Courier New" w:eastAsia="Times New Roman" w:hAnsi="Courier New" w:cs="Courier New"/>
+          <w:sz w:val="20"/>
+          <w:szCs w:val="20"/>
+          <w:lang w:eastAsia="es-CR"/>
+        </w:rPr>
+        <w:t>AuthService</w:t>
+      </w:r>
+      <w:proofErr w:type="spellEnd"/>
+      <w:r>
+        <w:rPr>
+          <w:rFonts w:ascii="Times New Roman" w:eastAsia="Times New Roman" w:hAnsi="Times New Roman" w:cs="Times New Roman"/>
+          <w:sz w:val="24"/>
+          <w:szCs w:val="24"/>
+          <w:lang w:eastAsia="es-CR"/>
+        </w:rPr>
+        <w:t xml:space="preserve"> → login, generación de JWT</w:t>
+      </w:r>
+    </w:p>
+    <w:p>
+      <w:pPr>
+        <w:spacing w:before="100" w:beforeAutospacing="1" w:after="100" w:afterAutospacing="1" w:line="240" w:lineRule="auto"/>
+        <w:rPr>
+          <w:rFonts w:ascii="Times New Roman" w:eastAsia="Times New Roman" w:hAnsi="Times New Roman" w:cs="Times New Roman"/>
+          <w:sz w:val="24"/>
+          <w:szCs w:val="24"/>
+          <w:lang w:eastAsia="es-CR"/>
+        </w:rPr>
+      </w:pPr>
+      <w:r>
+        <w:rPr>
+          <w:rFonts w:ascii="Times New Roman" w:eastAsia="Times New Roman" w:hAnsi="Times New Roman" w:cs="Times New Roman"/>
+          <w:b/>
+          <w:bCs/>
+          <w:sz w:val="24"/>
+          <w:szCs w:val="24"/>
+          <w:lang w:eastAsia="es-CR"/>
+        </w:rPr>
+        <w:t xml:space="preserve">2. </w:t>
+      </w:r>
+      <w:proofErr w:type="spellStart"/>
+      <w:r>
+        <w:rPr>
+          <w:rFonts w:ascii="Times New Roman" w:eastAsia="Times New Roman" w:hAnsi="Times New Roman" w:cs="Times New Roman"/>
+          <w:b/>
+          <w:bCs/>
+          <w:sz w:val="24"/>
+          <w:szCs w:val="24"/>
+          <w:lang w:eastAsia="es-CR"/>
+        </w:rPr>
+        <w:t>Unit</w:t>
+      </w:r>
+      <w:proofErr w:type="spellEnd"/>
+      <w:r>
+        <w:rPr>
+          <w:rFonts w:ascii="Times New Roman" w:eastAsia="Times New Roman" w:hAnsi="Times New Roman" w:cs="Times New Roman"/>
+          <w:b/>
+          <w:bCs/>
+          <w:sz w:val="24"/>
+          <w:szCs w:val="24"/>
+          <w:lang w:eastAsia="es-CR"/>
+        </w:rPr>
+        <w:t xml:space="preserve"> </w:t>
+      </w:r>
+      <w:proofErr w:type="spellStart"/>
+      <w:r>
+        <w:rPr>
+          <w:rFonts w:ascii="Times New Roman" w:eastAsia="Times New Roman" w:hAnsi="Times New Roman" w:cs="Times New Roman"/>
+          <w:b/>
+          <w:bCs/>
+          <w:sz w:val="24"/>
+          <w:szCs w:val="24"/>
+          <w:lang w:eastAsia="es-CR"/>
+        </w:rPr>
+        <w:t>Tests</w:t>
+      </w:r>
+      <w:proofErr w:type="spellEnd"/>
+      <w:r>
+        <w:rPr>
+          <w:rFonts w:ascii="Times New Roman" w:eastAsia="Times New Roman" w:hAnsi="Times New Roman" w:cs="Times New Roman"/>
+          <w:b/>
+          <w:bCs/>
+          <w:sz w:val="24"/>
+          <w:szCs w:val="24"/>
+          <w:lang w:eastAsia="es-CR"/>
+        </w:rPr>
+        <w:t xml:space="preserve"> — </w:t>
+      </w:r>
+      <w:proofErr w:type="spellStart"/>
+      <w:r>
+        <w:rPr>
+          <w:rFonts w:ascii="Times New Roman" w:eastAsia="Times New Roman" w:hAnsi="Times New Roman" w:cs="Times New Roman"/>
+          <w:b/>
+          <w:bCs/>
+          <w:sz w:val="24"/>
+          <w:szCs w:val="24"/>
+          <w:lang w:eastAsia="es-CR"/>
+        </w:rPr>
+        <w:t>Guards</w:t>
+      </w:r>
+      <w:proofErr w:type="spellEnd"/>
+      <w:r>
+        <w:rPr>
+          <w:rFonts w:ascii="Times New Roman" w:eastAsia="Times New Roman" w:hAnsi="Times New Roman" w:cs="Times New Roman"/>
+          <w:b/>
+          <w:bCs/>
+          <w:sz w:val="24"/>
+          <w:szCs w:val="24"/>
+          <w:lang w:eastAsia="es-CR"/>
+        </w:rPr>
+        <w:t xml:space="preserve"> y Decoradores</w:t>
+      </w:r>
+    </w:p>
+    <w:p>
+      <w:pPr>
+        <w:numPr>
+          <w:ilvl w:val="0"/>
+          <w:numId w:val="27"/>
+        </w:numPr>
+        <w:spacing w:before="100" w:beforeAutospacing="1" w:after="100" w:afterAutospacing="1" w:line="240" w:lineRule="auto"/>
+        <w:rPr>
+          <w:rFonts w:ascii="Times New Roman" w:eastAsia="Times New Roman" w:hAnsi="Times New Roman" w:cs="Times New Roman"/>
+          <w:sz w:val="24"/>
+          <w:szCs w:val="24"/>
+          <w:lang w:eastAsia="es-CR"/>
+        </w:rPr>
+      </w:pPr>
+      <w:proofErr w:type="spellStart"/>
+      <w:r>
+        <w:rPr>
+          <w:rFonts w:ascii="Courier New" w:eastAsia="Times New Roman" w:hAnsi="Courier New" w:cs="Courier New"/>
+          <w:sz w:val="20"/>
+          <w:szCs w:val="20"/>
+          <w:lang w:eastAsia="es-CR"/>
+        </w:rPr>
+        <w:t>RolesGuard</w:t>
+      </w:r>
+      <w:proofErr w:type="spellEnd"/>
+      <w:r>
+        <w:rPr>
+          <w:rFonts w:ascii="Times New Roman" w:eastAsia="Times New Roman" w:hAnsi="Times New Roman" w:cs="Times New Roman"/>
+          <w:sz w:val="24"/>
+          <w:szCs w:val="24"/>
+          <w:lang w:eastAsia="es-CR"/>
+        </w:rPr>
+        <w:t xml:space="preserve"> → que CAJERO no pueda acceder a lo que no debe</w:t>
+      </w:r>
+    </w:p>
+    <w:p>
+      <w:pPr>
+        <w:numPr>
+          <w:ilvl w:val="0"/>
+          <w:numId w:val="27"/>
+        </w:numPr>
+        <w:spacing w:before="100" w:beforeAutospacing="1" w:after="100" w:afterAutospacing="1" w:line="240" w:lineRule="auto"/>
+        <w:rPr>
+          <w:rFonts w:ascii="Times New Roman" w:eastAsia="Times New Roman" w:hAnsi="Times New Roman" w:cs="Times New Roman"/>
+          <w:sz w:val="24"/>
+          <w:szCs w:val="24"/>
+          <w:lang w:eastAsia="es-CR"/>
+        </w:rPr>
+      </w:pPr>
+      <w:proofErr w:type="spellStart"/>
+      <w:r>
+        <w:rPr>
+          <w:rFonts w:ascii="Courier New" w:eastAsia="Times New Roman" w:hAnsi="Courier New" w:cs="Courier New"/>
+          <w:sz w:val="20"/>
+          <w:szCs w:val="20"/>
+          <w:lang w:eastAsia="es-CR"/>
+        </w:rPr>
+        <w:t>JwtAuthGuard</w:t>
+      </w:r>
+      <w:proofErr w:type="spellEnd"/>
+      <w:r>
+        <w:rPr>
+          <w:rFonts w:ascii="Times New Roman" w:eastAsia="Times New Roman" w:hAnsi="Times New Roman" w:cs="Times New Roman"/>
+          <w:sz w:val="24"/>
+          <w:szCs w:val="24"/>
+          <w:lang w:eastAsia="es-CR"/>
+        </w:rPr>
+        <w:t xml:space="preserve"> → rutas protegidas</w:t>
+      </w:r>
+    </w:p>
+    <w:p>
+      <w:pPr>
+        <w:spacing w:before="100" w:beforeAutospacing="1" w:after="100" w:afterAutospacing="1" w:line="240" w:lineRule="auto"/>
+        <w:rPr>
+          <w:rFonts w:ascii="Times New Roman" w:eastAsia="Times New Roman" w:hAnsi="Times New Roman" w:cs="Times New Roman"/>
+          <w:sz w:val="24"/>
+          <w:szCs w:val="24"/>
+          <w:lang w:eastAsia="es-CR"/>
+        </w:rPr>
+      </w:pPr>
+      <w:r>
+        <w:rPr>
+          <w:rFonts w:ascii="Times New Roman" w:eastAsia="Times New Roman" w:hAnsi="Times New Roman" w:cs="Times New Roman"/>
+          <w:b/>
+          <w:bCs/>
+          <w:sz w:val="24"/>
+          <w:szCs w:val="24"/>
+          <w:lang w:eastAsia="es-CR"/>
+        </w:rPr>
+        <w:t xml:space="preserve">3. </w:t>
+      </w:r>
+      <w:proofErr w:type="spellStart"/>
+      <w:r>
+        <w:rPr>
+          <w:rFonts w:ascii="Times New Roman" w:eastAsia="Times New Roman" w:hAnsi="Times New Roman" w:cs="Times New Roman"/>
+          <w:b/>
+          <w:bCs/>
+          <w:sz w:val="24"/>
+          <w:szCs w:val="24"/>
+          <w:lang w:eastAsia="es-CR"/>
+        </w:rPr>
+        <w:t>Integration</w:t>
+      </w:r>
+      <w:proofErr w:type="spellEnd"/>
+      <w:r>
+        <w:rPr>
+          <w:rFonts w:ascii="Times New Roman" w:eastAsia="Times New Roman" w:hAnsi="Times New Roman" w:cs="Times New Roman"/>
+          <w:b/>
+          <w:bCs/>
+          <w:sz w:val="24"/>
+          <w:szCs w:val="24"/>
+          <w:lang w:eastAsia="es-CR"/>
+        </w:rPr>
+        <w:t xml:space="preserve"> </w:t>
+      </w:r>
+      <w:proofErr w:type="spellStart"/>
+      <w:r>
+        <w:rPr>
+          <w:rFonts w:ascii="Times New Roman" w:eastAsia="Times New Roman" w:hAnsi="Times New Roman" w:cs="Times New Roman"/>
+          <w:b/>
+          <w:bCs/>
+          <w:sz w:val="24"/>
+          <w:szCs w:val="24"/>
+          <w:lang w:eastAsia="es-CR"/>
+        </w:rPr>
+        <w:t>Tests</w:t>
+      </w:r>
+      <w:proofErr w:type="spellEnd"/>
+      <w:r>
+        <w:rPr>
+          <w:rFonts w:ascii="Times New Roman" w:eastAsia="Times New Roman" w:hAnsi="Times New Roman" w:cs="Times New Roman"/>
+          <w:b/>
+          <w:bCs/>
+          <w:sz w:val="24"/>
+          <w:szCs w:val="24"/>
+          <w:lang w:eastAsia="es-CR"/>
+        </w:rPr>
+        <w:t xml:space="preserve"> (después)</w:t>
+      </w:r>
+    </w:p>
+    <w:p>
+      <w:pPr>
+        <w:numPr>
+          <w:ilvl w:val="0"/>
+          <w:numId w:val="28"/>
+        </w:numPr>
+        <w:spacing w:before="100" w:beforeAutospacing="1" w:after="100" w:afterAutospacing="1" w:line="240" w:lineRule="auto"/>
+        <w:rPr>
+          <w:rFonts w:ascii="Times New Roman" w:eastAsia="Times New Roman" w:hAnsi="Times New Roman" w:cs="Times New Roman"/>
+          <w:sz w:val="24"/>
+          <w:szCs w:val="24"/>
+          <w:lang w:eastAsia="es-CR"/>
+        </w:rPr>
+      </w:pPr>
+      <w:proofErr w:type="spellStart"/>
+      <w:r>
+        <w:rPr>
+          <w:rFonts w:ascii="Times New Roman" w:eastAsia="Times New Roman" w:hAnsi="Times New Roman" w:cs="Times New Roman"/>
+          <w:sz w:val="24"/>
+          <w:szCs w:val="24"/>
+          <w:lang w:eastAsia="es-CR"/>
+        </w:rPr>
+        <w:t>Endpoints</w:t>
+      </w:r>
+      <w:proofErr w:type="spellEnd"/>
+      <w:r>
+        <w:rPr>
+          <w:rFonts w:ascii="Times New Roman" w:eastAsia="Times New Roman" w:hAnsi="Times New Roman" w:cs="Times New Roman"/>
+          <w:sz w:val="24"/>
+          <w:szCs w:val="24"/>
+          <w:lang w:eastAsia="es-CR"/>
+        </w:rPr>
+        <w:t xml:space="preserve"> con </w:t>
+      </w:r>
+      <w:proofErr w:type="spellStart"/>
+      <w:r>
+        <w:rPr>
+          <w:rFonts w:ascii="Courier New" w:eastAsia="Times New Roman" w:hAnsi="Courier New" w:cs="Courier New"/>
+          <w:sz w:val="20"/>
+          <w:szCs w:val="20"/>
+          <w:lang w:eastAsia="es-CR"/>
+        </w:rPr>
+        <w:t>supertest</w:t>
+      </w:r>
+      <w:proofErr w:type="spellEnd"/>
+      <w:r>
+        <w:rPr>
+          <w:rFonts w:ascii="Times New Roman" w:eastAsia="Times New Roman" w:hAnsi="Times New Roman" w:cs="Times New Roman"/>
+          <w:sz w:val="24"/>
+          <w:szCs w:val="24"/>
+          <w:lang w:eastAsia="es-CR"/>
+        </w:rPr>
+        <w:t xml:space="preserve"> para verificar el flujo completo</w:t>
+      </w:r>
+    </w:p>
+    <w:p>
+      <w:pPr>
+        <w:spacing w:before="100" w:beforeAutospacing="1" w:after="100" w:afterAutospacing="1" w:line="240" w:lineRule="auto"/>
+        <w:rPr>
+          <w:rFonts w:ascii="Times New Roman" w:eastAsia="Times New Roman" w:hAnsi="Times New Roman" w:cs="Times New Roman"/>
+          <w:color w:val="000000" w:themeColor="text1"/>
+          <w:sz w:val="36"/>
+          <w:szCs w:val="36"/>
+          <w:lang w:eastAsia="es-CR"/>
+        </w:rPr>
+      </w:pPr>
+      <w:proofErr w:type="spellStart"/>
+      <w:r>
+        <w:rPr>
+          <w:rFonts w:ascii="Times New Roman" w:eastAsia="Times New Roman" w:hAnsi="Times New Roman" w:cs="Times New Roman"/>
+          <w:color w:val="000000" w:themeColor="text1"/>
+          <w:sz w:val="36"/>
+          <w:szCs w:val="36"/>
+          <w:lang w:eastAsia="es-CR"/>
+        </w:rPr>
+        <w:t>Testing</w:t>
+      </w:r>
+      <w:proofErr w:type="spellEnd"/>
+      <w:r>
+        <w:rPr>
+          <w:rFonts w:ascii="Times New Roman" w:eastAsia="Times New Roman" w:hAnsi="Times New Roman" w:cs="Times New Roman"/>
+          <w:color w:val="000000" w:themeColor="text1"/>
+          <w:sz w:val="36"/>
+          <w:szCs w:val="36"/>
+          <w:lang w:eastAsia="es-CR"/>
+        </w:rPr>
+        <w:t xml:space="preserve"> realizado: </w:t>
+      </w:r>
+    </w:p>
+    <w:p>
+      <w:pPr>
+        <w:pStyle w:val="Prrafodelista"/>
+        <w:numPr>
+          <w:ilvl w:val="0"/>
+          <w:numId w:val="31"/>
+        </w:numPr>
+        <w:spacing w:after="0" w:line="240" w:lineRule="auto"/>
+        <w:rPr>
+          <w:rFonts w:ascii="Times New Roman" w:eastAsia="Times New Roman" w:hAnsi="Times New Roman" w:cs="Times New Roman"/>
+          <w:sz w:val="24"/>
+          <w:szCs w:val="24"/>
+          <w:lang w:eastAsia="es-CR"/>
+        </w:rPr>
+      </w:pPr>
+      <w:proofErr w:type="spellStart"/>
+      <w:r>
+        <w:rPr>
+          <w:rFonts w:ascii="Times New Roman" w:eastAsia="Times New Roman" w:hAnsi="Times New Roman" w:cs="Times New Roman"/>
+          <w:sz w:val="24"/>
+          <w:szCs w:val="24"/>
+          <w:lang w:eastAsia="es-CR"/>
+        </w:rPr>
+        <w:t>Mocks</w:t>
+      </w:r>
+      <w:proofErr w:type="spellEnd"/>
+      <w:r>
+        <w:rPr>
+          <w:rFonts w:ascii="Times New Roman" w:eastAsia="Times New Roman" w:hAnsi="Times New Roman" w:cs="Times New Roman"/>
+          <w:sz w:val="24"/>
+          <w:szCs w:val="24"/>
+          <w:lang w:eastAsia="es-CR"/>
+        </w:rPr>
+        <w:t xml:space="preserve"> de servicios inyectados (</w:t>
+      </w:r>
+      <w:proofErr w:type="spellStart"/>
+      <w:r>
+        <w:rPr>
+          <w:rFonts w:ascii="Courier New" w:eastAsia="Times New Roman" w:hAnsi="Courier New" w:cs="Courier New"/>
+          <w:sz w:val="20"/>
+          <w:szCs w:val="20"/>
+          <w:lang w:eastAsia="es-CR"/>
+        </w:rPr>
+        <w:t>PrismaService</w:t>
+      </w:r>
+      <w:proofErr w:type="spellEnd"/>
+      <w:r>
+        <w:rPr>
+          <w:rFonts w:ascii="Times New Roman" w:eastAsia="Times New Roman" w:hAnsi="Times New Roman" w:cs="Times New Roman"/>
+          <w:sz w:val="24"/>
+          <w:szCs w:val="24"/>
+          <w:lang w:eastAsia="es-CR"/>
+        </w:rPr>
+        <w:t xml:space="preserve">, </w:t>
+      </w:r>
+      <w:proofErr w:type="spellStart"/>
+      <w:r>
+        <w:rPr>
+          <w:rFonts w:ascii="Courier New" w:eastAsia="Times New Roman" w:hAnsi="Courier New" w:cs="Courier New"/>
+          <w:sz w:val="20"/>
+          <w:szCs w:val="20"/>
+          <w:lang w:eastAsia="es-CR"/>
+        </w:rPr>
+        <w:t>JwtService</w:t>
+      </w:r>
+      <w:proofErr w:type="spellEnd"/>
+      <w:r>
+        <w:rPr>
+          <w:rFonts w:ascii="Times New Roman" w:eastAsia="Times New Roman" w:hAnsi="Times New Roman" w:cs="Times New Roman"/>
+          <w:sz w:val="24"/>
+          <w:szCs w:val="24"/>
+          <w:lang w:eastAsia="es-CR"/>
+        </w:rPr>
+        <w:t xml:space="preserve">) </w:t>
+      </w:r>
+    </w:p>
+    <w:p>
+      <w:pPr>
+        <w:pStyle w:val="Prrafodelista"/>
+        <w:numPr>
+          <w:ilvl w:val="0"/>
+          <w:numId w:val="31"/>
+        </w:numPr>
+        <w:spacing w:after="0" w:line="240" w:lineRule="auto"/>
+        <w:rPr>
+          <w:rFonts w:ascii="Times New Roman" w:eastAsia="Times New Roman" w:hAnsi="Times New Roman" w:cs="Times New Roman"/>
+          <w:sz w:val="24"/>
+          <w:szCs w:val="24"/>
+          <w:lang w:eastAsia="es-CR"/>
+        </w:rPr>
+      </w:pPr>
+      <w:r>
+        <w:rPr>
+          <w:rFonts w:ascii="Times New Roman" w:eastAsia="Times New Roman" w:hAnsi="Times New Roman" w:cs="Times New Roman"/>
+          <w:sz w:val="24"/>
+          <w:szCs w:val="24"/>
+          <w:lang w:eastAsia="es-CR"/>
+        </w:rPr>
+        <w:t xml:space="preserve">Control del tiempo con </w:t>
+      </w:r>
+      <w:proofErr w:type="spellStart"/>
+      <w:proofErr w:type="gramStart"/>
+      <w:r>
+        <w:rPr>
+          <w:rFonts w:ascii="Courier New" w:eastAsia="Times New Roman" w:hAnsi="Courier New" w:cs="Courier New"/>
+          <w:sz w:val="20"/>
+          <w:szCs w:val="20"/>
+          <w:lang w:eastAsia="es-CR"/>
+        </w:rPr>
+        <w:t>jest.useFakeTimers</w:t>
+      </w:r>
+      <w:proofErr w:type="spellEnd"/>
+      <w:proofErr w:type="gramEnd"/>
+      <w:r>
+        <w:rPr>
+          <w:rFonts w:ascii="Courier New" w:eastAsia="Times New Roman" w:hAnsi="Courier New" w:cs="Courier New"/>
+          <w:sz w:val="20"/>
+          <w:szCs w:val="20"/>
+          <w:lang w:eastAsia="es-CR"/>
+        </w:rPr>
+        <w:t>()</w:t>
+      </w:r>
+      <w:r>
+        <w:rPr>
+          <w:rFonts w:ascii="Times New Roman" w:eastAsia="Times New Roman" w:hAnsi="Times New Roman" w:cs="Times New Roman"/>
+          <w:sz w:val="24"/>
+          <w:szCs w:val="24"/>
+          <w:lang w:eastAsia="es-CR"/>
+        </w:rPr>
+        <w:t xml:space="preserve"> </w:t>
+      </w:r>
+    </w:p>
+    <w:p>
+      <w:pPr>
+        <w:pStyle w:val="Prrafodelista"/>
+        <w:numPr>
+          <w:ilvl w:val="0"/>
+          <w:numId w:val="31"/>
+        </w:numPr>
+        <w:spacing w:after="0" w:line="240" w:lineRule="auto"/>
+        <w:rPr>
+          <w:rFonts w:ascii="Times New Roman" w:eastAsia="Times New Roman" w:hAnsi="Times New Roman" w:cs="Times New Roman"/>
+          <w:sz w:val="24"/>
+          <w:szCs w:val="24"/>
+          <w:lang w:eastAsia="es-CR"/>
+        </w:rPr>
+      </w:pPr>
+      <w:proofErr w:type="spellStart"/>
+      <w:r>
+        <w:rPr>
+          <w:rFonts w:ascii="Times New Roman" w:eastAsia="Times New Roman" w:hAnsi="Times New Roman" w:cs="Times New Roman"/>
+          <w:sz w:val="24"/>
+          <w:szCs w:val="24"/>
+          <w:lang w:eastAsia="es-CR"/>
+        </w:rPr>
+        <w:t>Mock</w:t>
+      </w:r>
+      <w:proofErr w:type="spellEnd"/>
+      <w:r>
+        <w:rPr>
+          <w:rFonts w:ascii="Times New Roman" w:eastAsia="Times New Roman" w:hAnsi="Times New Roman" w:cs="Times New Roman"/>
+          <w:sz w:val="24"/>
+          <w:szCs w:val="24"/>
+          <w:lang w:eastAsia="es-CR"/>
+        </w:rPr>
+        <w:t xml:space="preserve"> de módulos externos (</w:t>
+      </w:r>
+      <w:proofErr w:type="spellStart"/>
+      <w:r>
+        <w:rPr>
+          <w:rFonts w:ascii="Courier New" w:eastAsia="Times New Roman" w:hAnsi="Courier New" w:cs="Courier New"/>
+          <w:sz w:val="20"/>
+          <w:szCs w:val="20"/>
+          <w:lang w:eastAsia="es-CR"/>
+        </w:rPr>
+        <w:t>bcryptjs</w:t>
+      </w:r>
+      <w:proofErr w:type="spellEnd"/>
+      <w:r>
+        <w:rPr>
+          <w:rFonts w:ascii="Times New Roman" w:eastAsia="Times New Roman" w:hAnsi="Times New Roman" w:cs="Times New Roman"/>
+          <w:sz w:val="24"/>
+          <w:szCs w:val="24"/>
+          <w:lang w:eastAsia="es-CR"/>
+        </w:rPr>
+        <w:t xml:space="preserve">) </w:t>
+      </w:r>
+    </w:p>
+    <w:p>
+      <w:pPr>
+        <w:pStyle w:val="Prrafodelista"/>
+        <w:numPr>
+          <w:ilvl w:val="0"/>
+          <w:numId w:val="31"/>
+        </w:numPr>
+        <w:spacing w:after="0" w:line="240" w:lineRule="auto"/>
+        <w:rPr>
+          <w:rFonts w:ascii="Times New Roman" w:eastAsia="Times New Roman" w:hAnsi="Times New Roman" w:cs="Times New Roman"/>
+          <w:sz w:val="24"/>
+          <w:szCs w:val="24"/>
+          <w:lang w:eastAsia="es-CR"/>
+        </w:rPr>
+      </w:pPr>
+      <w:r>
+        <w:rPr>
+          <w:rFonts w:ascii="Times New Roman" w:eastAsia="Times New Roman" w:hAnsi="Times New Roman" w:cs="Times New Roman"/>
+          <w:sz w:val="24"/>
+          <w:szCs w:val="24"/>
+          <w:lang w:eastAsia="es-CR"/>
+        </w:rPr>
+        <w:t>Simulación de contexto de NestJS (</w:t>
+      </w:r>
+      <w:proofErr w:type="spellStart"/>
+      <w:r>
+        <w:rPr>
+          <w:rFonts w:ascii="Courier New" w:eastAsia="Times New Roman" w:hAnsi="Courier New" w:cs="Courier New"/>
+          <w:sz w:val="20"/>
+          <w:szCs w:val="20"/>
+          <w:lang w:eastAsia="es-CR"/>
+        </w:rPr>
+        <w:t>ExecutionContext</w:t>
+      </w:r>
+      <w:proofErr w:type="spellEnd"/>
+      <w:r>
+        <w:rPr>
+          <w:rFonts w:ascii="Times New Roman" w:eastAsia="Times New Roman" w:hAnsi="Times New Roman" w:cs="Times New Roman"/>
+          <w:sz w:val="24"/>
+          <w:szCs w:val="24"/>
+          <w:lang w:eastAsia="es-CR"/>
+        </w:rPr>
+        <w:t xml:space="preserve">) </w:t>
+      </w:r>
+    </w:p>
+    <w:p>
+      <w:pPr>
+        <w:pStyle w:val="Prrafodelista"/>
+        <w:numPr>
+          <w:ilvl w:val="0"/>
+          <w:numId w:val="31"/>
+        </w:numPr>
+        <w:spacing w:after="0" w:line="240" w:lineRule="auto"/>
+        <w:rPr>
+          <w:rFonts w:ascii="Times New Roman" w:eastAsia="Times New Roman" w:hAnsi="Times New Roman" w:cs="Times New Roman"/>
+          <w:sz w:val="24"/>
+          <w:szCs w:val="24"/>
+          <w:lang w:eastAsia="es-CR"/>
+        </w:rPr>
+      </w:pPr>
+      <w:proofErr w:type="spellStart"/>
+      <w:r>
+        <w:rPr>
+          <w:rFonts w:ascii="Times New Roman" w:eastAsia="Times New Roman" w:hAnsi="Times New Roman" w:cs="Times New Roman"/>
+          <w:sz w:val="24"/>
+          <w:szCs w:val="24"/>
+          <w:lang w:eastAsia="es-CR"/>
+        </w:rPr>
+        <w:t>Tests</w:t>
+      </w:r>
+      <w:proofErr w:type="spellEnd"/>
+      <w:r>
+        <w:rPr>
+          <w:rFonts w:ascii="Times New Roman" w:eastAsia="Times New Roman" w:hAnsi="Times New Roman" w:cs="Times New Roman"/>
+          <w:sz w:val="24"/>
+          <w:szCs w:val="24"/>
+          <w:lang w:eastAsia="es-CR"/>
+        </w:rPr>
+        <w:t xml:space="preserve"> de seguridad explícitos (mensajes genéricos, roles, </w:t>
+      </w:r>
+      <w:proofErr w:type="spellStart"/>
+      <w:r>
+        <w:rPr>
+          <w:rFonts w:ascii="Times New Roman" w:eastAsia="Times New Roman" w:hAnsi="Times New Roman" w:cs="Times New Roman"/>
+          <w:sz w:val="24"/>
+          <w:szCs w:val="24"/>
+          <w:lang w:eastAsia="es-CR"/>
+        </w:rPr>
+        <w:t>password</w:t>
+      </w:r>
+      <w:proofErr w:type="spellEnd"/>
+      <w:r>
+        <w:rPr>
+          <w:rFonts w:ascii="Times New Roman" w:eastAsia="Times New Roman" w:hAnsi="Times New Roman" w:cs="Times New Roman"/>
+          <w:sz w:val="24"/>
+          <w:szCs w:val="24"/>
+          <w:lang w:eastAsia="es-CR"/>
+        </w:rPr>
+        <w:t xml:space="preserve"> no expuesto) </w:t>
+      </w:r>
+    </w:p>
+    <w:p>
+      <w:pPr>
+        <w:pStyle w:val="Prrafodelista"/>
+        <w:numPr>
+          <w:ilvl w:val="0"/>
+          <w:numId w:val="31"/>
+        </w:numPr>
+        <w:spacing w:after="0" w:line="240" w:lineRule="auto"/>
+        <w:rPr>
+          <w:rFonts w:ascii="Times New Roman" w:eastAsia="Times New Roman" w:hAnsi="Times New Roman" w:cs="Times New Roman"/>
+          <w:sz w:val="24"/>
+          <w:szCs w:val="24"/>
+          <w:lang w:eastAsia="es-CR"/>
+        </w:rPr>
+      </w:pPr>
+      <w:r>
+        <w:rPr>
+          <w:rFonts w:ascii="Times New Roman" w:eastAsia="Times New Roman" w:hAnsi="Times New Roman" w:cs="Times New Roman"/>
+          <w:sz w:val="24"/>
+          <w:szCs w:val="24"/>
+          <w:lang w:eastAsia="es-CR"/>
+        </w:rPr>
+        <w:t>Cobertura de casos borde (</w:t>
+      </w:r>
+      <w:proofErr w:type="spellStart"/>
+      <w:r>
+        <w:rPr>
+          <w:rFonts w:ascii="Times New Roman" w:eastAsia="Times New Roman" w:hAnsi="Times New Roman" w:cs="Times New Roman"/>
+          <w:sz w:val="24"/>
+          <w:szCs w:val="24"/>
+          <w:lang w:eastAsia="es-CR"/>
+        </w:rPr>
+        <w:t>nulls</w:t>
+      </w:r>
+      <w:proofErr w:type="spellEnd"/>
+      <w:r>
+        <w:rPr>
+          <w:rFonts w:ascii="Times New Roman" w:eastAsia="Times New Roman" w:hAnsi="Times New Roman" w:cs="Times New Roman"/>
+          <w:sz w:val="24"/>
+          <w:szCs w:val="24"/>
+          <w:lang w:eastAsia="es-CR"/>
+        </w:rPr>
+        <w:t xml:space="preserve">, </w:t>
+      </w:r>
+      <w:proofErr w:type="spellStart"/>
+      <w:r>
+        <w:rPr>
+          <w:rFonts w:ascii="Times New Roman" w:eastAsia="Times New Roman" w:hAnsi="Times New Roman" w:cs="Times New Roman"/>
+          <w:sz w:val="24"/>
+          <w:szCs w:val="24"/>
+          <w:lang w:eastAsia="es-CR"/>
+        </w:rPr>
+        <w:t>arrays</w:t>
+      </w:r>
+      <w:proofErr w:type="spellEnd"/>
+      <w:r>
+        <w:rPr>
+          <w:rFonts w:ascii="Times New Roman" w:eastAsia="Times New Roman" w:hAnsi="Times New Roman" w:cs="Times New Roman"/>
+          <w:sz w:val="24"/>
+          <w:szCs w:val="24"/>
+          <w:lang w:eastAsia="es-CR"/>
+        </w:rPr>
+        <w:t xml:space="preserve"> vacíos, horarios exactos)</w:t>
+      </w:r>
+    </w:p>
+    <w:p>
+      <w:pPr>
+        <w:pStyle w:val="Prrafodelista"/>
+        <w:numPr>
+          <w:ilvl w:val="0"/>
+          <w:numId w:val="31"/>
+        </w:numPr>
+        <w:spacing w:after="0" w:line="240" w:lineRule="auto"/>
+        <w:rPr>
+          <w:rFonts w:ascii="Times New Roman" w:eastAsia="Times New Roman" w:hAnsi="Times New Roman" w:cs="Times New Roman"/>
+          <w:sz w:val="24"/>
+          <w:szCs w:val="24"/>
+          <w:lang w:val="en-US" w:eastAsia="es-CR"/>
+        </w:rPr>
+      </w:pPr>
+      <w:r>
+        <w:rPr>
+          <w:rFonts w:ascii="Times New Roman" w:eastAsia="Times New Roman" w:hAnsi="Times New Roman" w:cs="Times New Roman"/>
+          <w:bCs/>
+          <w:sz w:val="24"/>
+          <w:szCs w:val="24"/>
+          <w:lang w:val="en-US" w:eastAsia="es-CR"/>
+        </w:rPr>
+        <w:t>Integration testing</w:t>
+      </w:r>
+      <w:r>
+        <w:rPr>
+          <w:rFonts w:ascii="Times New Roman" w:eastAsia="Times New Roman" w:hAnsi="Times New Roman" w:cs="Times New Roman"/>
+          <w:sz w:val="24"/>
+          <w:szCs w:val="24"/>
+          <w:lang w:val="en-US" w:eastAsia="es-CR"/>
+        </w:rPr>
+        <w:t xml:space="preserve"> con </w:t>
+      </w:r>
+      <w:proofErr w:type="spellStart"/>
+      <w:r>
+        <w:rPr>
+          <w:rFonts w:ascii="Times New Roman" w:eastAsia="Times New Roman" w:hAnsi="Times New Roman" w:cs="Times New Roman"/>
+          <w:sz w:val="24"/>
+          <w:szCs w:val="24"/>
+          <w:lang w:val="en-US" w:eastAsia="es-CR"/>
+        </w:rPr>
+        <w:t>supertest</w:t>
+      </w:r>
+      <w:proofErr w:type="spellEnd"/>
+      <w:r>
+        <w:rPr>
+          <w:rFonts w:ascii="Times New Roman" w:eastAsia="Times New Roman" w:hAnsi="Times New Roman" w:cs="Times New Roman"/>
+          <w:sz w:val="24"/>
+          <w:szCs w:val="24"/>
+          <w:lang w:val="en-US" w:eastAsia="es-CR"/>
+        </w:rPr>
+        <w:t xml:space="preserve">, HTTP real, </w:t>
+      </w:r>
+      <w:proofErr w:type="spellStart"/>
+      <w:r>
+        <w:rPr>
+          <w:rFonts w:ascii="Times New Roman" w:eastAsia="Times New Roman" w:hAnsi="Times New Roman" w:cs="Times New Roman"/>
+          <w:sz w:val="24"/>
+          <w:szCs w:val="24"/>
+          <w:lang w:val="en-US" w:eastAsia="es-CR"/>
+        </w:rPr>
+        <w:t>ValidationPipe</w:t>
+      </w:r>
+      <w:proofErr w:type="spellEnd"/>
+    </w:p>
+    <w:p>
+      <w:pPr>
+        <w:spacing w:after="0" w:line="240" w:lineRule="auto"/>
+        <w:rPr>
+          <w:rFonts w:ascii="Times New Roman" w:eastAsia="Times New Roman" w:hAnsi="Times New Roman" w:cs="Times New Roman"/>
+          <w:sz w:val="24"/>
+          <w:szCs w:val="24"/>
+          <w:lang w:val="en-US" w:eastAsia="es-CR"/>
+        </w:rPr>
+      </w:pPr>
+    </w:p>
+    <w:p>
+      <w:pPr>
+        <w:spacing w:before="100" w:beforeAutospacing="1" w:after="100" w:afterAutospacing="1" w:line="240" w:lineRule="auto"/>
+        <w:rPr>
+          <w:rFonts w:ascii="Times New Roman" w:eastAsia="Times New Roman" w:hAnsi="Times New Roman" w:cs="Times New Roman"/>
+          <w:color w:val="FF0000"/>
+          <w:sz w:val="36"/>
+          <w:szCs w:val="36"/>
+          <w:lang w:eastAsia="es-CR"/>
+        </w:rPr>
+      </w:pPr>
+      <w:proofErr w:type="spellStart"/>
+      <w:r>
+        <w:rPr>
+          <w:rFonts w:ascii="Times New Roman" w:eastAsia="Times New Roman" w:hAnsi="Times New Roman" w:cs="Times New Roman"/>
+          <w:color w:val="FF0000"/>
+          <w:sz w:val="36"/>
+          <w:szCs w:val="36"/>
+          <w:lang w:eastAsia="es-CR"/>
+        </w:rPr>
+        <w:t>Implementacion</w:t>
+      </w:r>
+      <w:proofErr w:type="spellEnd"/>
+      <w:r>
+        <w:rPr>
+          <w:rFonts w:ascii="Times New Roman" w:eastAsia="Times New Roman" w:hAnsi="Times New Roman" w:cs="Times New Roman"/>
+          <w:color w:val="FF0000"/>
+          <w:sz w:val="36"/>
+          <w:szCs w:val="36"/>
+          <w:lang w:eastAsia="es-CR"/>
+        </w:rPr>
+        <w:t xml:space="preserve"> </w:t>
+      </w:r>
+      <w:proofErr w:type="spellStart"/>
+      <w:r>
+        <w:rPr>
+          <w:rFonts w:ascii="Times New Roman" w:eastAsia="Times New Roman" w:hAnsi="Times New Roman" w:cs="Times New Roman"/>
+          <w:color w:val="FF0000"/>
+          <w:sz w:val="36"/>
+          <w:szCs w:val="36"/>
+          <w:lang w:eastAsia="es-CR"/>
+        </w:rPr>
+        <w:t>Docker</w:t>
+      </w:r>
+      <w:proofErr w:type="spellEnd"/>
+      <w:r>
+        <w:rPr>
+          <w:rFonts w:ascii="Times New Roman" w:eastAsia="Times New Roman" w:hAnsi="Times New Roman" w:cs="Times New Roman"/>
+          <w:color w:val="FF0000"/>
+          <w:sz w:val="36"/>
+          <w:szCs w:val="36"/>
+          <w:lang w:eastAsia="es-CR"/>
+        </w:rPr>
+        <w:t>:</w:t>
+      </w:r>
+    </w:p>
+    <w:p>
+      <w:pPr>
+        <w:spacing w:before="100" w:beforeAutospacing="1" w:after="100" w:afterAutospacing="1" w:line="240" w:lineRule="auto"/>
+        <w:rPr>
+          <w:rFonts w:ascii="Times New Roman" w:eastAsia="Times New Roman" w:hAnsi="Times New Roman" w:cs="Times New Roman"/>
+          <w:color w:val="FF0000"/>
+          <w:sz w:val="36"/>
+          <w:szCs w:val="36"/>
+          <w:lang w:eastAsia="es-CR"/>
+        </w:rPr>
+      </w:pPr>
+    </w:p>
+    <w:p>
+      <w:pPr>
+        <w:pStyle w:val="Prrafodelista"/>
+        <w:numPr>
+          <w:ilvl w:val="0"/>
+          <w:numId w:val="14"/>
+        </w:numPr>
+        <w:spacing w:before="100" w:beforeAutospacing="1" w:after="0" w:line="240" w:lineRule="auto"/>
+      </w:pPr>
+      <w:r>
+        <w:t xml:space="preserve">Instalación de </w:t>
+      </w:r>
+      <w:proofErr w:type="spellStart"/>
+      <w:r>
+        <w:t>Docker</w:t>
+      </w:r>
+      <w:proofErr w:type="spellEnd"/>
+      <w:r>
+        <w:t xml:space="preserve"> Desktop en Windows con WSL 2 </w:t>
+      </w:r>
+    </w:p>
+    <w:p>
+      <w:pPr>
+        <w:pStyle w:val="Prrafodelista"/>
+        <w:numPr>
+          <w:ilvl w:val="0"/>
+          <w:numId w:val="14"/>
+        </w:numPr>
+        <w:spacing w:before="100" w:beforeAutospacing="1" w:after="0" w:line="240" w:lineRule="auto"/>
+      </w:pPr>
+      <w:r>
+        <w:t xml:space="preserve"> Creación de </w:t>
+      </w:r>
+      <w:proofErr w:type="spellStart"/>
+      <w:r>
+        <w:t>backend</w:t>
+      </w:r>
+      <w:proofErr w:type="spellEnd"/>
+      <w:r>
+        <w:t>/</w:t>
+      </w:r>
+      <w:proofErr w:type="spellStart"/>
+      <w:r>
+        <w:t>Dockerfile</w:t>
+      </w:r>
+      <w:proofErr w:type="spellEnd"/>
+      <w:r>
+        <w:t xml:space="preserve"> con </w:t>
+      </w:r>
+      <w:proofErr w:type="spellStart"/>
+      <w:r>
+        <w:t>multi-stage</w:t>
+      </w:r>
+      <w:proofErr w:type="spellEnd"/>
+      <w:r>
+        <w:t xml:space="preserve"> </w:t>
+      </w:r>
+      <w:proofErr w:type="spellStart"/>
+      <w:r>
+        <w:t>build</w:t>
+      </w:r>
+      <w:proofErr w:type="spellEnd"/>
+      <w:r>
+        <w:t xml:space="preserve"> (compilación TypeScript + producción) </w:t>
+      </w:r>
+    </w:p>
+    <w:p>
+      <w:pPr>
+        <w:pStyle w:val="Prrafodelista"/>
+        <w:numPr>
+          <w:ilvl w:val="0"/>
+          <w:numId w:val="14"/>
+        </w:numPr>
+        <w:spacing w:before="100" w:beforeAutospacing="1" w:after="0" w:line="240" w:lineRule="auto"/>
+      </w:pPr>
+      <w:r>
+        <w:t xml:space="preserve"> Creación de frontend/</w:t>
+      </w:r>
+      <w:proofErr w:type="spellStart"/>
+      <w:r>
+        <w:t>Dockerfile</w:t>
+      </w:r>
+      <w:proofErr w:type="spellEnd"/>
+      <w:r>
+        <w:t xml:space="preserve"> con </w:t>
+      </w:r>
+      <w:proofErr w:type="spellStart"/>
+      <w:r>
+        <w:t>multi-stage</w:t>
+      </w:r>
+      <w:proofErr w:type="spellEnd"/>
+      <w:r>
+        <w:t xml:space="preserve"> </w:t>
+      </w:r>
+      <w:proofErr w:type="spellStart"/>
+      <w:r>
+        <w:t>build</w:t>
+      </w:r>
+      <w:proofErr w:type="spellEnd"/>
+      <w:r>
+        <w:t xml:space="preserve"> (compilación Vite + </w:t>
+      </w:r>
+      <w:proofErr w:type="spellStart"/>
+      <w:r>
+        <w:t>Nginx</w:t>
+      </w:r>
+      <w:proofErr w:type="spellEnd"/>
+      <w:r>
+        <w:t xml:space="preserve">) </w:t>
+      </w:r>
+    </w:p>
+    <w:p>
+      <w:pPr>
+        <w:pStyle w:val="Prrafodelista"/>
+        <w:numPr>
+          <w:ilvl w:val="0"/>
+          <w:numId w:val="14"/>
+        </w:numPr>
+        <w:spacing w:before="100" w:beforeAutospacing="1" w:after="0" w:line="240" w:lineRule="auto"/>
+      </w:pPr>
+      <w:r>
+        <w:t>Creación de frontend/</w:t>
+      </w:r>
+      <w:proofErr w:type="spellStart"/>
+      <w:r>
+        <w:t>nginx.conf</w:t>
+      </w:r>
+      <w:proofErr w:type="spellEnd"/>
+      <w:r>
+        <w:t xml:space="preserve"> para manejar rutas de </w:t>
+      </w:r>
+      <w:proofErr w:type="spellStart"/>
+      <w:r>
+        <w:t>React</w:t>
+      </w:r>
+      <w:proofErr w:type="spellEnd"/>
+      <w:r>
+        <w:t xml:space="preserve"> </w:t>
+      </w:r>
+    </w:p>
+    <w:p>
+      <w:pPr>
+        <w:pStyle w:val="Prrafodelista"/>
+        <w:numPr>
+          <w:ilvl w:val="0"/>
+          <w:numId w:val="14"/>
+        </w:numPr>
+        <w:spacing w:before="100" w:beforeAutospacing="1" w:after="0" w:line="240" w:lineRule="auto"/>
+      </w:pPr>
+      <w:r>
+        <w:t xml:space="preserve">Creación de </w:t>
+      </w:r>
+      <w:proofErr w:type="spellStart"/>
+      <w:r>
+        <w:t>docker-compose.yml</w:t>
+      </w:r>
+      <w:proofErr w:type="spellEnd"/>
+      <w:r>
+        <w:t xml:space="preserve"> orquestando 3 contenedores: PostgreSQL, NestJS y </w:t>
+      </w:r>
+      <w:proofErr w:type="spellStart"/>
+      <w:r>
+        <w:t>React</w:t>
+      </w:r>
+      <w:proofErr w:type="spellEnd"/>
+      <w:r>
+        <w:t xml:space="preserve"> </w:t>
+      </w:r>
+    </w:p>
+    <w:p>
+      <w:pPr>
+        <w:pStyle w:val="Prrafodelista"/>
+        <w:numPr>
+          <w:ilvl w:val="0"/>
+          <w:numId w:val="14"/>
+        </w:numPr>
+        <w:spacing w:before="100" w:beforeAutospacing="1" w:after="0" w:line="240" w:lineRule="auto"/>
+      </w:pPr>
+      <w:r>
+        <w:t xml:space="preserve">Creación de </w:t>
+      </w:r>
+      <w:proofErr w:type="spellStart"/>
+      <w:r>
+        <w:t>backend</w:t>
+      </w:r>
+      <w:proofErr w:type="spellEnd"/>
+      <w:proofErr w:type="gramStart"/>
+      <w:r>
+        <w:t>/.</w:t>
+      </w:r>
+      <w:proofErr w:type="spellStart"/>
+      <w:r>
+        <w:t>dockerignore</w:t>
+      </w:r>
+      <w:proofErr w:type="spellEnd"/>
+      <w:proofErr w:type="gramEnd"/>
+      <w:r>
+        <w:t xml:space="preserve"> y frontend/.</w:t>
+      </w:r>
+      <w:proofErr w:type="spellStart"/>
+      <w:r>
+        <w:t>dockerignore</w:t>
+      </w:r>
+      <w:proofErr w:type="spellEnd"/>
+      <w:r>
+        <w:t xml:space="preserve"> </w:t>
+      </w:r>
+    </w:p>
+    <w:p>
+      <w:pPr>
+        <w:pStyle w:val="Prrafodelista"/>
+        <w:numPr>
+          <w:ilvl w:val="0"/>
+          <w:numId w:val="14"/>
+        </w:numPr>
+        <w:spacing w:before="100" w:beforeAutospacing="1" w:after="0" w:line="240" w:lineRule="auto"/>
+      </w:pPr>
+      <w:r>
+        <w:t xml:space="preserve">Corrección de error TypeScript: </w:t>
+      </w:r>
+      <w:proofErr w:type="spellStart"/>
+      <w:r>
+        <w:t>enum</w:t>
+      </w:r>
+      <w:proofErr w:type="spellEnd"/>
+      <w:r>
+        <w:t xml:space="preserve"> reemplazado por </w:t>
+      </w:r>
+      <w:proofErr w:type="spellStart"/>
+      <w:r>
+        <w:t>const</w:t>
+      </w:r>
+      <w:proofErr w:type="spellEnd"/>
+      <w:r>
+        <w:t xml:space="preserve"> en frontend/</w:t>
+      </w:r>
+      <w:proofErr w:type="spellStart"/>
+      <w:r>
+        <w:t>src</w:t>
+      </w:r>
+      <w:proofErr w:type="spellEnd"/>
+      <w:r>
+        <w:t>/</w:t>
+      </w:r>
+      <w:proofErr w:type="spellStart"/>
+      <w:r>
+        <w:t>types</w:t>
+      </w:r>
+      <w:proofErr w:type="spellEnd"/>
+      <w:r>
+        <w:t>/</w:t>
+      </w:r>
+      <w:proofErr w:type="spellStart"/>
+      <w:r>
+        <w:t>index.ts</w:t>
+      </w:r>
+      <w:proofErr w:type="spellEnd"/>
+      <w:r>
+        <w:t xml:space="preserve"> </w:t>
+      </w:r>
+    </w:p>
+    <w:p>
+      <w:pPr>
+        <w:pStyle w:val="Prrafodelista"/>
+        <w:numPr>
+          <w:ilvl w:val="0"/>
+          <w:numId w:val="14"/>
+        </w:numPr>
+        <w:spacing w:before="100" w:beforeAutospacing="1" w:after="0" w:line="240" w:lineRule="auto"/>
+      </w:pPr>
+      <w:r>
+        <w:lastRenderedPageBreak/>
+        <w:t xml:space="preserve">Corrección de CORS agregando http://localhost al </w:t>
+      </w:r>
+      <w:proofErr w:type="spellStart"/>
+      <w:r>
+        <w:t>backend</w:t>
+      </w:r>
+      <w:proofErr w:type="spellEnd"/>
+      <w:r>
+        <w:t xml:space="preserve"> </w:t>
+      </w:r>
+    </w:p>
+    <w:p>
+      <w:pPr>
+        <w:pStyle w:val="Prrafodelista"/>
+        <w:numPr>
+          <w:ilvl w:val="0"/>
+          <w:numId w:val="14"/>
+        </w:numPr>
+        <w:spacing w:before="100" w:beforeAutospacing="1" w:after="0" w:line="240" w:lineRule="auto"/>
+      </w:pPr>
+      <w:r>
+        <w:t xml:space="preserve">Configuración de variable de entorno VITE_API_URL en frontend </w:t>
+      </w:r>
+    </w:p>
+    <w:p>
+      <w:pPr>
+        <w:pStyle w:val="Prrafodelista"/>
+        <w:numPr>
+          <w:ilvl w:val="0"/>
+          <w:numId w:val="14"/>
+        </w:numPr>
+        <w:spacing w:before="100" w:beforeAutospacing="1" w:after="0" w:line="240" w:lineRule="auto"/>
+      </w:pPr>
+      <w:r>
+        <w:t xml:space="preserve">Ejecución de prisma </w:t>
+      </w:r>
+      <w:proofErr w:type="spellStart"/>
+      <w:r>
+        <w:t>db</w:t>
+      </w:r>
+      <w:proofErr w:type="spellEnd"/>
+      <w:r>
+        <w:t xml:space="preserve"> </w:t>
+      </w:r>
+      <w:proofErr w:type="spellStart"/>
+      <w:r>
+        <w:t>push</w:t>
+      </w:r>
+      <w:proofErr w:type="spellEnd"/>
+      <w:r>
+        <w:t xml:space="preserve"> y </w:t>
+      </w:r>
+      <w:proofErr w:type="spellStart"/>
+      <w:r>
+        <w:t>seed</w:t>
+      </w:r>
+      <w:proofErr w:type="spellEnd"/>
+      <w:r>
+        <w:t xml:space="preserve"> manual para inicializar la base de datos </w:t>
+      </w:r>
+    </w:p>
+    <w:p>
+      <w:pPr>
+        <w:pStyle w:val="Prrafodelista"/>
+        <w:numPr>
+          <w:ilvl w:val="0"/>
+          <w:numId w:val="14"/>
+        </w:numPr>
+        <w:spacing w:before="100" w:beforeAutospacing="1" w:after="0" w:line="240" w:lineRule="auto"/>
+      </w:pPr>
+      <w:r>
+        <w:t>App corriendo completa en http://localhost</w:t>
+      </w:r>
+      <w:bookmarkEnd w:id="0"/>
+    </w:p>
+    <w:p>
+      <w:pPr>
+        <w:spacing w:before="100" w:beforeAutospacing="1" w:after="100" w:afterAutospacing="1" w:line="240" w:lineRule="auto"/>
+        <w:rPr>
+          <w:rFonts w:ascii="Times New Roman" w:eastAsia="Times New Roman" w:hAnsi="Times New Roman" w:cs="Times New Roman"/>
+          <w:color w:val="FF0000"/>
+          <w:sz w:val="36"/>
+          <w:szCs w:val="36"/>
+          <w:lang w:eastAsia="es-CR"/>
+        </w:rPr>
+      </w:pPr>
+    </w:p>
+    <w:p>
+      <w:pPr>
+        <w:spacing w:before="100" w:beforeAutospacing="1" w:after="100" w:afterAutospacing="1" w:line="240" w:lineRule="auto"/>
+        <w:rPr>
+          <w:rFonts w:ascii="Times New Roman" w:eastAsia="Times New Roman" w:hAnsi="Times New Roman" w:cs="Times New Roman"/>
+          <w:color w:val="FF0000"/>
+          <w:sz w:val="36"/>
+          <w:szCs w:val="36"/>
+          <w:lang w:eastAsia="es-CR"/>
+        </w:rPr>
+      </w:pPr>
+    </w:p>
+    <w:p>
+      <w:pPr>
+        <w:spacing w:before="100" w:beforeAutospacing="1" w:after="100" w:afterAutospacing="1" w:line="240" w:lineRule="auto"/>
+        <w:rPr>
+          <w:rFonts w:ascii="Times New Roman" w:eastAsia="Times New Roman" w:hAnsi="Times New Roman" w:cs="Times New Roman"/>
+          <w:b/>
+          <w:color w:val="FF0000"/>
+          <w:sz w:val="24"/>
+          <w:szCs w:val="24"/>
+          <w:lang w:eastAsia="es-CR"/>
+        </w:rPr>
+      </w:pPr>
+    </w:p>
+    <w:p>
+      <w:pPr>
+        <w:spacing w:before="100" w:beforeAutospacing="1" w:after="100" w:afterAutospacing="1" w:line="240" w:lineRule="auto"/>
+        <w:rPr>
+          <w:rFonts w:ascii="Times New Roman" w:eastAsia="Times New Roman" w:hAnsi="Times New Roman" w:cs="Times New Roman"/>
+          <w:b/>
+          <w:color w:val="FF0000"/>
+          <w:sz w:val="24"/>
+          <w:szCs w:val="24"/>
+          <w:lang w:eastAsia="es-CR"/>
+        </w:rPr>
+      </w:pPr>
+      <w:r>
+        <w:rPr>
+          <w:rFonts w:ascii="Times New Roman" w:eastAsia="Times New Roman" w:hAnsi="Times New Roman" w:cs="Times New Roman"/>
+          <w:b/>
+          <w:color w:val="FF0000"/>
+          <w:sz w:val="24"/>
+          <w:szCs w:val="24"/>
+          <w:lang w:eastAsia="es-CR"/>
+        </w:rPr>
+        <w:t xml:space="preserve">Pendientes: </w:t>
+      </w:r>
+    </w:p>
+    <w:p>
+      <w:pPr>
+        <w:spacing w:before="100" w:beforeAutospacing="1" w:after="100" w:afterAutospacing="1" w:line="240" w:lineRule="auto"/>
+        <w:rPr>
+          <w:rFonts w:ascii="Times New Roman" w:eastAsia="Times New Roman" w:hAnsi="Times New Roman" w:cs="Times New Roman"/>
+          <w:b/>
+          <w:color w:val="FF0000"/>
+          <w:sz w:val="24"/>
+          <w:szCs w:val="24"/>
+          <w:lang w:eastAsia="es-CR"/>
+        </w:rPr>
+      </w:pPr>
+    </w:p>
+    <w:p>
+      <w:pPr>
+        <w:pStyle w:val="Prrafodelista"/>
+        <w:numPr>
+          <w:ilvl w:val="0"/>
+          <w:numId w:val="25"/>
+        </w:numPr>
+        <w:spacing w:before="100" w:beforeAutospacing="1" w:after="100" w:afterAutospacing="1" w:line="240" w:lineRule="auto"/>
+        <w:rPr>
+          <w:rFonts w:ascii="Times New Roman" w:eastAsia="Times New Roman" w:hAnsi="Times New Roman" w:cs="Times New Roman"/>
+          <w:b/>
+          <w:sz w:val="24"/>
+          <w:szCs w:val="24"/>
+          <w:lang w:eastAsia="es-CR"/>
+        </w:rPr>
+      </w:pPr>
+      <w:r>
+        <w:rPr>
+          <w:rFonts w:ascii="Times New Roman" w:eastAsia="Times New Roman" w:hAnsi="Times New Roman" w:cs="Times New Roman"/>
+          <w:b/>
+          <w:sz w:val="24"/>
+          <w:szCs w:val="24"/>
+          <w:lang w:eastAsia="es-CR"/>
+        </w:rPr>
+        <w:t xml:space="preserve">Implementar </w:t>
+      </w:r>
+      <w:proofErr w:type="spellStart"/>
+      <w:r>
+        <w:rPr>
+          <w:rFonts w:ascii="Times New Roman" w:eastAsia="Times New Roman" w:hAnsi="Times New Roman" w:cs="Times New Roman"/>
+          <w:b/>
+          <w:sz w:val="24"/>
+          <w:szCs w:val="24"/>
+          <w:lang w:eastAsia="es-CR"/>
+        </w:rPr>
+        <w:t>Docker</w:t>
+      </w:r>
+      <w:proofErr w:type="spellEnd"/>
+    </w:p>
+    <w:p>
+      <w:pPr>
+        <w:pStyle w:val="Prrafodelista"/>
+        <w:numPr>
+          <w:ilvl w:val="0"/>
+          <w:numId w:val="25"/>
+        </w:numPr>
+        <w:spacing w:before="100" w:beforeAutospacing="1" w:after="100" w:afterAutospacing="1" w:line="240" w:lineRule="auto"/>
+        <w:rPr>
+          <w:rFonts w:ascii="Times New Roman" w:eastAsia="Times New Roman" w:hAnsi="Times New Roman" w:cs="Times New Roman"/>
+          <w:b/>
+          <w:sz w:val="24"/>
+          <w:szCs w:val="24"/>
+          <w:lang w:eastAsia="es-CR"/>
+        </w:rPr>
+      </w:pPr>
+      <w:r>
+        <w:rPr>
+          <w:rFonts w:ascii="Times New Roman" w:eastAsia="Times New Roman" w:hAnsi="Times New Roman" w:cs="Times New Roman"/>
+          <w:b/>
+          <w:sz w:val="24"/>
+          <w:szCs w:val="24"/>
+          <w:lang w:eastAsia="es-CR"/>
+        </w:rPr>
+        <w:t xml:space="preserve">CI/CD </w:t>
+      </w:r>
+      <w:proofErr w:type="spellStart"/>
+      <w:r>
+        <w:rPr>
+          <w:rFonts w:ascii="Times New Roman" w:eastAsia="Times New Roman" w:hAnsi="Times New Roman" w:cs="Times New Roman"/>
+          <w:b/>
+          <w:sz w:val="24"/>
+          <w:szCs w:val="24"/>
+          <w:lang w:eastAsia="es-CR"/>
+        </w:rPr>
+        <w:t>GitLab</w:t>
+      </w:r>
+      <w:proofErr w:type="spellEnd"/>
+    </w:p>
+    <w:p>
+      <w:pPr>
+        <w:pStyle w:val="Prrafodelista"/>
+        <w:numPr>
+          <w:ilvl w:val="0"/>
+          <w:numId w:val="25"/>
+        </w:numPr>
+        <w:spacing w:before="100" w:beforeAutospacing="1" w:after="100" w:afterAutospacing="1" w:line="240" w:lineRule="auto"/>
+        <w:rPr>
+          <w:rFonts w:ascii="Times New Roman" w:eastAsia="Times New Roman" w:hAnsi="Times New Roman" w:cs="Times New Roman"/>
+          <w:b/>
+          <w:sz w:val="24"/>
+          <w:szCs w:val="24"/>
+          <w:lang w:eastAsia="es-CR"/>
+        </w:rPr>
+      </w:pPr>
+      <w:r>
+        <w:rPr>
+          <w:rFonts w:ascii="Times New Roman" w:eastAsia="Times New Roman" w:hAnsi="Times New Roman" w:cs="Times New Roman"/>
+          <w:b/>
+          <w:sz w:val="24"/>
+          <w:szCs w:val="24"/>
+          <w:lang w:eastAsia="es-CR"/>
+        </w:rPr>
+        <w:t>Deploy con Azure</w:t>
+      </w:r>
+    </w:p>
+    <w:p>
+      <w:pPr>
+        <w:pStyle w:val="Prrafodelista"/>
+        <w:numPr>
+          <w:ilvl w:val="0"/>
+          <w:numId w:val="25"/>
+        </w:numPr>
+        <w:spacing w:before="100" w:beforeAutospacing="1" w:after="100" w:afterAutospacing="1" w:line="240" w:lineRule="auto"/>
+        <w:rPr>
+          <w:rFonts w:ascii="Times New Roman" w:eastAsia="Times New Roman" w:hAnsi="Times New Roman" w:cs="Times New Roman"/>
+          <w:b/>
+          <w:sz w:val="24"/>
+          <w:szCs w:val="24"/>
+          <w:lang w:eastAsia="es-CR"/>
+        </w:rPr>
+      </w:pPr>
+      <w:r>
+        <w:rPr>
+          <w:rFonts w:ascii="Times New Roman" w:eastAsia="Times New Roman" w:hAnsi="Times New Roman" w:cs="Times New Roman"/>
+          <w:b/>
+          <w:sz w:val="24"/>
+          <w:szCs w:val="24"/>
+          <w:lang w:eastAsia="es-CR"/>
+        </w:rPr>
+        <w:t xml:space="preserve">Implementar AI </w:t>
+      </w:r>
+    </w:p>
+    <w:p>
+      <w:pPr>
+        <w:spacing w:before="100" w:beforeAutospacing="1" w:after="100" w:afterAutospacing="1" w:line="240" w:lineRule="auto"/>
+        <w:rPr>
+          <w:rFonts w:ascii="Times New Roman" w:eastAsia="Times New Roman" w:hAnsi="Times New Roman" w:cs="Times New Roman"/>
+          <w:color w:val="FF0000"/>
+          <w:sz w:val="52"/>
+          <w:szCs w:val="52"/>
+          <w:lang w:val="en-US" w:eastAsia="es-CR"/>
+        </w:rPr>
+      </w:pPr>
+    </w:p>
+    <w:p>
+      <w:pPr>
+        <w:spacing w:before="100" w:beforeAutospacing="1" w:after="100" w:afterAutospacing="1" w:line="240" w:lineRule="auto"/>
+        <w:rPr>
+          <w:rFonts w:ascii="Times New Roman" w:eastAsia="Times New Roman" w:hAnsi="Times New Roman" w:cs="Times New Roman"/>
+          <w:sz w:val="24"/>
+          <w:szCs w:val="24"/>
+          <w:lang w:val="en-US" w:eastAsia="es-CR"/>
+        </w:rPr>
+      </w:pPr>
+    </w:p>
+    <w:p>
+      <w:pPr>
+        <w:spacing w:before="100" w:beforeAutospacing="1" w:after="100" w:afterAutospacing="1" w:line="240" w:lineRule="auto"/>
+        <w:rPr>
+          <w:rFonts w:ascii="Times New Roman" w:eastAsia="Times New Roman" w:hAnsi="Times New Roman" w:cs="Times New Roman"/>
+          <w:sz w:val="24"/>
+          <w:szCs w:val="24"/>
+          <w:lang w:val="en-US" w:eastAsia="es-CR"/>
+        </w:rPr>
+      </w:pPr>
+    </w:p>
+    <w:p>
+      <w:pPr>
+        <w:spacing w:before="100" w:beforeAutospacing="1" w:after="100" w:afterAutospacing="1" w:line="240" w:lineRule="auto"/>
+        <w:rPr>
+          <w:rFonts w:ascii="Times New Roman" w:eastAsia="Times New Roman" w:hAnsi="Times New Roman" w:cs="Times New Roman"/>
+          <w:color w:val="FF0000"/>
+          <w:sz w:val="20"/>
+          <w:szCs w:val="20"/>
+          <w:lang w:val="en-US" w:eastAsia="es-CR"/>
+        </w:rPr>
+      </w:pPr>
+    </w:p>
+    <w:p>
+      <w:pPr>
+        <w:spacing w:before="100" w:beforeAutospacing="1" w:after="100" w:afterAutospacing="1" w:line="240" w:lineRule="auto"/>
+        <w:rPr>
+          <w:rFonts w:ascii="Times New Roman" w:eastAsia="Times New Roman" w:hAnsi="Times New Roman" w:cs="Times New Roman"/>
+          <w:color w:val="FF0000"/>
+          <w:sz w:val="20"/>
+          <w:szCs w:val="20"/>
+          <w:lang w:val="en-US" w:eastAsia="es-CR"/>
+        </w:rPr>
+      </w:pPr>
+    </w:p>
+    <w:p>
+      <w:pPr>
+        <w:spacing w:before="100" w:beforeAutospacing="1" w:after="100" w:afterAutospacing="1" w:line="240" w:lineRule="auto"/>
+        <w:rPr>
+          <w:rFonts w:ascii="Times New Roman" w:eastAsia="Times New Roman" w:hAnsi="Times New Roman" w:cs="Times New Roman"/>
+          <w:sz w:val="24"/>
+          <w:szCs w:val="24"/>
+          <w:lang w:val="en-US" w:eastAsia="es-CR"/>
+        </w:rPr>
+      </w:pPr>
+    </w:p>
+    <w:p>
+      <w:pPr>
+        <w:spacing w:before="100" w:beforeAutospacing="1" w:after="100" w:afterAutospacing="1" w:line="240" w:lineRule="auto"/>
+        <w:rPr>
+          <w:rFonts w:ascii="Times New Roman" w:eastAsia="Times New Roman" w:hAnsi="Times New Roman" w:cs="Times New Roman"/>
+          <w:sz w:val="24"/>
+          <w:szCs w:val="24"/>
+          <w:lang w:val="en-US" w:eastAsia="es-CR"/>
+        </w:rPr>
+      </w:pPr>
+    </w:p>
+    <w:p>
+      <w:pPr>
+        <w:spacing w:before="100" w:beforeAutospacing="1" w:after="100" w:afterAutospacing="1" w:line="240" w:lineRule="auto"/>
+        <w:rPr>
+          <w:rFonts w:ascii="Times New Roman" w:eastAsia="Times New Roman" w:hAnsi="Times New Roman" w:cs="Times New Roman"/>
+          <w:sz w:val="24"/>
+          <w:szCs w:val="24"/>
+          <w:lang w:val="en-US" w:eastAsia="es-CR"/>
+        </w:rPr>
+      </w:pPr>
+    </w:p>
+    <w:p>
+      <w:pPr>
+        <w:spacing w:after="0" w:line="240" w:lineRule="auto"/>
+        <w:rPr>
+          <w:color w:val="000000" w:themeColor="text1"/>
+          <w:sz w:val="20"/>
+          <w:szCs w:val="20"/>
+          <w:lang w:val="en-US"/>
+        </w:rPr>
+      </w:pPr>
+    </w:p>
+    <w:p>
+      <w:pPr>
+        <w:spacing w:after="0" w:line="240" w:lineRule="auto"/>
+        <w:rPr>
+          <w:sz w:val="24"/>
+          <w:szCs w:val="24"/>
+          <w:lang w:val="en-US"/>
+        </w:rPr>
+      </w:pPr>
+    </w:p>
     <w:sectPr>
       <w:pgSz w:w="12240" w:h="15840"/>
       <w:pgMar w:top="1417" w:right="1701" w:bottom="1417" w:left="1701" w:header="708" w:footer="708" w:gutter="0"/>
@@ -1602,6 +6032,232 @@
     </w:lvl>
   </w:abstractNum>
   <w:abstractNum w:abstractNumId="1" w15:restartNumberingAfterBreak="0">
+    <w:nsid w:val="0B3E0A3C"/>
+    <w:multiLevelType w:val="hybridMultilevel"/>
+    <w:tmpl w:val="7CD21ACC"/>
+    <w:lvl w:ilvl="0" w:tplc="140A0001">
+      <w:start w:val="1"/>
+      <w:numFmt w:val="bullet"/>
+      <w:lvlText w:val=""/>
+      <w:lvlJc w:val="left"/>
+      <w:pPr>
+        <w:ind w:left="720" w:hanging="360"/>
+      </w:pPr>
+      <w:rPr>
+        <w:rFonts w:ascii="Symbol" w:hAnsi="Symbol" w:hint="default"/>
+      </w:rPr>
+    </w:lvl>
+    <w:lvl w:ilvl="1" w:tplc="140A0003" w:tentative="1">
+      <w:start w:val="1"/>
+      <w:numFmt w:val="bullet"/>
+      <w:lvlText w:val="o"/>
+      <w:lvlJc w:val="left"/>
+      <w:pPr>
+        <w:ind w:left="1440" w:hanging="360"/>
+      </w:pPr>
+      <w:rPr>
+        <w:rFonts w:ascii="Courier New" w:hAnsi="Courier New" w:cs="Courier New" w:hint="default"/>
+      </w:rPr>
+    </w:lvl>
+    <w:lvl w:ilvl="2" w:tplc="140A0005" w:tentative="1">
+      <w:start w:val="1"/>
+      <w:numFmt w:val="bullet"/>
+      <w:lvlText w:val=""/>
+      <w:lvlJc w:val="left"/>
+      <w:pPr>
+        <w:ind w:left="2160" w:hanging="360"/>
+      </w:pPr>
+      <w:rPr>
+        <w:rFonts w:ascii="Wingdings" w:hAnsi="Wingdings" w:hint="default"/>
+      </w:rPr>
+    </w:lvl>
+    <w:lvl w:ilvl="3" w:tplc="140A0001" w:tentative="1">
+      <w:start w:val="1"/>
+      <w:numFmt w:val="bullet"/>
+      <w:lvlText w:val=""/>
+      <w:lvlJc w:val="left"/>
+      <w:pPr>
+        <w:ind w:left="2880" w:hanging="360"/>
+      </w:pPr>
+      <w:rPr>
+        <w:rFonts w:ascii="Symbol" w:hAnsi="Symbol" w:hint="default"/>
+      </w:rPr>
+    </w:lvl>
+    <w:lvl w:ilvl="4" w:tplc="140A0003" w:tentative="1">
+      <w:start w:val="1"/>
+      <w:numFmt w:val="bullet"/>
+      <w:lvlText w:val="o"/>
+      <w:lvlJc w:val="left"/>
+      <w:pPr>
+        <w:ind w:left="3600" w:hanging="360"/>
+      </w:pPr>
+      <w:rPr>
+        <w:rFonts w:ascii="Courier New" w:hAnsi="Courier New" w:cs="Courier New" w:hint="default"/>
+      </w:rPr>
+    </w:lvl>
+    <w:lvl w:ilvl="5" w:tplc="140A0005" w:tentative="1">
+      <w:start w:val="1"/>
+      <w:numFmt w:val="bullet"/>
+      <w:lvlText w:val=""/>
+      <w:lvlJc w:val="left"/>
+      <w:pPr>
+        <w:ind w:left="4320" w:hanging="360"/>
+      </w:pPr>
+      <w:rPr>
+        <w:rFonts w:ascii="Wingdings" w:hAnsi="Wingdings" w:hint="default"/>
+      </w:rPr>
+    </w:lvl>
+    <w:lvl w:ilvl="6" w:tplc="140A0001" w:tentative="1">
+      <w:start w:val="1"/>
+      <w:numFmt w:val="bullet"/>
+      <w:lvlText w:val=""/>
+      <w:lvlJc w:val="left"/>
+      <w:pPr>
+        <w:ind w:left="5040" w:hanging="360"/>
+      </w:pPr>
+      <w:rPr>
+        <w:rFonts w:ascii="Symbol" w:hAnsi="Symbol" w:hint="default"/>
+      </w:rPr>
+    </w:lvl>
+    <w:lvl w:ilvl="7" w:tplc="140A0003" w:tentative="1">
+      <w:start w:val="1"/>
+      <w:numFmt w:val="bullet"/>
+      <w:lvlText w:val="o"/>
+      <w:lvlJc w:val="left"/>
+      <w:pPr>
+        <w:ind w:left="5760" w:hanging="360"/>
+      </w:pPr>
+      <w:rPr>
+        <w:rFonts w:ascii="Courier New" w:hAnsi="Courier New" w:cs="Courier New" w:hint="default"/>
+      </w:rPr>
+    </w:lvl>
+    <w:lvl w:ilvl="8" w:tplc="140A0005" w:tentative="1">
+      <w:start w:val="1"/>
+      <w:numFmt w:val="bullet"/>
+      <w:lvlText w:val=""/>
+      <w:lvlJc w:val="left"/>
+      <w:pPr>
+        <w:ind w:left="6480" w:hanging="360"/>
+      </w:pPr>
+      <w:rPr>
+        <w:rFonts w:ascii="Wingdings" w:hAnsi="Wingdings" w:hint="default"/>
+      </w:rPr>
+    </w:lvl>
+  </w:abstractNum>
+  <w:abstractNum w:abstractNumId="2" w15:restartNumberingAfterBreak="0">
+    <w:nsid w:val="162417FF"/>
+    <w:multiLevelType w:val="hybridMultilevel"/>
+    <w:tmpl w:val="7D70ABB8"/>
+    <w:lvl w:ilvl="0" w:tplc="140A0001">
+      <w:start w:val="1"/>
+      <w:numFmt w:val="bullet"/>
+      <w:lvlText w:val=""/>
+      <w:lvlJc w:val="left"/>
+      <w:pPr>
+        <w:ind w:left="720" w:hanging="360"/>
+      </w:pPr>
+      <w:rPr>
+        <w:rFonts w:ascii="Symbol" w:hAnsi="Symbol" w:hint="default"/>
+      </w:rPr>
+    </w:lvl>
+    <w:lvl w:ilvl="1" w:tplc="140A0003" w:tentative="1">
+      <w:start w:val="1"/>
+      <w:numFmt w:val="bullet"/>
+      <w:lvlText w:val="o"/>
+      <w:lvlJc w:val="left"/>
+      <w:pPr>
+        <w:ind w:left="1440" w:hanging="360"/>
+      </w:pPr>
+      <w:rPr>
+        <w:rFonts w:ascii="Courier New" w:hAnsi="Courier New" w:cs="Courier New" w:hint="default"/>
+      </w:rPr>
+    </w:lvl>
+    <w:lvl w:ilvl="2" w:tplc="140A0005" w:tentative="1">
+      <w:start w:val="1"/>
+      <w:numFmt w:val="bullet"/>
+      <w:lvlText w:val=""/>
+      <w:lvlJc w:val="left"/>
+      <w:pPr>
+        <w:ind w:left="2160" w:hanging="360"/>
+      </w:pPr>
+      <w:rPr>
+        <w:rFonts w:ascii="Wingdings" w:hAnsi="Wingdings" w:hint="default"/>
+      </w:rPr>
+    </w:lvl>
+    <w:lvl w:ilvl="3" w:tplc="140A0001" w:tentative="1">
+      <w:start w:val="1"/>
+      <w:numFmt w:val="bullet"/>
+      <w:lvlText w:val=""/>
+      <w:lvlJc w:val="left"/>
+      <w:pPr>
+        <w:ind w:left="2880" w:hanging="360"/>
+      </w:pPr>
+      <w:rPr>
+        <w:rFonts w:ascii="Symbol" w:hAnsi="Symbol" w:hint="default"/>
+      </w:rPr>
+    </w:lvl>
+    <w:lvl w:ilvl="4" w:tplc="140A0003" w:tentative="1">
+      <w:start w:val="1"/>
+      <w:numFmt w:val="bullet"/>
+      <w:lvlText w:val="o"/>
+      <w:lvlJc w:val="left"/>
+      <w:pPr>
+        <w:ind w:left="3600" w:hanging="360"/>
+      </w:pPr>
+      <w:rPr>
+        <w:rFonts w:ascii="Courier New" w:hAnsi="Courier New" w:cs="Courier New" w:hint="default"/>
+      </w:rPr>
+    </w:lvl>
+    <w:lvl w:ilvl="5" w:tplc="140A0005" w:tentative="1">
+      <w:start w:val="1"/>
+      <w:numFmt w:val="bullet"/>
+      <w:lvlText w:val=""/>
+      <w:lvlJc w:val="left"/>
+      <w:pPr>
+        <w:ind w:left="4320" w:hanging="360"/>
+      </w:pPr>
+      <w:rPr>
+        <w:rFonts w:ascii="Wingdings" w:hAnsi="Wingdings" w:hint="default"/>
+      </w:rPr>
+    </w:lvl>
+    <w:lvl w:ilvl="6" w:tplc="140A0001" w:tentative="1">
+      <w:start w:val="1"/>
+      <w:numFmt w:val="bullet"/>
+      <w:lvlText w:val=""/>
+      <w:lvlJc w:val="left"/>
+      <w:pPr>
+        <w:ind w:left="5040" w:hanging="360"/>
+      </w:pPr>
+      <w:rPr>
+        <w:rFonts w:ascii="Symbol" w:hAnsi="Symbol" w:hint="default"/>
+      </w:rPr>
+    </w:lvl>
+    <w:lvl w:ilvl="7" w:tplc="140A0003" w:tentative="1">
+      <w:start w:val="1"/>
+      <w:numFmt w:val="bullet"/>
+      <w:lvlText w:val="o"/>
+      <w:lvlJc w:val="left"/>
+      <w:pPr>
+        <w:ind w:left="5760" w:hanging="360"/>
+      </w:pPr>
+      <w:rPr>
+        <w:rFonts w:ascii="Courier New" w:hAnsi="Courier New" w:cs="Courier New" w:hint="default"/>
+      </w:rPr>
+    </w:lvl>
+    <w:lvl w:ilvl="8" w:tplc="140A0005" w:tentative="1">
+      <w:start w:val="1"/>
+      <w:numFmt w:val="bullet"/>
+      <w:lvlText w:val=""/>
+      <w:lvlJc w:val="left"/>
+      <w:pPr>
+        <w:ind w:left="6480" w:hanging="360"/>
+      </w:pPr>
+      <w:rPr>
+        <w:rFonts w:ascii="Wingdings" w:hAnsi="Wingdings" w:hint="default"/>
+      </w:rPr>
+    </w:lvl>
+  </w:abstractNum>
+  <w:abstractNum w:abstractNumId="3" w15:restartNumberingAfterBreak="0">
     <w:nsid w:val="163F1500"/>
     <w:multiLevelType w:val="hybridMultilevel"/>
     <w:tmpl w:val="CAB2C9F2"/>
@@ -1714,7 +6370,305 @@
       </w:rPr>
     </w:lvl>
   </w:abstractNum>
-  <w:abstractNum w:abstractNumId="2" w15:restartNumberingAfterBreak="0">
+  <w:abstractNum w:abstractNumId="4" w15:restartNumberingAfterBreak="0">
+    <w:nsid w:val="1A8C179E"/>
+    <w:multiLevelType w:val="multilevel"/>
+    <w:tmpl w:val="58DA07D8"/>
+    <w:lvl w:ilvl="0">
+      <w:start w:val="1"/>
+      <w:numFmt w:val="bullet"/>
+      <w:lvlText w:val=""/>
+      <w:lvlJc w:val="left"/>
+      <w:pPr>
+        <w:tabs>
+          <w:tab w:val="num" w:pos="720"/>
+        </w:tabs>
+        <w:ind w:left="720" w:hanging="360"/>
+      </w:pPr>
+      <w:rPr>
+        <w:rFonts w:ascii="Symbol" w:hAnsi="Symbol" w:hint="default"/>
+        <w:sz w:val="20"/>
+      </w:rPr>
+    </w:lvl>
+    <w:lvl w:ilvl="1" w:tentative="1">
+      <w:start w:val="1"/>
+      <w:numFmt w:val="bullet"/>
+      <w:lvlText w:val="o"/>
+      <w:lvlJc w:val="left"/>
+      <w:pPr>
+        <w:tabs>
+          <w:tab w:val="num" w:pos="1440"/>
+        </w:tabs>
+        <w:ind w:left="1440" w:hanging="360"/>
+      </w:pPr>
+      <w:rPr>
+        <w:rFonts w:ascii="Courier New" w:hAnsi="Courier New" w:hint="default"/>
+        <w:sz w:val="20"/>
+      </w:rPr>
+    </w:lvl>
+    <w:lvl w:ilvl="2" w:tentative="1">
+      <w:start w:val="1"/>
+      <w:numFmt w:val="bullet"/>
+      <w:lvlText w:val=""/>
+      <w:lvlJc w:val="left"/>
+      <w:pPr>
+        <w:tabs>
+          <w:tab w:val="num" w:pos="2160"/>
+        </w:tabs>
+        <w:ind w:left="2160" w:hanging="360"/>
+      </w:pPr>
+      <w:rPr>
+        <w:rFonts w:ascii="Wingdings" w:hAnsi="Wingdings" w:hint="default"/>
+        <w:sz w:val="20"/>
+      </w:rPr>
+    </w:lvl>
+    <w:lvl w:ilvl="3" w:tentative="1">
+      <w:start w:val="1"/>
+      <w:numFmt w:val="bullet"/>
+      <w:lvlText w:val=""/>
+      <w:lvlJc w:val="left"/>
+      <w:pPr>
+        <w:tabs>
+          <w:tab w:val="num" w:pos="2880"/>
+        </w:tabs>
+        <w:ind w:left="2880" w:hanging="360"/>
+      </w:pPr>
+      <w:rPr>
+        <w:rFonts w:ascii="Wingdings" w:hAnsi="Wingdings" w:hint="default"/>
+        <w:sz w:val="20"/>
+      </w:rPr>
+    </w:lvl>
+    <w:lvl w:ilvl="4" w:tentative="1">
+      <w:start w:val="1"/>
+      <w:numFmt w:val="bullet"/>
+      <w:lvlText w:val=""/>
+      <w:lvlJc w:val="left"/>
+      <w:pPr>
+        <w:tabs>
+          <w:tab w:val="num" w:pos="3600"/>
+        </w:tabs>
+        <w:ind w:left="3600" w:hanging="360"/>
+      </w:pPr>
+      <w:rPr>
+        <w:rFonts w:ascii="Wingdings" w:hAnsi="Wingdings" w:hint="default"/>
+        <w:sz w:val="20"/>
+      </w:rPr>
+    </w:lvl>
+    <w:lvl w:ilvl="5" w:tentative="1">
+      <w:start w:val="1"/>
+      <w:numFmt w:val="bullet"/>
+      <w:lvlText w:val=""/>
+      <w:lvlJc w:val="left"/>
+      <w:pPr>
+        <w:tabs>
+          <w:tab w:val="num" w:pos="4320"/>
+        </w:tabs>
+        <w:ind w:left="4320" w:hanging="360"/>
+      </w:pPr>
+      <w:rPr>
+        <w:rFonts w:ascii="Wingdings" w:hAnsi="Wingdings" w:hint="default"/>
+        <w:sz w:val="20"/>
+      </w:rPr>
+    </w:lvl>
+    <w:lvl w:ilvl="6" w:tentative="1">
+      <w:start w:val="1"/>
+      <w:numFmt w:val="bullet"/>
+      <w:lvlText w:val=""/>
+      <w:lvlJc w:val="left"/>
+      <w:pPr>
+        <w:tabs>
+          <w:tab w:val="num" w:pos="5040"/>
+        </w:tabs>
+        <w:ind w:left="5040" w:hanging="360"/>
+      </w:pPr>
+      <w:rPr>
+        <w:rFonts w:ascii="Wingdings" w:hAnsi="Wingdings" w:hint="default"/>
+        <w:sz w:val="20"/>
+      </w:rPr>
+    </w:lvl>
+    <w:lvl w:ilvl="7" w:tentative="1">
+      <w:start w:val="1"/>
+      <w:numFmt w:val="bullet"/>
+      <w:lvlText w:val=""/>
+      <w:lvlJc w:val="left"/>
+      <w:pPr>
+        <w:tabs>
+          <w:tab w:val="num" w:pos="5760"/>
+        </w:tabs>
+        <w:ind w:left="5760" w:hanging="360"/>
+      </w:pPr>
+      <w:rPr>
+        <w:rFonts w:ascii="Wingdings" w:hAnsi="Wingdings" w:hint="default"/>
+        <w:sz w:val="20"/>
+      </w:rPr>
+    </w:lvl>
+    <w:lvl w:ilvl="8" w:tentative="1">
+      <w:start w:val="1"/>
+      <w:numFmt w:val="bullet"/>
+      <w:lvlText w:val=""/>
+      <w:lvlJc w:val="left"/>
+      <w:pPr>
+        <w:tabs>
+          <w:tab w:val="num" w:pos="6480"/>
+        </w:tabs>
+        <w:ind w:left="6480" w:hanging="360"/>
+      </w:pPr>
+      <w:rPr>
+        <w:rFonts w:ascii="Wingdings" w:hAnsi="Wingdings" w:hint="default"/>
+        <w:sz w:val="20"/>
+      </w:rPr>
+    </w:lvl>
+  </w:abstractNum>
+  <w:abstractNum w:abstractNumId="5" w15:restartNumberingAfterBreak="0">
+    <w:nsid w:val="219F0F72"/>
+    <w:multiLevelType w:val="multilevel"/>
+    <w:tmpl w:val="53CC35B8"/>
+    <w:lvl w:ilvl="0">
+      <w:start w:val="1"/>
+      <w:numFmt w:val="bullet"/>
+      <w:lvlText w:val=""/>
+      <w:lvlJc w:val="left"/>
+      <w:pPr>
+        <w:tabs>
+          <w:tab w:val="num" w:pos="720"/>
+        </w:tabs>
+        <w:ind w:left="720" w:hanging="360"/>
+      </w:pPr>
+      <w:rPr>
+        <w:rFonts w:ascii="Symbol" w:hAnsi="Symbol" w:hint="default"/>
+        <w:sz w:val="20"/>
+      </w:rPr>
+    </w:lvl>
+    <w:lvl w:ilvl="1" w:tentative="1">
+      <w:start w:val="1"/>
+      <w:numFmt w:val="bullet"/>
+      <w:lvlText w:val="o"/>
+      <w:lvlJc w:val="left"/>
+      <w:pPr>
+        <w:tabs>
+          <w:tab w:val="num" w:pos="1440"/>
+        </w:tabs>
+        <w:ind w:left="1440" w:hanging="360"/>
+      </w:pPr>
+      <w:rPr>
+        <w:rFonts w:ascii="Courier New" w:hAnsi="Courier New" w:hint="default"/>
+        <w:sz w:val="20"/>
+      </w:rPr>
+    </w:lvl>
+    <w:lvl w:ilvl="2" w:tentative="1">
+      <w:start w:val="1"/>
+      <w:numFmt w:val="bullet"/>
+      <w:lvlText w:val=""/>
+      <w:lvlJc w:val="left"/>
+      <w:pPr>
+        <w:tabs>
+          <w:tab w:val="num" w:pos="2160"/>
+        </w:tabs>
+        <w:ind w:left="2160" w:hanging="360"/>
+      </w:pPr>
+      <w:rPr>
+        <w:rFonts w:ascii="Wingdings" w:hAnsi="Wingdings" w:hint="default"/>
+        <w:sz w:val="20"/>
+      </w:rPr>
+    </w:lvl>
+    <w:lvl w:ilvl="3" w:tentative="1">
+      <w:start w:val="1"/>
+      <w:numFmt w:val="bullet"/>
+      <w:lvlText w:val=""/>
+      <w:lvlJc w:val="left"/>
+      <w:pPr>
+        <w:tabs>
+          <w:tab w:val="num" w:pos="2880"/>
+        </w:tabs>
+        <w:ind w:left="2880" w:hanging="360"/>
+      </w:pPr>
+      <w:rPr>
+        <w:rFonts w:ascii="Wingdings" w:hAnsi="Wingdings" w:hint="default"/>
+        <w:sz w:val="20"/>
+      </w:rPr>
+    </w:lvl>
+    <w:lvl w:ilvl="4" w:tentative="1">
+      <w:start w:val="1"/>
+      <w:numFmt w:val="bullet"/>
+      <w:lvlText w:val=""/>
+      <w:lvlJc w:val="left"/>
+      <w:pPr>
+        <w:tabs>
+          <w:tab w:val="num" w:pos="3600"/>
+        </w:tabs>
+        <w:ind w:left="3600" w:hanging="360"/>
+      </w:pPr>
+      <w:rPr>
+        <w:rFonts w:ascii="Wingdings" w:hAnsi="Wingdings" w:hint="default"/>
+        <w:sz w:val="20"/>
+      </w:rPr>
+    </w:lvl>
+    <w:lvl w:ilvl="5" w:tentative="1">
+      <w:start w:val="1"/>
+      <w:numFmt w:val="bullet"/>
+      <w:lvlText w:val=""/>
+      <w:lvlJc w:val="left"/>
+      <w:pPr>
+        <w:tabs>
+          <w:tab w:val="num" w:pos="4320"/>
+        </w:tabs>
+        <w:ind w:left="4320" w:hanging="360"/>
+      </w:pPr>
+      <w:rPr>
+        <w:rFonts w:ascii="Wingdings" w:hAnsi="Wingdings" w:hint="default"/>
+        <w:sz w:val="20"/>
+      </w:rPr>
+    </w:lvl>
+    <w:lvl w:ilvl="6" w:tentative="1">
+      <w:start w:val="1"/>
+      <w:numFmt w:val="bullet"/>
+      <w:lvlText w:val=""/>
+      <w:lvlJc w:val="left"/>
+      <w:pPr>
+        <w:tabs>
+          <w:tab w:val="num" w:pos="5040"/>
+        </w:tabs>
+        <w:ind w:left="5040" w:hanging="360"/>
+      </w:pPr>
+      <w:rPr>
+        <w:rFonts w:ascii="Wingdings" w:hAnsi="Wingdings" w:hint="default"/>
+        <w:sz w:val="20"/>
+      </w:rPr>
+    </w:lvl>
+    <w:lvl w:ilvl="7" w:tentative="1">
+      <w:start w:val="1"/>
+      <w:numFmt w:val="bullet"/>
+      <w:lvlText w:val=""/>
+      <w:lvlJc w:val="left"/>
+      <w:pPr>
+        <w:tabs>
+          <w:tab w:val="num" w:pos="5760"/>
+        </w:tabs>
+        <w:ind w:left="5760" w:hanging="360"/>
+      </w:pPr>
+      <w:rPr>
+        <w:rFonts w:ascii="Wingdings" w:hAnsi="Wingdings" w:hint="default"/>
+        <w:sz w:val="20"/>
+      </w:rPr>
+    </w:lvl>
+    <w:lvl w:ilvl="8" w:tentative="1">
+      <w:start w:val="1"/>
+      <w:numFmt w:val="bullet"/>
+      <w:lvlText w:val=""/>
+      <w:lvlJc w:val="left"/>
+      <w:pPr>
+        <w:tabs>
+          <w:tab w:val="num" w:pos="6480"/>
+        </w:tabs>
+        <w:ind w:left="6480" w:hanging="360"/>
+      </w:pPr>
+      <w:rPr>
+        <w:rFonts w:ascii="Wingdings" w:hAnsi="Wingdings" w:hint="default"/>
+        <w:sz w:val="20"/>
+      </w:rPr>
+    </w:lvl>
+  </w:abstractNum>
+  <w:abstractNum w:abstractNumId="6" w15:restartNumberingAfterBreak="0">
     <w:nsid w:val="21CC34A4"/>
     <w:multiLevelType w:val="hybridMultilevel"/>
     <w:tmpl w:val="F1585876"/>
@@ -1827,7 +6781,156 @@
       </w:rPr>
     </w:lvl>
   </w:abstractNum>
-  <w:abstractNum w:abstractNumId="3" w15:restartNumberingAfterBreak="0">
+  <w:abstractNum w:abstractNumId="7" w15:restartNumberingAfterBreak="0">
+    <w:nsid w:val="2A152EA6"/>
+    <w:multiLevelType w:val="multilevel"/>
+    <w:tmpl w:val="A67092AC"/>
+    <w:lvl w:ilvl="0">
+      <w:start w:val="1"/>
+      <w:numFmt w:val="bullet"/>
+      <w:lvlText w:val=""/>
+      <w:lvlJc w:val="left"/>
+      <w:pPr>
+        <w:tabs>
+          <w:tab w:val="num" w:pos="720"/>
+        </w:tabs>
+        <w:ind w:left="720" w:hanging="360"/>
+      </w:pPr>
+      <w:rPr>
+        <w:rFonts w:ascii="Symbol" w:hAnsi="Symbol" w:hint="default"/>
+        <w:sz w:val="20"/>
+      </w:rPr>
+    </w:lvl>
+    <w:lvl w:ilvl="1" w:tentative="1">
+      <w:start w:val="1"/>
+      <w:numFmt w:val="bullet"/>
+      <w:lvlText w:val="o"/>
+      <w:lvlJc w:val="left"/>
+      <w:pPr>
+        <w:tabs>
+          <w:tab w:val="num" w:pos="1440"/>
+        </w:tabs>
+        <w:ind w:left="1440" w:hanging="360"/>
+      </w:pPr>
+      <w:rPr>
+        <w:rFonts w:ascii="Courier New" w:hAnsi="Courier New" w:hint="default"/>
+        <w:sz w:val="20"/>
+      </w:rPr>
+    </w:lvl>
+    <w:lvl w:ilvl="2" w:tentative="1">
+      <w:start w:val="1"/>
+      <w:numFmt w:val="bullet"/>
+      <w:lvlText w:val=""/>
+      <w:lvlJc w:val="left"/>
+      <w:pPr>
+        <w:tabs>
+          <w:tab w:val="num" w:pos="2160"/>
+        </w:tabs>
+        <w:ind w:left="2160" w:hanging="360"/>
+      </w:pPr>
+      <w:rPr>
+        <w:rFonts w:ascii="Wingdings" w:hAnsi="Wingdings" w:hint="default"/>
+        <w:sz w:val="20"/>
+      </w:rPr>
+    </w:lvl>
+    <w:lvl w:ilvl="3" w:tentative="1">
+      <w:start w:val="1"/>
+      <w:numFmt w:val="bullet"/>
+      <w:lvlText w:val=""/>
+      <w:lvlJc w:val="left"/>
+      <w:pPr>
+        <w:tabs>
+          <w:tab w:val="num" w:pos="2880"/>
+        </w:tabs>
+        <w:ind w:left="2880" w:hanging="360"/>
+      </w:pPr>
+      <w:rPr>
+        <w:rFonts w:ascii="Wingdings" w:hAnsi="Wingdings" w:hint="default"/>
+        <w:sz w:val="20"/>
+      </w:rPr>
+    </w:lvl>
+    <w:lvl w:ilvl="4" w:tentative="1">
+      <w:start w:val="1"/>
+      <w:numFmt w:val="bullet"/>
+      <w:lvlText w:val=""/>
+      <w:lvlJc w:val="left"/>
+      <w:pPr>
+        <w:tabs>
+          <w:tab w:val="num" w:pos="3600"/>
+        </w:tabs>
+        <w:ind w:left="3600" w:hanging="360"/>
+      </w:pPr>
+      <w:rPr>
+        <w:rFonts w:ascii="Wingdings" w:hAnsi="Wingdings" w:hint="default"/>
+        <w:sz w:val="20"/>
+      </w:rPr>
+    </w:lvl>
+    <w:lvl w:ilvl="5" w:tentative="1">
+      <w:start w:val="1"/>
+      <w:numFmt w:val="bullet"/>
+      <w:lvlText w:val=""/>
+      <w:lvlJc w:val="left"/>
+      <w:pPr>
+        <w:tabs>
+          <w:tab w:val="num" w:pos="4320"/>
+        </w:tabs>
+        <w:ind w:left="4320" w:hanging="360"/>
+      </w:pPr>
+      <w:rPr>
+        <w:rFonts w:ascii="Wingdings" w:hAnsi="Wingdings" w:hint="default"/>
+        <w:sz w:val="20"/>
+      </w:rPr>
+    </w:lvl>
+    <w:lvl w:ilvl="6" w:tentative="1">
+      <w:start w:val="1"/>
+      <w:numFmt w:val="bullet"/>
+      <w:lvlText w:val=""/>
+      <w:lvlJc w:val="left"/>
+      <w:pPr>
+        <w:tabs>
+          <w:tab w:val="num" w:pos="5040"/>
+        </w:tabs>
+        <w:ind w:left="5040" w:hanging="360"/>
+      </w:pPr>
+      <w:rPr>
+        <w:rFonts w:ascii="Wingdings" w:hAnsi="Wingdings" w:hint="default"/>
+        <w:sz w:val="20"/>
+      </w:rPr>
+    </w:lvl>
+    <w:lvl w:ilvl="7" w:tentative="1">
+      <w:start w:val="1"/>
+      <w:numFmt w:val="bullet"/>
+      <w:lvlText w:val=""/>
+      <w:lvlJc w:val="left"/>
+      <w:pPr>
+        <w:tabs>
+          <w:tab w:val="num" w:pos="5760"/>
+        </w:tabs>
+        <w:ind w:left="5760" w:hanging="360"/>
+      </w:pPr>
+      <w:rPr>
+        <w:rFonts w:ascii="Wingdings" w:hAnsi="Wingdings" w:hint="default"/>
+        <w:sz w:val="20"/>
+      </w:rPr>
+    </w:lvl>
+    <w:lvl w:ilvl="8" w:tentative="1">
+      <w:start w:val="1"/>
+      <w:numFmt w:val="bullet"/>
+      <w:lvlText w:val=""/>
+      <w:lvlJc w:val="left"/>
+      <w:pPr>
+        <w:tabs>
+          <w:tab w:val="num" w:pos="6480"/>
+        </w:tabs>
+        <w:ind w:left="6480" w:hanging="360"/>
+      </w:pPr>
+      <w:rPr>
+        <w:rFonts w:ascii="Wingdings" w:hAnsi="Wingdings" w:hint="default"/>
+        <w:sz w:val="20"/>
+      </w:rPr>
+    </w:lvl>
+  </w:abstractNum>
+  <w:abstractNum w:abstractNumId="8" w15:restartNumberingAfterBreak="0">
     <w:nsid w:val="2BB2755A"/>
     <w:multiLevelType w:val="hybridMultilevel"/>
     <w:tmpl w:val="365A9E3E"/>
@@ -1916,7 +7019,7 @@
       </w:pPr>
     </w:lvl>
   </w:abstractNum>
-  <w:abstractNum w:abstractNumId="4" w15:restartNumberingAfterBreak="0">
+  <w:abstractNum w:abstractNumId="9" w15:restartNumberingAfterBreak="0">
     <w:nsid w:val="2D04318E"/>
     <w:multiLevelType w:val="hybridMultilevel"/>
     <w:tmpl w:val="E6887108"/>
@@ -2005,7 +7108,7 @@
       </w:pPr>
     </w:lvl>
   </w:abstractNum>
-  <w:abstractNum w:abstractNumId="5" w15:restartNumberingAfterBreak="0">
+  <w:abstractNum w:abstractNumId="10" w15:restartNumberingAfterBreak="0">
     <w:nsid w:val="2DCF104E"/>
     <w:multiLevelType w:val="hybridMultilevel"/>
     <w:tmpl w:val="484AD65C"/>
@@ -2118,7 +7221,305 @@
       </w:rPr>
     </w:lvl>
   </w:abstractNum>
-  <w:abstractNum w:abstractNumId="6" w15:restartNumberingAfterBreak="0">
+  <w:abstractNum w:abstractNumId="11" w15:restartNumberingAfterBreak="0">
+    <w:nsid w:val="2EEB2EAA"/>
+    <w:multiLevelType w:val="multilevel"/>
+    <w:tmpl w:val="BA2CCD1E"/>
+    <w:lvl w:ilvl="0">
+      <w:start w:val="1"/>
+      <w:numFmt w:val="bullet"/>
+      <w:lvlText w:val=""/>
+      <w:lvlJc w:val="left"/>
+      <w:pPr>
+        <w:tabs>
+          <w:tab w:val="num" w:pos="720"/>
+        </w:tabs>
+        <w:ind w:left="720" w:hanging="360"/>
+      </w:pPr>
+      <w:rPr>
+        <w:rFonts w:ascii="Symbol" w:hAnsi="Symbol" w:hint="default"/>
+        <w:sz w:val="20"/>
+      </w:rPr>
+    </w:lvl>
+    <w:lvl w:ilvl="1" w:tentative="1">
+      <w:start w:val="1"/>
+      <w:numFmt w:val="bullet"/>
+      <w:lvlText w:val="o"/>
+      <w:lvlJc w:val="left"/>
+      <w:pPr>
+        <w:tabs>
+          <w:tab w:val="num" w:pos="1440"/>
+        </w:tabs>
+        <w:ind w:left="1440" w:hanging="360"/>
+      </w:pPr>
+      <w:rPr>
+        <w:rFonts w:ascii="Courier New" w:hAnsi="Courier New" w:hint="default"/>
+        <w:sz w:val="20"/>
+      </w:rPr>
+    </w:lvl>
+    <w:lvl w:ilvl="2" w:tentative="1">
+      <w:start w:val="1"/>
+      <w:numFmt w:val="bullet"/>
+      <w:lvlText w:val=""/>
+      <w:lvlJc w:val="left"/>
+      <w:pPr>
+        <w:tabs>
+          <w:tab w:val="num" w:pos="2160"/>
+        </w:tabs>
+        <w:ind w:left="2160" w:hanging="360"/>
+      </w:pPr>
+      <w:rPr>
+        <w:rFonts w:ascii="Wingdings" w:hAnsi="Wingdings" w:hint="default"/>
+        <w:sz w:val="20"/>
+      </w:rPr>
+    </w:lvl>
+    <w:lvl w:ilvl="3" w:tentative="1">
+      <w:start w:val="1"/>
+      <w:numFmt w:val="bullet"/>
+      <w:lvlText w:val=""/>
+      <w:lvlJc w:val="left"/>
+      <w:pPr>
+        <w:tabs>
+          <w:tab w:val="num" w:pos="2880"/>
+        </w:tabs>
+        <w:ind w:left="2880" w:hanging="360"/>
+      </w:pPr>
+      <w:rPr>
+        <w:rFonts w:ascii="Wingdings" w:hAnsi="Wingdings" w:hint="default"/>
+        <w:sz w:val="20"/>
+      </w:rPr>
+    </w:lvl>
+    <w:lvl w:ilvl="4" w:tentative="1">
+      <w:start w:val="1"/>
+      <w:numFmt w:val="bullet"/>
+      <w:lvlText w:val=""/>
+      <w:lvlJc w:val="left"/>
+      <w:pPr>
+        <w:tabs>
+          <w:tab w:val="num" w:pos="3600"/>
+        </w:tabs>
+        <w:ind w:left="3600" w:hanging="360"/>
+      </w:pPr>
+      <w:rPr>
+        <w:rFonts w:ascii="Wingdings" w:hAnsi="Wingdings" w:hint="default"/>
+        <w:sz w:val="20"/>
+      </w:rPr>
+    </w:lvl>
+    <w:lvl w:ilvl="5" w:tentative="1">
+      <w:start w:val="1"/>
+      <w:numFmt w:val="bullet"/>
+      <w:lvlText w:val=""/>
+      <w:lvlJc w:val="left"/>
+      <w:pPr>
+        <w:tabs>
+          <w:tab w:val="num" w:pos="4320"/>
+        </w:tabs>
+        <w:ind w:left="4320" w:hanging="360"/>
+      </w:pPr>
+      <w:rPr>
+        <w:rFonts w:ascii="Wingdings" w:hAnsi="Wingdings" w:hint="default"/>
+        <w:sz w:val="20"/>
+      </w:rPr>
+    </w:lvl>
+    <w:lvl w:ilvl="6" w:tentative="1">
+      <w:start w:val="1"/>
+      <w:numFmt w:val="bullet"/>
+      <w:lvlText w:val=""/>
+      <w:lvlJc w:val="left"/>
+      <w:pPr>
+        <w:tabs>
+          <w:tab w:val="num" w:pos="5040"/>
+        </w:tabs>
+        <w:ind w:left="5040" w:hanging="360"/>
+      </w:pPr>
+      <w:rPr>
+        <w:rFonts w:ascii="Wingdings" w:hAnsi="Wingdings" w:hint="default"/>
+        <w:sz w:val="20"/>
+      </w:rPr>
+    </w:lvl>
+    <w:lvl w:ilvl="7" w:tentative="1">
+      <w:start w:val="1"/>
+      <w:numFmt w:val="bullet"/>
+      <w:lvlText w:val=""/>
+      <w:lvlJc w:val="left"/>
+      <w:pPr>
+        <w:tabs>
+          <w:tab w:val="num" w:pos="5760"/>
+        </w:tabs>
+        <w:ind w:left="5760" w:hanging="360"/>
+      </w:pPr>
+      <w:rPr>
+        <w:rFonts w:ascii="Wingdings" w:hAnsi="Wingdings" w:hint="default"/>
+        <w:sz w:val="20"/>
+      </w:rPr>
+    </w:lvl>
+    <w:lvl w:ilvl="8" w:tentative="1">
+      <w:start w:val="1"/>
+      <w:numFmt w:val="bullet"/>
+      <w:lvlText w:val=""/>
+      <w:lvlJc w:val="left"/>
+      <w:pPr>
+        <w:tabs>
+          <w:tab w:val="num" w:pos="6480"/>
+        </w:tabs>
+        <w:ind w:left="6480" w:hanging="360"/>
+      </w:pPr>
+      <w:rPr>
+        <w:rFonts w:ascii="Wingdings" w:hAnsi="Wingdings" w:hint="default"/>
+        <w:sz w:val="20"/>
+      </w:rPr>
+    </w:lvl>
+  </w:abstractNum>
+  <w:abstractNum w:abstractNumId="12" w15:restartNumberingAfterBreak="0">
+    <w:nsid w:val="35511EE6"/>
+    <w:multiLevelType w:val="multilevel"/>
+    <w:tmpl w:val="0B004862"/>
+    <w:lvl w:ilvl="0">
+      <w:start w:val="1"/>
+      <w:numFmt w:val="bullet"/>
+      <w:lvlText w:val=""/>
+      <w:lvlJc w:val="left"/>
+      <w:pPr>
+        <w:tabs>
+          <w:tab w:val="num" w:pos="720"/>
+        </w:tabs>
+        <w:ind w:left="720" w:hanging="360"/>
+      </w:pPr>
+      <w:rPr>
+        <w:rFonts w:ascii="Symbol" w:hAnsi="Symbol" w:hint="default"/>
+        <w:sz w:val="20"/>
+      </w:rPr>
+    </w:lvl>
+    <w:lvl w:ilvl="1" w:tentative="1">
+      <w:start w:val="1"/>
+      <w:numFmt w:val="bullet"/>
+      <w:lvlText w:val="o"/>
+      <w:lvlJc w:val="left"/>
+      <w:pPr>
+        <w:tabs>
+          <w:tab w:val="num" w:pos="1440"/>
+        </w:tabs>
+        <w:ind w:left="1440" w:hanging="360"/>
+      </w:pPr>
+      <w:rPr>
+        <w:rFonts w:ascii="Courier New" w:hAnsi="Courier New" w:hint="default"/>
+        <w:sz w:val="20"/>
+      </w:rPr>
+    </w:lvl>
+    <w:lvl w:ilvl="2" w:tentative="1">
+      <w:start w:val="1"/>
+      <w:numFmt w:val="bullet"/>
+      <w:lvlText w:val=""/>
+      <w:lvlJc w:val="left"/>
+      <w:pPr>
+        <w:tabs>
+          <w:tab w:val="num" w:pos="2160"/>
+        </w:tabs>
+        <w:ind w:left="2160" w:hanging="360"/>
+      </w:pPr>
+      <w:rPr>
+        <w:rFonts w:ascii="Wingdings" w:hAnsi="Wingdings" w:hint="default"/>
+        <w:sz w:val="20"/>
+      </w:rPr>
+    </w:lvl>
+    <w:lvl w:ilvl="3" w:tentative="1">
+      <w:start w:val="1"/>
+      <w:numFmt w:val="bullet"/>
+      <w:lvlText w:val=""/>
+      <w:lvlJc w:val="left"/>
+      <w:pPr>
+        <w:tabs>
+          <w:tab w:val="num" w:pos="2880"/>
+        </w:tabs>
+        <w:ind w:left="2880" w:hanging="360"/>
+      </w:pPr>
+      <w:rPr>
+        <w:rFonts w:ascii="Wingdings" w:hAnsi="Wingdings" w:hint="default"/>
+        <w:sz w:val="20"/>
+      </w:rPr>
+    </w:lvl>
+    <w:lvl w:ilvl="4" w:tentative="1">
+      <w:start w:val="1"/>
+      <w:numFmt w:val="bullet"/>
+      <w:lvlText w:val=""/>
+      <w:lvlJc w:val="left"/>
+      <w:pPr>
+        <w:tabs>
+          <w:tab w:val="num" w:pos="3600"/>
+        </w:tabs>
+        <w:ind w:left="3600" w:hanging="360"/>
+      </w:pPr>
+      <w:rPr>
+        <w:rFonts w:ascii="Wingdings" w:hAnsi="Wingdings" w:hint="default"/>
+        <w:sz w:val="20"/>
+      </w:rPr>
+    </w:lvl>
+    <w:lvl w:ilvl="5" w:tentative="1">
+      <w:start w:val="1"/>
+      <w:numFmt w:val="bullet"/>
+      <w:lvlText w:val=""/>
+      <w:lvlJc w:val="left"/>
+      <w:pPr>
+        <w:tabs>
+          <w:tab w:val="num" w:pos="4320"/>
+        </w:tabs>
+        <w:ind w:left="4320" w:hanging="360"/>
+      </w:pPr>
+      <w:rPr>
+        <w:rFonts w:ascii="Wingdings" w:hAnsi="Wingdings" w:hint="default"/>
+        <w:sz w:val="20"/>
+      </w:rPr>
+    </w:lvl>
+    <w:lvl w:ilvl="6" w:tentative="1">
+      <w:start w:val="1"/>
+      <w:numFmt w:val="bullet"/>
+      <w:lvlText w:val=""/>
+      <w:lvlJc w:val="left"/>
+      <w:pPr>
+        <w:tabs>
+          <w:tab w:val="num" w:pos="5040"/>
+        </w:tabs>
+        <w:ind w:left="5040" w:hanging="360"/>
+      </w:pPr>
+      <w:rPr>
+        <w:rFonts w:ascii="Wingdings" w:hAnsi="Wingdings" w:hint="default"/>
+        <w:sz w:val="20"/>
+      </w:rPr>
+    </w:lvl>
+    <w:lvl w:ilvl="7" w:tentative="1">
+      <w:start w:val="1"/>
+      <w:numFmt w:val="bullet"/>
+      <w:lvlText w:val=""/>
+      <w:lvlJc w:val="left"/>
+      <w:pPr>
+        <w:tabs>
+          <w:tab w:val="num" w:pos="5760"/>
+        </w:tabs>
+        <w:ind w:left="5760" w:hanging="360"/>
+      </w:pPr>
+      <w:rPr>
+        <w:rFonts w:ascii="Wingdings" w:hAnsi="Wingdings" w:hint="default"/>
+        <w:sz w:val="20"/>
+      </w:rPr>
+    </w:lvl>
+    <w:lvl w:ilvl="8" w:tentative="1">
+      <w:start w:val="1"/>
+      <w:numFmt w:val="bullet"/>
+      <w:lvlText w:val=""/>
+      <w:lvlJc w:val="left"/>
+      <w:pPr>
+        <w:tabs>
+          <w:tab w:val="num" w:pos="6480"/>
+        </w:tabs>
+        <w:ind w:left="6480" w:hanging="360"/>
+      </w:pPr>
+      <w:rPr>
+        <w:rFonts w:ascii="Wingdings" w:hAnsi="Wingdings" w:hint="default"/>
+        <w:sz w:val="20"/>
+      </w:rPr>
+    </w:lvl>
+  </w:abstractNum>
+  <w:abstractNum w:abstractNumId="13" w15:restartNumberingAfterBreak="0">
     <w:nsid w:val="3AD54869"/>
     <w:multiLevelType w:val="hybridMultilevel"/>
     <w:tmpl w:val="4A9EFED8"/>
@@ -2208,7 +7609,269 @@
       </w:pPr>
     </w:lvl>
   </w:abstractNum>
-  <w:abstractNum w:abstractNumId="7" w15:restartNumberingAfterBreak="0">
+  <w:abstractNum w:abstractNumId="14" w15:restartNumberingAfterBreak="0">
+    <w:nsid w:val="437B0137"/>
+    <w:multiLevelType w:val="hybridMultilevel"/>
+    <w:tmpl w:val="B8341272"/>
+    <w:lvl w:ilvl="0" w:tplc="140A0001">
+      <w:start w:val="1"/>
+      <w:numFmt w:val="bullet"/>
+      <w:lvlText w:val=""/>
+      <w:lvlJc w:val="left"/>
+      <w:pPr>
+        <w:ind w:left="720" w:hanging="360"/>
+      </w:pPr>
+      <w:rPr>
+        <w:rFonts w:ascii="Symbol" w:hAnsi="Symbol" w:hint="default"/>
+      </w:rPr>
+    </w:lvl>
+    <w:lvl w:ilvl="1" w:tplc="140A0003" w:tentative="1">
+      <w:start w:val="1"/>
+      <w:numFmt w:val="bullet"/>
+      <w:lvlText w:val="o"/>
+      <w:lvlJc w:val="left"/>
+      <w:pPr>
+        <w:ind w:left="1440" w:hanging="360"/>
+      </w:pPr>
+      <w:rPr>
+        <w:rFonts w:ascii="Courier New" w:hAnsi="Courier New" w:cs="Courier New" w:hint="default"/>
+      </w:rPr>
+    </w:lvl>
+    <w:lvl w:ilvl="2" w:tplc="140A0005" w:tentative="1">
+      <w:start w:val="1"/>
+      <w:numFmt w:val="bullet"/>
+      <w:lvlText w:val=""/>
+      <w:lvlJc w:val="left"/>
+      <w:pPr>
+        <w:ind w:left="2160" w:hanging="360"/>
+      </w:pPr>
+      <w:rPr>
+        <w:rFonts w:ascii="Wingdings" w:hAnsi="Wingdings" w:hint="default"/>
+      </w:rPr>
+    </w:lvl>
+    <w:lvl w:ilvl="3" w:tplc="140A0001" w:tentative="1">
+      <w:start w:val="1"/>
+      <w:numFmt w:val="bullet"/>
+      <w:lvlText w:val=""/>
+      <w:lvlJc w:val="left"/>
+      <w:pPr>
+        <w:ind w:left="2880" w:hanging="360"/>
+      </w:pPr>
+      <w:rPr>
+        <w:rFonts w:ascii="Symbol" w:hAnsi="Symbol" w:hint="default"/>
+      </w:rPr>
+    </w:lvl>
+    <w:lvl w:ilvl="4" w:tplc="140A0003" w:tentative="1">
+      <w:start w:val="1"/>
+      <w:numFmt w:val="bullet"/>
+      <w:lvlText w:val="o"/>
+      <w:lvlJc w:val="left"/>
+      <w:pPr>
+        <w:ind w:left="3600" w:hanging="360"/>
+      </w:pPr>
+      <w:rPr>
+        <w:rFonts w:ascii="Courier New" w:hAnsi="Courier New" w:cs="Courier New" w:hint="default"/>
+      </w:rPr>
+    </w:lvl>
+    <w:lvl w:ilvl="5" w:tplc="140A0005" w:tentative="1">
+      <w:start w:val="1"/>
+      <w:numFmt w:val="bullet"/>
+      <w:lvlText w:val=""/>
+      <w:lvlJc w:val="left"/>
+      <w:pPr>
+        <w:ind w:left="4320" w:hanging="360"/>
+      </w:pPr>
+      <w:rPr>
+        <w:rFonts w:ascii="Wingdings" w:hAnsi="Wingdings" w:hint="default"/>
+      </w:rPr>
+    </w:lvl>
+    <w:lvl w:ilvl="6" w:tplc="140A0001" w:tentative="1">
+      <w:start w:val="1"/>
+      <w:numFmt w:val="bullet"/>
+      <w:lvlText w:val=""/>
+      <w:lvlJc w:val="left"/>
+      <w:pPr>
+        <w:ind w:left="5040" w:hanging="360"/>
+      </w:pPr>
+      <w:rPr>
+        <w:rFonts w:ascii="Symbol" w:hAnsi="Symbol" w:hint="default"/>
+      </w:rPr>
+    </w:lvl>
+    <w:lvl w:ilvl="7" w:tplc="140A0003" w:tentative="1">
+      <w:start w:val="1"/>
+      <w:numFmt w:val="bullet"/>
+      <w:lvlText w:val="o"/>
+      <w:lvlJc w:val="left"/>
+      <w:pPr>
+        <w:ind w:left="5760" w:hanging="360"/>
+      </w:pPr>
+      <w:rPr>
+        <w:rFonts w:ascii="Courier New" w:hAnsi="Courier New" w:cs="Courier New" w:hint="default"/>
+      </w:rPr>
+    </w:lvl>
+    <w:lvl w:ilvl="8" w:tplc="140A0005" w:tentative="1">
+      <w:start w:val="1"/>
+      <w:numFmt w:val="bullet"/>
+      <w:lvlText w:val=""/>
+      <w:lvlJc w:val="left"/>
+      <w:pPr>
+        <w:ind w:left="6480" w:hanging="360"/>
+      </w:pPr>
+      <w:rPr>
+        <w:rFonts w:ascii="Wingdings" w:hAnsi="Wingdings" w:hint="default"/>
+      </w:rPr>
+    </w:lvl>
+  </w:abstractNum>
+  <w:abstractNum w:abstractNumId="15" w15:restartNumberingAfterBreak="0">
+    <w:nsid w:val="43A83830"/>
+    <w:multiLevelType w:val="multilevel"/>
+    <w:tmpl w:val="9A3EE0EC"/>
+    <w:lvl w:ilvl="0">
+      <w:start w:val="1"/>
+      <w:numFmt w:val="bullet"/>
+      <w:lvlText w:val=""/>
+      <w:lvlJc w:val="left"/>
+      <w:pPr>
+        <w:tabs>
+          <w:tab w:val="num" w:pos="720"/>
+        </w:tabs>
+        <w:ind w:left="720" w:hanging="360"/>
+      </w:pPr>
+      <w:rPr>
+        <w:rFonts w:ascii="Symbol" w:hAnsi="Symbol" w:hint="default"/>
+        <w:sz w:val="20"/>
+      </w:rPr>
+    </w:lvl>
+    <w:lvl w:ilvl="1" w:tentative="1">
+      <w:start w:val="1"/>
+      <w:numFmt w:val="bullet"/>
+      <w:lvlText w:val="o"/>
+      <w:lvlJc w:val="left"/>
+      <w:pPr>
+        <w:tabs>
+          <w:tab w:val="num" w:pos="1440"/>
+        </w:tabs>
+        <w:ind w:left="1440" w:hanging="360"/>
+      </w:pPr>
+      <w:rPr>
+        <w:rFonts w:ascii="Courier New" w:hAnsi="Courier New" w:hint="default"/>
+        <w:sz w:val="20"/>
+      </w:rPr>
+    </w:lvl>
+    <w:lvl w:ilvl="2" w:tentative="1">
+      <w:start w:val="1"/>
+      <w:numFmt w:val="bullet"/>
+      <w:lvlText w:val=""/>
+      <w:lvlJc w:val="left"/>
+      <w:pPr>
+        <w:tabs>
+          <w:tab w:val="num" w:pos="2160"/>
+        </w:tabs>
+        <w:ind w:left="2160" w:hanging="360"/>
+      </w:pPr>
+      <w:rPr>
+        <w:rFonts w:ascii="Wingdings" w:hAnsi="Wingdings" w:hint="default"/>
+        <w:sz w:val="20"/>
+      </w:rPr>
+    </w:lvl>
+    <w:lvl w:ilvl="3" w:tentative="1">
+      <w:start w:val="1"/>
+      <w:numFmt w:val="bullet"/>
+      <w:lvlText w:val=""/>
+      <w:lvlJc w:val="left"/>
+      <w:pPr>
+        <w:tabs>
+          <w:tab w:val="num" w:pos="2880"/>
+        </w:tabs>
+        <w:ind w:left="2880" w:hanging="360"/>
+      </w:pPr>
+      <w:rPr>
+        <w:rFonts w:ascii="Wingdings" w:hAnsi="Wingdings" w:hint="default"/>
+        <w:sz w:val="20"/>
+      </w:rPr>
+    </w:lvl>
+    <w:lvl w:ilvl="4" w:tentative="1">
+      <w:start w:val="1"/>
+      <w:numFmt w:val="bullet"/>
+      <w:lvlText w:val=""/>
+      <w:lvlJc w:val="left"/>
+      <w:pPr>
+        <w:tabs>
+          <w:tab w:val="num" w:pos="3600"/>
+        </w:tabs>
+        <w:ind w:left="3600" w:hanging="360"/>
+      </w:pPr>
+      <w:rPr>
+        <w:rFonts w:ascii="Wingdings" w:hAnsi="Wingdings" w:hint="default"/>
+        <w:sz w:val="20"/>
+      </w:rPr>
+    </w:lvl>
+    <w:lvl w:ilvl="5" w:tentative="1">
+      <w:start w:val="1"/>
+      <w:numFmt w:val="bullet"/>
+      <w:lvlText w:val=""/>
+      <w:lvlJc w:val="left"/>
+      <w:pPr>
+        <w:tabs>
+          <w:tab w:val="num" w:pos="4320"/>
+        </w:tabs>
+        <w:ind w:left="4320" w:hanging="360"/>
+      </w:pPr>
+      <w:rPr>
+        <w:rFonts w:ascii="Wingdings" w:hAnsi="Wingdings" w:hint="default"/>
+        <w:sz w:val="20"/>
+      </w:rPr>
+    </w:lvl>
+    <w:lvl w:ilvl="6" w:tentative="1">
+      <w:start w:val="1"/>
+      <w:numFmt w:val="bullet"/>
+      <w:lvlText w:val=""/>
+      <w:lvlJc w:val="left"/>
+      <w:pPr>
+        <w:tabs>
+          <w:tab w:val="num" w:pos="5040"/>
+        </w:tabs>
+        <w:ind w:left="5040" w:hanging="360"/>
+      </w:pPr>
+      <w:rPr>
+        <w:rFonts w:ascii="Wingdings" w:hAnsi="Wingdings" w:hint="default"/>
+        <w:sz w:val="20"/>
+      </w:rPr>
+    </w:lvl>
+    <w:lvl w:ilvl="7" w:tentative="1">
+      <w:start w:val="1"/>
+      <w:numFmt w:val="bullet"/>
+      <w:lvlText w:val=""/>
+      <w:lvlJc w:val="left"/>
+      <w:pPr>
+        <w:tabs>
+          <w:tab w:val="num" w:pos="5760"/>
+        </w:tabs>
+        <w:ind w:left="5760" w:hanging="360"/>
+      </w:pPr>
+      <w:rPr>
+        <w:rFonts w:ascii="Wingdings" w:hAnsi="Wingdings" w:hint="default"/>
+        <w:sz w:val="20"/>
+      </w:rPr>
+    </w:lvl>
+    <w:lvl w:ilvl="8" w:tentative="1">
+      <w:start w:val="1"/>
+      <w:numFmt w:val="bullet"/>
+      <w:lvlText w:val=""/>
+      <w:lvlJc w:val="left"/>
+      <w:pPr>
+        <w:tabs>
+          <w:tab w:val="num" w:pos="6480"/>
+        </w:tabs>
+        <w:ind w:left="6480" w:hanging="360"/>
+      </w:pPr>
+      <w:rPr>
+        <w:rFonts w:ascii="Wingdings" w:hAnsi="Wingdings" w:hint="default"/>
+        <w:sz w:val="20"/>
+      </w:rPr>
+    </w:lvl>
+  </w:abstractNum>
+  <w:abstractNum w:abstractNumId="16" w15:restartNumberingAfterBreak="0">
     <w:nsid w:val="43AD0A87"/>
     <w:multiLevelType w:val="hybridMultilevel"/>
     <w:tmpl w:val="4956D3A4"/>
@@ -2297,7 +7960,120 @@
       </w:pPr>
     </w:lvl>
   </w:abstractNum>
-  <w:abstractNum w:abstractNumId="8" w15:restartNumberingAfterBreak="0">
+  <w:abstractNum w:abstractNumId="17" w15:restartNumberingAfterBreak="0">
+    <w:nsid w:val="47512C05"/>
+    <w:multiLevelType w:val="hybridMultilevel"/>
+    <w:tmpl w:val="C838A570"/>
+    <w:lvl w:ilvl="0" w:tplc="140A0001">
+      <w:start w:val="1"/>
+      <w:numFmt w:val="bullet"/>
+      <w:lvlText w:val=""/>
+      <w:lvlJc w:val="left"/>
+      <w:pPr>
+        <w:ind w:left="720" w:hanging="360"/>
+      </w:pPr>
+      <w:rPr>
+        <w:rFonts w:ascii="Symbol" w:hAnsi="Symbol" w:hint="default"/>
+      </w:rPr>
+    </w:lvl>
+    <w:lvl w:ilvl="1" w:tplc="140A0003" w:tentative="1">
+      <w:start w:val="1"/>
+      <w:numFmt w:val="bullet"/>
+      <w:lvlText w:val="o"/>
+      <w:lvlJc w:val="left"/>
+      <w:pPr>
+        <w:ind w:left="1440" w:hanging="360"/>
+      </w:pPr>
+      <w:rPr>
+        <w:rFonts w:ascii="Courier New" w:hAnsi="Courier New" w:cs="Courier New" w:hint="default"/>
+      </w:rPr>
+    </w:lvl>
+    <w:lvl w:ilvl="2" w:tplc="140A0005" w:tentative="1">
+      <w:start w:val="1"/>
+      <w:numFmt w:val="bullet"/>
+      <w:lvlText w:val=""/>
+      <w:lvlJc w:val="left"/>
+      <w:pPr>
+        <w:ind w:left="2160" w:hanging="360"/>
+      </w:pPr>
+      <w:rPr>
+        <w:rFonts w:ascii="Wingdings" w:hAnsi="Wingdings" w:hint="default"/>
+      </w:rPr>
+    </w:lvl>
+    <w:lvl w:ilvl="3" w:tplc="140A0001" w:tentative="1">
+      <w:start w:val="1"/>
+      <w:numFmt w:val="bullet"/>
+      <w:lvlText w:val=""/>
+      <w:lvlJc w:val="left"/>
+      <w:pPr>
+        <w:ind w:left="2880" w:hanging="360"/>
+      </w:pPr>
+      <w:rPr>
+        <w:rFonts w:ascii="Symbol" w:hAnsi="Symbol" w:hint="default"/>
+      </w:rPr>
+    </w:lvl>
+    <w:lvl w:ilvl="4" w:tplc="140A0003" w:tentative="1">
+      <w:start w:val="1"/>
+      <w:numFmt w:val="bullet"/>
+      <w:lvlText w:val="o"/>
+      <w:lvlJc w:val="left"/>
+      <w:pPr>
+        <w:ind w:left="3600" w:hanging="360"/>
+      </w:pPr>
+      <w:rPr>
+        <w:rFonts w:ascii="Courier New" w:hAnsi="Courier New" w:cs="Courier New" w:hint="default"/>
+      </w:rPr>
+    </w:lvl>
+    <w:lvl w:ilvl="5" w:tplc="140A0005" w:tentative="1">
+      <w:start w:val="1"/>
+      <w:numFmt w:val="bullet"/>
+      <w:lvlText w:val=""/>
+      <w:lvlJc w:val="left"/>
+      <w:pPr>
+        <w:ind w:left="4320" w:hanging="360"/>
+      </w:pPr>
+      <w:rPr>
+        <w:rFonts w:ascii="Wingdings" w:hAnsi="Wingdings" w:hint="default"/>
+      </w:rPr>
+    </w:lvl>
+    <w:lvl w:ilvl="6" w:tplc="140A0001" w:tentative="1">
+      <w:start w:val="1"/>
+      <w:numFmt w:val="bullet"/>
+      <w:lvlText w:val=""/>
+      <w:lvlJc w:val="left"/>
+      <w:pPr>
+        <w:ind w:left="5040" w:hanging="360"/>
+      </w:pPr>
+      <w:rPr>
+        <w:rFonts w:ascii="Symbol" w:hAnsi="Symbol" w:hint="default"/>
+      </w:rPr>
+    </w:lvl>
+    <w:lvl w:ilvl="7" w:tplc="140A0003" w:tentative="1">
+      <w:start w:val="1"/>
+      <w:numFmt w:val="bullet"/>
+      <w:lvlText w:val="o"/>
+      <w:lvlJc w:val="left"/>
+      <w:pPr>
+        <w:ind w:left="5760" w:hanging="360"/>
+      </w:pPr>
+      <w:rPr>
+        <w:rFonts w:ascii="Courier New" w:hAnsi="Courier New" w:cs="Courier New" w:hint="default"/>
+      </w:rPr>
+    </w:lvl>
+    <w:lvl w:ilvl="8" w:tplc="140A0005" w:tentative="1">
+      <w:start w:val="1"/>
+      <w:numFmt w:val="bullet"/>
+      <w:lvlText w:val=""/>
+      <w:lvlJc w:val="left"/>
+      <w:pPr>
+        <w:ind w:left="6480" w:hanging="360"/>
+      </w:pPr>
+      <w:rPr>
+        <w:rFonts w:ascii="Wingdings" w:hAnsi="Wingdings" w:hint="default"/>
+      </w:rPr>
+    </w:lvl>
+  </w:abstractNum>
+  <w:abstractNum w:abstractNumId="18" w15:restartNumberingAfterBreak="0">
     <w:nsid w:val="4AC10F98"/>
     <w:multiLevelType w:val="multilevel"/>
     <w:tmpl w:val="D4A6632E"/>
@@ -2446,7 +8222,7 @@
       </w:rPr>
     </w:lvl>
   </w:abstractNum>
-  <w:abstractNum w:abstractNumId="9" w15:restartNumberingAfterBreak="0">
+  <w:abstractNum w:abstractNumId="19" w15:restartNumberingAfterBreak="0">
     <w:nsid w:val="4C6806FF"/>
     <w:multiLevelType w:val="hybridMultilevel"/>
     <w:tmpl w:val="DB5274D2"/>
@@ -2535,7 +8311,120 @@
       </w:pPr>
     </w:lvl>
   </w:abstractNum>
-  <w:abstractNum w:abstractNumId="10" w15:restartNumberingAfterBreak="0">
+  <w:abstractNum w:abstractNumId="20" w15:restartNumberingAfterBreak="0">
+    <w:nsid w:val="4E096565"/>
+    <w:multiLevelType w:val="hybridMultilevel"/>
+    <w:tmpl w:val="64CC518E"/>
+    <w:lvl w:ilvl="0" w:tplc="140A0001">
+      <w:start w:val="1"/>
+      <w:numFmt w:val="bullet"/>
+      <w:lvlText w:val=""/>
+      <w:lvlJc w:val="left"/>
+      <w:pPr>
+        <w:ind w:left="720" w:hanging="360"/>
+      </w:pPr>
+      <w:rPr>
+        <w:rFonts w:ascii="Symbol" w:hAnsi="Symbol" w:hint="default"/>
+      </w:rPr>
+    </w:lvl>
+    <w:lvl w:ilvl="1" w:tplc="140A0003" w:tentative="1">
+      <w:start w:val="1"/>
+      <w:numFmt w:val="bullet"/>
+      <w:lvlText w:val="o"/>
+      <w:lvlJc w:val="left"/>
+      <w:pPr>
+        <w:ind w:left="1440" w:hanging="360"/>
+      </w:pPr>
+      <w:rPr>
+        <w:rFonts w:ascii="Courier New" w:hAnsi="Courier New" w:cs="Courier New" w:hint="default"/>
+      </w:rPr>
+    </w:lvl>
+    <w:lvl w:ilvl="2" w:tplc="140A0005" w:tentative="1">
+      <w:start w:val="1"/>
+      <w:numFmt w:val="bullet"/>
+      <w:lvlText w:val=""/>
+      <w:lvlJc w:val="left"/>
+      <w:pPr>
+        <w:ind w:left="2160" w:hanging="360"/>
+      </w:pPr>
+      <w:rPr>
+        <w:rFonts w:ascii="Wingdings" w:hAnsi="Wingdings" w:hint="default"/>
+      </w:rPr>
+    </w:lvl>
+    <w:lvl w:ilvl="3" w:tplc="140A0001" w:tentative="1">
+      <w:start w:val="1"/>
+      <w:numFmt w:val="bullet"/>
+      <w:lvlText w:val=""/>
+      <w:lvlJc w:val="left"/>
+      <w:pPr>
+        <w:ind w:left="2880" w:hanging="360"/>
+      </w:pPr>
+      <w:rPr>
+        <w:rFonts w:ascii="Symbol" w:hAnsi="Symbol" w:hint="default"/>
+      </w:rPr>
+    </w:lvl>
+    <w:lvl w:ilvl="4" w:tplc="140A0003" w:tentative="1">
+      <w:start w:val="1"/>
+      <w:numFmt w:val="bullet"/>
+      <w:lvlText w:val="o"/>
+      <w:lvlJc w:val="left"/>
+      <w:pPr>
+        <w:ind w:left="3600" w:hanging="360"/>
+      </w:pPr>
+      <w:rPr>
+        <w:rFonts w:ascii="Courier New" w:hAnsi="Courier New" w:cs="Courier New" w:hint="default"/>
+      </w:rPr>
+    </w:lvl>
+    <w:lvl w:ilvl="5" w:tplc="140A0005" w:tentative="1">
+      <w:start w:val="1"/>
+      <w:numFmt w:val="bullet"/>
+      <w:lvlText w:val=""/>
+      <w:lvlJc w:val="left"/>
+      <w:pPr>
+        <w:ind w:left="4320" w:hanging="360"/>
+      </w:pPr>
+      <w:rPr>
+        <w:rFonts w:ascii="Wingdings" w:hAnsi="Wingdings" w:hint="default"/>
+      </w:rPr>
+    </w:lvl>
+    <w:lvl w:ilvl="6" w:tplc="140A0001" w:tentative="1">
+      <w:start w:val="1"/>
+      <w:numFmt w:val="bullet"/>
+      <w:lvlText w:val=""/>
+      <w:lvlJc w:val="left"/>
+      <w:pPr>
+        <w:ind w:left="5040" w:hanging="360"/>
+      </w:pPr>
+      <w:rPr>
+        <w:rFonts w:ascii="Symbol" w:hAnsi="Symbol" w:hint="default"/>
+      </w:rPr>
+    </w:lvl>
+    <w:lvl w:ilvl="7" w:tplc="140A0003" w:tentative="1">
+      <w:start w:val="1"/>
+      <w:numFmt w:val="bullet"/>
+      <w:lvlText w:val="o"/>
+      <w:lvlJc w:val="left"/>
+      <w:pPr>
+        <w:ind w:left="5760" w:hanging="360"/>
+      </w:pPr>
+      <w:rPr>
+        <w:rFonts w:ascii="Courier New" w:hAnsi="Courier New" w:cs="Courier New" w:hint="default"/>
+      </w:rPr>
+    </w:lvl>
+    <w:lvl w:ilvl="8" w:tplc="140A0005" w:tentative="1">
+      <w:start w:val="1"/>
+      <w:numFmt w:val="bullet"/>
+      <w:lvlText w:val=""/>
+      <w:lvlJc w:val="left"/>
+      <w:pPr>
+        <w:ind w:left="6480" w:hanging="360"/>
+      </w:pPr>
+      <w:rPr>
+        <w:rFonts w:ascii="Wingdings" w:hAnsi="Wingdings" w:hint="default"/>
+      </w:rPr>
+    </w:lvl>
+  </w:abstractNum>
+  <w:abstractNum w:abstractNumId="21" w15:restartNumberingAfterBreak="0">
     <w:nsid w:val="50F21BD4"/>
     <w:multiLevelType w:val="hybridMultilevel"/>
     <w:tmpl w:val="89D88F24"/>
@@ -2625,10 +8514,159 @@
       </w:pPr>
     </w:lvl>
   </w:abstractNum>
-  <w:abstractNum w:abstractNumId="11" w15:restartNumberingAfterBreak="0">
+  <w:abstractNum w:abstractNumId="22" w15:restartNumberingAfterBreak="0">
+    <w:nsid w:val="5C2300E1"/>
+    <w:multiLevelType w:val="multilevel"/>
+    <w:tmpl w:val="DF626B24"/>
+    <w:lvl w:ilvl="0">
+      <w:start w:val="1"/>
+      <w:numFmt w:val="bullet"/>
+      <w:lvlText w:val=""/>
+      <w:lvlJc w:val="left"/>
+      <w:pPr>
+        <w:tabs>
+          <w:tab w:val="num" w:pos="720"/>
+        </w:tabs>
+        <w:ind w:left="720" w:hanging="360"/>
+      </w:pPr>
+      <w:rPr>
+        <w:rFonts w:ascii="Symbol" w:hAnsi="Symbol" w:hint="default"/>
+        <w:sz w:val="20"/>
+      </w:rPr>
+    </w:lvl>
+    <w:lvl w:ilvl="1" w:tentative="1">
+      <w:start w:val="1"/>
+      <w:numFmt w:val="bullet"/>
+      <w:lvlText w:val="o"/>
+      <w:lvlJc w:val="left"/>
+      <w:pPr>
+        <w:tabs>
+          <w:tab w:val="num" w:pos="1440"/>
+        </w:tabs>
+        <w:ind w:left="1440" w:hanging="360"/>
+      </w:pPr>
+      <w:rPr>
+        <w:rFonts w:ascii="Courier New" w:hAnsi="Courier New" w:hint="default"/>
+        <w:sz w:val="20"/>
+      </w:rPr>
+    </w:lvl>
+    <w:lvl w:ilvl="2" w:tentative="1">
+      <w:start w:val="1"/>
+      <w:numFmt w:val="bullet"/>
+      <w:lvlText w:val=""/>
+      <w:lvlJc w:val="left"/>
+      <w:pPr>
+        <w:tabs>
+          <w:tab w:val="num" w:pos="2160"/>
+        </w:tabs>
+        <w:ind w:left="2160" w:hanging="360"/>
+      </w:pPr>
+      <w:rPr>
+        <w:rFonts w:ascii="Wingdings" w:hAnsi="Wingdings" w:hint="default"/>
+        <w:sz w:val="20"/>
+      </w:rPr>
+    </w:lvl>
+    <w:lvl w:ilvl="3" w:tentative="1">
+      <w:start w:val="1"/>
+      <w:numFmt w:val="bullet"/>
+      <w:lvlText w:val=""/>
+      <w:lvlJc w:val="left"/>
+      <w:pPr>
+        <w:tabs>
+          <w:tab w:val="num" w:pos="2880"/>
+        </w:tabs>
+        <w:ind w:left="2880" w:hanging="360"/>
+      </w:pPr>
+      <w:rPr>
+        <w:rFonts w:ascii="Wingdings" w:hAnsi="Wingdings" w:hint="default"/>
+        <w:sz w:val="20"/>
+      </w:rPr>
+    </w:lvl>
+    <w:lvl w:ilvl="4" w:tentative="1">
+      <w:start w:val="1"/>
+      <w:numFmt w:val="bullet"/>
+      <w:lvlText w:val=""/>
+      <w:lvlJc w:val="left"/>
+      <w:pPr>
+        <w:tabs>
+          <w:tab w:val="num" w:pos="3600"/>
+        </w:tabs>
+        <w:ind w:left="3600" w:hanging="360"/>
+      </w:pPr>
+      <w:rPr>
+        <w:rFonts w:ascii="Wingdings" w:hAnsi="Wingdings" w:hint="default"/>
+        <w:sz w:val="20"/>
+      </w:rPr>
+    </w:lvl>
+    <w:lvl w:ilvl="5" w:tentative="1">
+      <w:start w:val="1"/>
+      <w:numFmt w:val="bullet"/>
+      <w:lvlText w:val=""/>
+      <w:lvlJc w:val="left"/>
+      <w:pPr>
+        <w:tabs>
+          <w:tab w:val="num" w:pos="4320"/>
+        </w:tabs>
+        <w:ind w:left="4320" w:hanging="360"/>
+      </w:pPr>
+      <w:rPr>
+        <w:rFonts w:ascii="Wingdings" w:hAnsi="Wingdings" w:hint="default"/>
+        <w:sz w:val="20"/>
+      </w:rPr>
+    </w:lvl>
+    <w:lvl w:ilvl="6" w:tentative="1">
+      <w:start w:val="1"/>
+      <w:numFmt w:val="bullet"/>
+      <w:lvlText w:val=""/>
+      <w:lvlJc w:val="left"/>
+      <w:pPr>
+        <w:tabs>
+          <w:tab w:val="num" w:pos="5040"/>
+        </w:tabs>
+        <w:ind w:left="5040" w:hanging="360"/>
+      </w:pPr>
+      <w:rPr>
+        <w:rFonts w:ascii="Wingdings" w:hAnsi="Wingdings" w:hint="default"/>
+        <w:sz w:val="20"/>
+      </w:rPr>
+    </w:lvl>
+    <w:lvl w:ilvl="7" w:tentative="1">
+      <w:start w:val="1"/>
+      <w:numFmt w:val="bullet"/>
+      <w:lvlText w:val=""/>
+      <w:lvlJc w:val="left"/>
+      <w:pPr>
+        <w:tabs>
+          <w:tab w:val="num" w:pos="5760"/>
+        </w:tabs>
+        <w:ind w:left="5760" w:hanging="360"/>
+      </w:pPr>
+      <w:rPr>
+        <w:rFonts w:ascii="Wingdings" w:hAnsi="Wingdings" w:hint="default"/>
+        <w:sz w:val="20"/>
+      </w:rPr>
+    </w:lvl>
+    <w:lvl w:ilvl="8" w:tentative="1">
+      <w:start w:val="1"/>
+      <w:numFmt w:val="bullet"/>
+      <w:lvlText w:val=""/>
+      <w:lvlJc w:val="left"/>
+      <w:pPr>
+        <w:tabs>
+          <w:tab w:val="num" w:pos="6480"/>
+        </w:tabs>
+        <w:ind w:left="6480" w:hanging="360"/>
+      </w:pPr>
+      <w:rPr>
+        <w:rFonts w:ascii="Wingdings" w:hAnsi="Wingdings" w:hint="default"/>
+        <w:sz w:val="20"/>
+      </w:rPr>
+    </w:lvl>
+  </w:abstractNum>
+  <w:abstractNum w:abstractNumId="23" w15:restartNumberingAfterBreak="0">
     <w:nsid w:val="5E861425"/>
     <w:multiLevelType w:val="hybridMultilevel"/>
-    <w:tmpl w:val="B85C4AB0"/>
+    <w:tmpl w:val="6A560464"/>
     <w:lvl w:ilvl="0" w:tplc="140A0001">
       <w:start w:val="1"/>
       <w:numFmt w:val="bullet"/>
@@ -2738,7 +8776,7 @@
       </w:rPr>
     </w:lvl>
   </w:abstractNum>
-  <w:abstractNum w:abstractNumId="12" w15:restartNumberingAfterBreak="0">
+  <w:abstractNum w:abstractNumId="24" w15:restartNumberingAfterBreak="0">
     <w:nsid w:val="6279016E"/>
     <w:multiLevelType w:val="hybridMultilevel"/>
     <w:tmpl w:val="0CA0944E"/>
@@ -2851,7 +8889,120 @@
       </w:rPr>
     </w:lvl>
   </w:abstractNum>
-  <w:abstractNum w:abstractNumId="13" w15:restartNumberingAfterBreak="0">
+  <w:abstractNum w:abstractNumId="25" w15:restartNumberingAfterBreak="0">
+    <w:nsid w:val="628131EC"/>
+    <w:multiLevelType w:val="hybridMultilevel"/>
+    <w:tmpl w:val="AD62F506"/>
+    <w:lvl w:ilvl="0" w:tplc="140A0001">
+      <w:start w:val="1"/>
+      <w:numFmt w:val="bullet"/>
+      <w:lvlText w:val=""/>
+      <w:lvlJc w:val="left"/>
+      <w:pPr>
+        <w:ind w:left="720" w:hanging="360"/>
+      </w:pPr>
+      <w:rPr>
+        <w:rFonts w:ascii="Symbol" w:hAnsi="Symbol" w:hint="default"/>
+      </w:rPr>
+    </w:lvl>
+    <w:lvl w:ilvl="1" w:tplc="140A0003" w:tentative="1">
+      <w:start w:val="1"/>
+      <w:numFmt w:val="bullet"/>
+      <w:lvlText w:val="o"/>
+      <w:lvlJc w:val="left"/>
+      <w:pPr>
+        <w:ind w:left="1440" w:hanging="360"/>
+      </w:pPr>
+      <w:rPr>
+        <w:rFonts w:ascii="Courier New" w:hAnsi="Courier New" w:cs="Courier New" w:hint="default"/>
+      </w:rPr>
+    </w:lvl>
+    <w:lvl w:ilvl="2" w:tplc="140A0005" w:tentative="1">
+      <w:start w:val="1"/>
+      <w:numFmt w:val="bullet"/>
+      <w:lvlText w:val=""/>
+      <w:lvlJc w:val="left"/>
+      <w:pPr>
+        <w:ind w:left="2160" w:hanging="360"/>
+      </w:pPr>
+      <w:rPr>
+        <w:rFonts w:ascii="Wingdings" w:hAnsi="Wingdings" w:hint="default"/>
+      </w:rPr>
+    </w:lvl>
+    <w:lvl w:ilvl="3" w:tplc="140A0001" w:tentative="1">
+      <w:start w:val="1"/>
+      <w:numFmt w:val="bullet"/>
+      <w:lvlText w:val=""/>
+      <w:lvlJc w:val="left"/>
+      <w:pPr>
+        <w:ind w:left="2880" w:hanging="360"/>
+      </w:pPr>
+      <w:rPr>
+        <w:rFonts w:ascii="Symbol" w:hAnsi="Symbol" w:hint="default"/>
+      </w:rPr>
+    </w:lvl>
+    <w:lvl w:ilvl="4" w:tplc="140A0003" w:tentative="1">
+      <w:start w:val="1"/>
+      <w:numFmt w:val="bullet"/>
+      <w:lvlText w:val="o"/>
+      <w:lvlJc w:val="left"/>
+      <w:pPr>
+        <w:ind w:left="3600" w:hanging="360"/>
+      </w:pPr>
+      <w:rPr>
+        <w:rFonts w:ascii="Courier New" w:hAnsi="Courier New" w:cs="Courier New" w:hint="default"/>
+      </w:rPr>
+    </w:lvl>
+    <w:lvl w:ilvl="5" w:tplc="140A0005" w:tentative="1">
+      <w:start w:val="1"/>
+      <w:numFmt w:val="bullet"/>
+      <w:lvlText w:val=""/>
+      <w:lvlJc w:val="left"/>
+      <w:pPr>
+        <w:ind w:left="4320" w:hanging="360"/>
+      </w:pPr>
+      <w:rPr>
+        <w:rFonts w:ascii="Wingdings" w:hAnsi="Wingdings" w:hint="default"/>
+      </w:rPr>
+    </w:lvl>
+    <w:lvl w:ilvl="6" w:tplc="140A0001" w:tentative="1">
+      <w:start w:val="1"/>
+      <w:numFmt w:val="bullet"/>
+      <w:lvlText w:val=""/>
+      <w:lvlJc w:val="left"/>
+      <w:pPr>
+        <w:ind w:left="5040" w:hanging="360"/>
+      </w:pPr>
+      <w:rPr>
+        <w:rFonts w:ascii="Symbol" w:hAnsi="Symbol" w:hint="default"/>
+      </w:rPr>
+    </w:lvl>
+    <w:lvl w:ilvl="7" w:tplc="140A0003" w:tentative="1">
+      <w:start w:val="1"/>
+      <w:numFmt w:val="bullet"/>
+      <w:lvlText w:val="o"/>
+      <w:lvlJc w:val="left"/>
+      <w:pPr>
+        <w:ind w:left="5760" w:hanging="360"/>
+      </w:pPr>
+      <w:rPr>
+        <w:rFonts w:ascii="Courier New" w:hAnsi="Courier New" w:cs="Courier New" w:hint="default"/>
+      </w:rPr>
+    </w:lvl>
+    <w:lvl w:ilvl="8" w:tplc="140A0005" w:tentative="1">
+      <w:start w:val="1"/>
+      <w:numFmt w:val="bullet"/>
+      <w:lvlText w:val=""/>
+      <w:lvlJc w:val="left"/>
+      <w:pPr>
+        <w:ind w:left="6480" w:hanging="360"/>
+      </w:pPr>
+      <w:rPr>
+        <w:rFonts w:ascii="Wingdings" w:hAnsi="Wingdings" w:hint="default"/>
+      </w:rPr>
+    </w:lvl>
+  </w:abstractNum>
+  <w:abstractNum w:abstractNumId="26" w15:restartNumberingAfterBreak="0">
     <w:nsid w:val="62A468F4"/>
     <w:multiLevelType w:val="hybridMultilevel"/>
     <w:tmpl w:val="50D4582E"/>
@@ -2937,7 +9088,156 @@
       </w:pPr>
     </w:lvl>
   </w:abstractNum>
-  <w:abstractNum w:abstractNumId="14" w15:restartNumberingAfterBreak="0">
+  <w:abstractNum w:abstractNumId="27" w15:restartNumberingAfterBreak="0">
+    <w:nsid w:val="64F30A1C"/>
+    <w:multiLevelType w:val="multilevel"/>
+    <w:tmpl w:val="2090B8BC"/>
+    <w:lvl w:ilvl="0">
+      <w:start w:val="1"/>
+      <w:numFmt w:val="bullet"/>
+      <w:lvlText w:val=""/>
+      <w:lvlJc w:val="left"/>
+      <w:pPr>
+        <w:tabs>
+          <w:tab w:val="num" w:pos="720"/>
+        </w:tabs>
+        <w:ind w:left="720" w:hanging="360"/>
+      </w:pPr>
+      <w:rPr>
+        <w:rFonts w:ascii="Symbol" w:hAnsi="Symbol" w:hint="default"/>
+        <w:sz w:val="20"/>
+      </w:rPr>
+    </w:lvl>
+    <w:lvl w:ilvl="1" w:tentative="1">
+      <w:start w:val="1"/>
+      <w:numFmt w:val="bullet"/>
+      <w:lvlText w:val="o"/>
+      <w:lvlJc w:val="left"/>
+      <w:pPr>
+        <w:tabs>
+          <w:tab w:val="num" w:pos="1440"/>
+        </w:tabs>
+        <w:ind w:left="1440" w:hanging="360"/>
+      </w:pPr>
+      <w:rPr>
+        <w:rFonts w:ascii="Courier New" w:hAnsi="Courier New" w:hint="default"/>
+        <w:sz w:val="20"/>
+      </w:rPr>
+    </w:lvl>
+    <w:lvl w:ilvl="2" w:tentative="1">
+      <w:start w:val="1"/>
+      <w:numFmt w:val="bullet"/>
+      <w:lvlText w:val=""/>
+      <w:lvlJc w:val="left"/>
+      <w:pPr>
+        <w:tabs>
+          <w:tab w:val="num" w:pos="2160"/>
+        </w:tabs>
+        <w:ind w:left="2160" w:hanging="360"/>
+      </w:pPr>
+      <w:rPr>
+        <w:rFonts w:ascii="Wingdings" w:hAnsi="Wingdings" w:hint="default"/>
+        <w:sz w:val="20"/>
+      </w:rPr>
+    </w:lvl>
+    <w:lvl w:ilvl="3" w:tentative="1">
+      <w:start w:val="1"/>
+      <w:numFmt w:val="bullet"/>
+      <w:lvlText w:val=""/>
+      <w:lvlJc w:val="left"/>
+      <w:pPr>
+        <w:tabs>
+          <w:tab w:val="num" w:pos="2880"/>
+        </w:tabs>
+        <w:ind w:left="2880" w:hanging="360"/>
+      </w:pPr>
+      <w:rPr>
+        <w:rFonts w:ascii="Wingdings" w:hAnsi="Wingdings" w:hint="default"/>
+        <w:sz w:val="20"/>
+      </w:rPr>
+    </w:lvl>
+    <w:lvl w:ilvl="4" w:tentative="1">
+      <w:start w:val="1"/>
+      <w:numFmt w:val="bullet"/>
+      <w:lvlText w:val=""/>
+      <w:lvlJc w:val="left"/>
+      <w:pPr>
+        <w:tabs>
+          <w:tab w:val="num" w:pos="3600"/>
+        </w:tabs>
+        <w:ind w:left="3600" w:hanging="360"/>
+      </w:pPr>
+      <w:rPr>
+        <w:rFonts w:ascii="Wingdings" w:hAnsi="Wingdings" w:hint="default"/>
+        <w:sz w:val="20"/>
+      </w:rPr>
+    </w:lvl>
+    <w:lvl w:ilvl="5" w:tentative="1">
+      <w:start w:val="1"/>
+      <w:numFmt w:val="bullet"/>
+      <w:lvlText w:val=""/>
+      <w:lvlJc w:val="left"/>
+      <w:pPr>
+        <w:tabs>
+          <w:tab w:val="num" w:pos="4320"/>
+        </w:tabs>
+        <w:ind w:left="4320" w:hanging="360"/>
+      </w:pPr>
+      <w:rPr>
+        <w:rFonts w:ascii="Wingdings" w:hAnsi="Wingdings" w:hint="default"/>
+        <w:sz w:val="20"/>
+      </w:rPr>
+    </w:lvl>
+    <w:lvl w:ilvl="6" w:tentative="1">
+      <w:start w:val="1"/>
+      <w:numFmt w:val="bullet"/>
+      <w:lvlText w:val=""/>
+      <w:lvlJc w:val="left"/>
+      <w:pPr>
+        <w:tabs>
+          <w:tab w:val="num" w:pos="5040"/>
+        </w:tabs>
+        <w:ind w:left="5040" w:hanging="360"/>
+      </w:pPr>
+      <w:rPr>
+        <w:rFonts w:ascii="Wingdings" w:hAnsi="Wingdings" w:hint="default"/>
+        <w:sz w:val="20"/>
+      </w:rPr>
+    </w:lvl>
+    <w:lvl w:ilvl="7" w:tentative="1">
+      <w:start w:val="1"/>
+      <w:numFmt w:val="bullet"/>
+      <w:lvlText w:val=""/>
+      <w:lvlJc w:val="left"/>
+      <w:pPr>
+        <w:tabs>
+          <w:tab w:val="num" w:pos="5760"/>
+        </w:tabs>
+        <w:ind w:left="5760" w:hanging="360"/>
+      </w:pPr>
+      <w:rPr>
+        <w:rFonts w:ascii="Wingdings" w:hAnsi="Wingdings" w:hint="default"/>
+        <w:sz w:val="20"/>
+      </w:rPr>
+    </w:lvl>
+    <w:lvl w:ilvl="8" w:tentative="1">
+      <w:start w:val="1"/>
+      <w:numFmt w:val="bullet"/>
+      <w:lvlText w:val=""/>
+      <w:lvlJc w:val="left"/>
+      <w:pPr>
+        <w:tabs>
+          <w:tab w:val="num" w:pos="6480"/>
+        </w:tabs>
+        <w:ind w:left="6480" w:hanging="360"/>
+      </w:pPr>
+      <w:rPr>
+        <w:rFonts w:ascii="Wingdings" w:hAnsi="Wingdings" w:hint="default"/>
+        <w:sz w:val="20"/>
+      </w:rPr>
+    </w:lvl>
+  </w:abstractNum>
+  <w:abstractNum w:abstractNumId="28" w15:restartNumberingAfterBreak="0">
     <w:nsid w:val="7778172C"/>
     <w:multiLevelType w:val="hybridMultilevel"/>
     <w:tmpl w:val="4962B5B6"/>
@@ -3026,7 +9326,96 @@
       </w:pPr>
     </w:lvl>
   </w:abstractNum>
-  <w:abstractNum w:abstractNumId="15" w15:restartNumberingAfterBreak="0">
+  <w:abstractNum w:abstractNumId="29" w15:restartNumberingAfterBreak="0">
+    <w:nsid w:val="77E674E6"/>
+    <w:multiLevelType w:val="hybridMultilevel"/>
+    <w:tmpl w:val="80EA3264"/>
+    <w:lvl w:ilvl="0" w:tplc="42704774">
+      <w:start w:val="1"/>
+      <w:numFmt w:val="decimal"/>
+      <w:lvlText w:val="%1-"/>
+      <w:lvlJc w:val="left"/>
+      <w:pPr>
+        <w:ind w:left="720" w:hanging="360"/>
+      </w:pPr>
+      <w:rPr>
+        <w:rFonts w:hint="default"/>
+      </w:rPr>
+    </w:lvl>
+    <w:lvl w:ilvl="1" w:tplc="140A0019" w:tentative="1">
+      <w:start w:val="1"/>
+      <w:numFmt w:val="lowerLetter"/>
+      <w:lvlText w:val="%2."/>
+      <w:lvlJc w:val="left"/>
+      <w:pPr>
+        <w:ind w:left="1440" w:hanging="360"/>
+      </w:pPr>
+    </w:lvl>
+    <w:lvl w:ilvl="2" w:tplc="140A001B" w:tentative="1">
+      <w:start w:val="1"/>
+      <w:numFmt w:val="lowerRoman"/>
+      <w:lvlText w:val="%3."/>
+      <w:lvlJc w:val="right"/>
+      <w:pPr>
+        <w:ind w:left="2160" w:hanging="180"/>
+      </w:pPr>
+    </w:lvl>
+    <w:lvl w:ilvl="3" w:tplc="140A000F" w:tentative="1">
+      <w:start w:val="1"/>
+      <w:numFmt w:val="decimal"/>
+      <w:lvlText w:val="%4."/>
+      <w:lvlJc w:val="left"/>
+      <w:pPr>
+        <w:ind w:left="2880" w:hanging="360"/>
+      </w:pPr>
+    </w:lvl>
+    <w:lvl w:ilvl="4" w:tplc="140A0019" w:tentative="1">
+      <w:start w:val="1"/>
+      <w:numFmt w:val="lowerLetter"/>
+      <w:lvlText w:val="%5."/>
+      <w:lvlJc w:val="left"/>
+      <w:pPr>
+        <w:ind w:left="3600" w:hanging="360"/>
+      </w:pPr>
+    </w:lvl>
+    <w:lvl w:ilvl="5" w:tplc="140A001B" w:tentative="1">
+      <w:start w:val="1"/>
+      <w:numFmt w:val="lowerRoman"/>
+      <w:lvlText w:val="%6."/>
+      <w:lvlJc w:val="right"/>
+      <w:pPr>
+        <w:ind w:left="4320" w:hanging="180"/>
+      </w:pPr>
+    </w:lvl>
+    <w:lvl w:ilvl="6" w:tplc="140A000F" w:tentative="1">
+      <w:start w:val="1"/>
+      <w:numFmt w:val="decimal"/>
+      <w:lvlText w:val="%7."/>
+      <w:lvlJc w:val="left"/>
+      <w:pPr>
+        <w:ind w:left="5040" w:hanging="360"/>
+      </w:pPr>
+    </w:lvl>
+    <w:lvl w:ilvl="7" w:tplc="140A0019" w:tentative="1">
+      <w:start w:val="1"/>
+      <w:numFmt w:val="lowerLetter"/>
+      <w:lvlText w:val="%8."/>
+      <w:lvlJc w:val="left"/>
+      <w:pPr>
+        <w:ind w:left="5760" w:hanging="360"/>
+      </w:pPr>
+    </w:lvl>
+    <w:lvl w:ilvl="8" w:tplc="140A001B" w:tentative="1">
+      <w:start w:val="1"/>
+      <w:numFmt w:val="lowerRoman"/>
+      <w:lvlText w:val="%9."/>
+      <w:lvlJc w:val="right"/>
+      <w:pPr>
+        <w:ind w:left="6480" w:hanging="180"/>
+      </w:pPr>
+    </w:lvl>
+  </w:abstractNum>
+  <w:abstractNum w:abstractNumId="30" w15:restartNumberingAfterBreak="0">
     <w:nsid w:val="78E368FB"/>
     <w:multiLevelType w:val="hybridMultilevel"/>
     <w:tmpl w:val="59C8DFD0"/>
@@ -3140,52 +9529,97 @@
     </w:lvl>
   </w:abstractNum>
   <w:num w:numId="1">
+    <w:abstractNumId w:val="18"/>
+  </w:num>
+  <w:num w:numId="2">
+    <w:abstractNumId w:val="30"/>
+  </w:num>
+  <w:num w:numId="3">
+    <w:abstractNumId w:val="26"/>
+  </w:num>
+  <w:num w:numId="4">
     <w:abstractNumId w:val="8"/>
   </w:num>
-  <w:num w:numId="2">
-    <w:abstractNumId w:val="15"/>
-  </w:num>
-  <w:num w:numId="3">
-    <w:abstractNumId w:val="13"/>
-  </w:num>
-  <w:num w:numId="4">
-    <w:abstractNumId w:val="3"/>
-  </w:num>
   <w:num w:numId="5">
-    <w:abstractNumId w:val="2"/>
+    <w:abstractNumId w:val="6"/>
   </w:num>
   <w:num w:numId="6">
-    <w:abstractNumId w:val="5"/>
+    <w:abstractNumId w:val="10"/>
   </w:num>
   <w:num w:numId="7">
-    <w:abstractNumId w:val="11"/>
+    <w:abstractNumId w:val="23"/>
   </w:num>
   <w:num w:numId="8">
-    <w:abstractNumId w:val="9"/>
+    <w:abstractNumId w:val="19"/>
   </w:num>
   <w:num w:numId="9">
     <w:abstractNumId w:val="0"/>
   </w:num>
   <w:num w:numId="10">
+    <w:abstractNumId w:val="16"/>
+  </w:num>
+  <w:num w:numId="11">
+    <w:abstractNumId w:val="13"/>
+  </w:num>
+  <w:num w:numId="12">
+    <w:abstractNumId w:val="9"/>
+  </w:num>
+  <w:num w:numId="13">
+    <w:abstractNumId w:val="3"/>
+  </w:num>
+  <w:num w:numId="14">
+    <w:abstractNumId w:val="21"/>
+  </w:num>
+  <w:num w:numId="15">
+    <w:abstractNumId w:val="24"/>
+  </w:num>
+  <w:num w:numId="16">
+    <w:abstractNumId w:val="28"/>
+  </w:num>
+  <w:num w:numId="17">
+    <w:abstractNumId w:val="2"/>
+  </w:num>
+  <w:num w:numId="18">
+    <w:abstractNumId w:val="1"/>
+  </w:num>
+  <w:num w:numId="19">
+    <w:abstractNumId w:val="5"/>
+  </w:num>
+  <w:num w:numId="20">
+    <w:abstractNumId w:val="4"/>
+  </w:num>
+  <w:num w:numId="21">
+    <w:abstractNumId w:val="12"/>
+  </w:num>
+  <w:num w:numId="22">
     <w:abstractNumId w:val="7"/>
   </w:num>
-  <w:num w:numId="11">
-    <w:abstractNumId w:val="6"/>
+  <w:num w:numId="23">
+    <w:abstractNumId w:val="11"/>
   </w:num>
-  <w:num w:numId="12">
-    <w:abstractNumId w:val="4"/>
+  <w:num w:numId="24">
+    <w:abstractNumId w:val="29"/>
   </w:num>
-  <w:num w:numId="13">
-    <w:abstractNumId w:val="1"/>
+  <w:num w:numId="25">
+    <w:abstractNumId w:val="20"/>
   </w:num>
-  <w:num w:numId="14">
-    <w:abstractNumId w:val="10"/>
+  <w:num w:numId="26">
+    <w:abstractNumId w:val="22"/>
   </w:num>
-  <w:num w:numId="15">
-    <w:abstractNumId w:val="12"/>
+  <w:num w:numId="27">
+    <w:abstractNumId w:val="27"/>
   </w:num>
-  <w:num w:numId="16">
+  <w:num w:numId="28">
+    <w:abstractNumId w:val="15"/>
+  </w:num>
+  <w:num w:numId="29">
     <w:abstractNumId w:val="14"/>
+  </w:num>
+  <w:num w:numId="30">
+    <w:abstractNumId w:val="17"/>
+  </w:num>
+  <w:num w:numId="31">
+    <w:abstractNumId w:val="25"/>
   </w:num>
 </w:numbering>
 </file>
@@ -3583,6 +10017,7 @@
   <w:style w:type="paragraph" w:default="1" w:styleId="Normal">
     <w:name w:val="Normal"/>
     <w:qFormat/>
+    <w:rsid w:val="00CA4B4D"/>
   </w:style>
   <w:style w:type="character" w:default="1" w:styleId="Fuentedeprrafopredeter">
     <w:name w:val="Default Paragraph Font"/>
@@ -3646,6 +10081,30 @@
       <w:ind w:left="720"/>
       <w:contextualSpacing/>
     </w:pPr>
+  </w:style>
+  <w:style w:type="character" w:styleId="CdigoHTML">
+    <w:name w:val="HTML Code"/>
+    <w:basedOn w:val="Fuentedeprrafopredeter"/>
+    <w:uiPriority w:val="99"/>
+    <w:semiHidden/>
+    <w:unhideWhenUsed/>
+    <w:rsid w:val="005C26BC"/>
+    <w:rPr>
+      <w:rFonts w:ascii="Courier New" w:eastAsia="Times New Roman" w:hAnsi="Courier New" w:cs="Courier New"/>
+      <w:sz w:val="20"/>
+      <w:szCs w:val="20"/>
+    </w:rPr>
+  </w:style>
+  <w:style w:type="character" w:styleId="Hipervnculo">
+    <w:name w:val="Hyperlink"/>
+    <w:basedOn w:val="Fuentedeprrafopredeter"/>
+    <w:uiPriority w:val="99"/>
+    <w:unhideWhenUsed/>
+    <w:rsid w:val="00D2563C"/>
+    <w:rPr>
+      <w:color w:val="0000FF"/>
+      <w:u w:val="single"/>
+    </w:rPr>
   </w:style>
 </w:styles>
 </file>
